--- a/downloads/workbook/ai-4-week-31.docx
+++ b/downloads/workbook/ai-4-week-31.docx
@@ -1328,6 +1328,178 @@
         <w:t>Project connection: For your Responsible Plant Classifier, save the input, procedure, observed result and limitation of this check. Label this worked example as practice; use a different, previously unreviewed case when checking independent understanding.</w:t>
       </w:r>
     </w:p>
+    <w:p>
+      <w:pPr>
+        <w:pStyle w:val="Heading1"/>
+      </w:pPr>
+      <w:r>
+        <w:t>19. Project portfolio milestone</w:t>
+      </w:r>
+    </w:p>
+    <w:p>
+      <w:r>
+        <w:t>Project: Responsible Plant Classifier</w:t>
+      </w:r>
+    </w:p>
+    <w:p>
+      <w:r>
+        <w:t>Current milestone: Present and defend. Demonstrate the system, explain one failure and justify the next improvement with evidence.</w:t>
+      </w:r>
+    </w:p>
+    <w:p>
+      <w:r>
+        <w:t>For your Responsible Plant Classifier, save the input, procedure, observed result and limitation of this check. Label this worked example as practice; use a different, previously unreviewed case when checking independent understanding.</w:t>
+      </w:r>
+    </w:p>
+    <w:tbl>
+      <w:tblPr>
+        <w:tblStyle w:val="LightShading-Accent1"/>
+        <w:tblW w:type="auto" w:w="0"/>
+        <w:tblLook w:firstColumn="1" w:firstRow="1" w:lastColumn="0" w:lastRow="0" w:noHBand="0" w:noVBand="1" w:val="04A0"/>
+      </w:tblPr>
+      <w:tblGrid>
+        <w:gridCol w:w="5112"/>
+        <w:gridCol w:w="5112"/>
+      </w:tblGrid>
+      <w:tr>
+        <w:trPr>
+          <w:tblHeader/>
+        </w:trPr>
+        <w:tc>
+          <w:tcPr>
+            <w:tcW w:type="dxa" w:w="5112"/>
+          </w:tcPr>
+          <w:p>
+            <w:r>
+              <w:t>Evidence to keep</w:t>
+            </w:r>
+          </w:p>
+        </w:tc>
+        <w:tc>
+          <w:tcPr>
+            <w:tcW w:type="dxa" w:w="5112"/>
+          </w:tcPr>
+          <w:p>
+            <w:r>
+              <w:t>My record</w:t>
+            </w:r>
+          </w:p>
+        </w:tc>
+      </w:tr>
+      <w:tr>
+        <w:tc>
+          <w:tcPr>
+            <w:tcW w:type="dxa" w:w="5112"/>
+          </w:tcPr>
+          <w:p>
+            <w:r>
+              <w:t>This week’s input and deciding step</w:t>
+            </w:r>
+          </w:p>
+        </w:tc>
+        <w:tc>
+          <w:tcPr>
+            <w:tcW w:type="dxa" w:w="5112"/>
+          </w:tcPr>
+          <w:p>
+            <w:r/>
+          </w:p>
+        </w:tc>
+      </w:tr>
+      <w:tr>
+        <w:tc>
+          <w:tcPr>
+            <w:tcW w:type="dxa" w:w="5112"/>
+          </w:tcPr>
+          <w:p>
+            <w:r>
+              <w:t>Prediction and actual result (or labelled paper trace)</w:t>
+            </w:r>
+          </w:p>
+        </w:tc>
+        <w:tc>
+          <w:tcPr>
+            <w:tcW w:type="dxa" w:w="5112"/>
+          </w:tcPr>
+          <w:p>
+            <w:r/>
+          </w:p>
+        </w:tc>
+      </w:tr>
+      <w:tr>
+        <w:tc>
+          <w:tcPr>
+            <w:tcW w:type="dxa" w:w="5112"/>
+          </w:tcPr>
+          <w:p>
+            <w:r>
+              <w:t>One change since the previous checkpoint and why</w:t>
+            </w:r>
+          </w:p>
+        </w:tc>
+        <w:tc>
+          <w:tcPr>
+            <w:tcW w:type="dxa" w:w="5112"/>
+          </w:tcPr>
+          <w:p>
+            <w:r/>
+          </w:p>
+        </w:tc>
+      </w:tr>
+      <w:tr>
+        <w:tc>
+          <w:tcPr>
+            <w:tcW w:type="dxa" w:w="5112"/>
+          </w:tcPr>
+          <w:p>
+            <w:r>
+              <w:t>One error or limit and the next test</w:t>
+            </w:r>
+          </w:p>
+        </w:tc>
+        <w:tc>
+          <w:tcPr>
+            <w:tcW w:type="dxa" w:w="5112"/>
+          </w:tcPr>
+          <w:p>
+            <w:r/>
+          </w:p>
+        </w:tc>
+      </w:tr>
+    </w:tbl>
+    <w:p>
+      <w:pPr>
+        <w:pStyle w:val="Heading3"/>
+      </w:pPr>
+      <w:r>
+        <w:t>Explain what this week adds to your project. Reuse last week’s record rather than starting again.</w:t>
+      </w:r>
+    </w:p>
+    <w:p>
+      <w:r>
+        <w:t>________________________________________________________________</w:t>
+      </w:r>
+    </w:p>
+    <w:p>
+      <w:r>
+        <w:t>________________________________________________________________</w:t>
+      </w:r>
+    </w:p>
+    <w:p>
+      <w:r>
+        <w:t>________________________________________________________________</w:t>
+      </w:r>
+    </w:p>
+    <w:p>
+      <w:r>
+        <w:t>________________________________________________________________</w:t>
+      </w:r>
+    </w:p>
+    <w:p>
+      <w:r>
+        <w:t>________________________________________________________________</w:t>
+      </w:r>
+    </w:p>
     <w:sectPr>
       <w:pgSz w:w="12240" w:h="15840"/>
       <w:pgMar w:top="936" w:right="1008" w:bottom="936" w:left="1008" w:header="720" w:footer="720" w:gutter="0"/>

--- a/downloads/workbook/ai-4-week-31.docx
+++ b/downloads/workbook/ai-4-week-31.docx
@@ -1500,6 +1500,235 @@
         <w:t>________________________________________________________________</w:t>
       </w:r>
     </w:p>
+    <w:p>
+      <w:pPr>
+        <w:pStyle w:val="Heading1"/>
+      </w:pPr>
+      <w:r>
+        <w:t>20. Supported practice and learning evidence</w:t>
+      </w:r>
+    </w:p>
+    <w:p>
+      <w:r>
+        <w:t>Use this supported practice once, in the browser or on paper. Keep the reserved independent assessment for a separate first attempt before teacher feedback.</w:t>
+      </w:r>
+    </w:p>
+    <w:p>
+      <w:r>
+        <w:t>Calculate subgroup and pooled error rates without letting the larger group hide a gap.</w:t>
+      </w:r>
+    </w:p>
+    <w:p>
+      <w:pPr>
+        <w:pStyle w:val="Heading3"/>
+      </w:pPr>
+      <w:r>
+        <w:t>Practice 1: explain the deciding evidence</w:t>
+      </w:r>
+    </w:p>
+    <w:p>
+      <w:r>
+        <w:t>Which labelled step matches this detail? Total error=5/25=20%, which hides the 50-percentage-point subgroup difference.</w:t>
+      </w:r>
+    </w:p>
+    <w:p>
+      <w:r>
+        <w:t>1. Pooled rate</w:t>
+      </w:r>
+    </w:p>
+    <w:p>
+      <w:r>
+        <w:t>2. Sun rate</w:t>
+      </w:r>
+    </w:p>
+    <w:p>
+      <w:r>
+        <w:t>3. Shade rate</w:t>
+      </w:r>
+    </w:p>
+    <w:p>
+      <w:pPr>
+        <w:pStyle w:val="Heading3"/>
+      </w:pPr>
+      <w:r>
+        <w:t>My selected conclusion, deciding fact and explanation</w:t>
+      </w:r>
+    </w:p>
+    <w:p>
+      <w:r>
+        <w:t>________________________________________________________________</w:t>
+      </w:r>
+    </w:p>
+    <w:p>
+      <w:r>
+        <w:t>________________________________________________________________</w:t>
+      </w:r>
+    </w:p>
+    <w:p>
+      <w:r>
+        <w:t>________________________________________________________________</w:t>
+      </w:r>
+    </w:p>
+    <w:p>
+      <w:r>
+        <w:t>________________________________________________________________</w:t>
+      </w:r>
+    </w:p>
+    <w:p>
+      <w:r>
+        <w:t>________________________________________________________________</w:t>
+      </w:r>
+    </w:p>
+    <w:p>
+      <w:r>
+        <w:t>Hint if needed: Read the steps in the pictorial case. Match the supplied detail to the stage that performs or records it.</w:t>
+      </w:r>
+    </w:p>
+    <w:p>
+      <w:r>
+        <w:t>After your attempt, compare with the supported explanation: Pooled rate Total error=5/25=20%, which hides the 50-percentage-point subgroup difference. Read the picture in order. Total error=5/25=20%, which hides the 50-percentage-point subgroup difference. The arrows show which recorded input or intermediate result each decision uses. Explain the deciding step aloud before checking the changed case; pointing to the final answer alone does not show how it follows.</w:t>
+      </w:r>
+    </w:p>
+    <w:p>
+      <w:pPr>
+        <w:pStyle w:val="Heading3"/>
+      </w:pPr>
+      <w:r>
+        <w:t>Practice 2: explain the deciding evidence</w:t>
+      </w:r>
+    </w:p>
+    <w:p>
+      <w:r>
+        <w:t>Changed-case practice: Shade gains5 new cases with no errors. Which conclusion is supported by the supplied facts?</w:t>
+      </w:r>
+    </w:p>
+    <w:p>
+      <w:r>
+        <w:t>1. We can decide the result without examining the changed input or the procedure.</w:t>
+      </w:r>
+    </w:p>
+    <w:p>
+      <w:r>
+        <w:t>2. Shade error becomes3/10=30%; pooled error becomes5/30≈16.7%.</w:t>
+      </w:r>
+    </w:p>
+    <w:p>
+      <w:r>
+        <w:t>3. This one example guarantees correct results for every future input.</w:t>
+      </w:r>
+    </w:p>
+    <w:p>
+      <w:pPr>
+        <w:pStyle w:val="Heading3"/>
+      </w:pPr>
+      <w:r>
+        <w:t>My selected conclusion, deciding fact and explanation</w:t>
+      </w:r>
+    </w:p>
+    <w:p>
+      <w:r>
+        <w:t>________________________________________________________________</w:t>
+      </w:r>
+    </w:p>
+    <w:p>
+      <w:r>
+        <w:t>________________________________________________________________</w:t>
+      </w:r>
+    </w:p>
+    <w:p>
+      <w:r>
+        <w:t>________________________________________________________________</w:t>
+      </w:r>
+    </w:p>
+    <w:p>
+      <w:r>
+        <w:t>________________________________________________________________</w:t>
+      </w:r>
+    </w:p>
+    <w:p>
+      <w:r>
+        <w:t>________________________________________________________________</w:t>
+      </w:r>
+    </w:p>
+    <w:p>
+      <w:r>
+        <w:t>Hint if needed: Use the changed condition and the deciding step in the pictorial trace. The answer must say what follows from those facts.</w:t>
+      </w:r>
+    </w:p>
+    <w:p>
+      <w:r>
+        <w:t>After your attempt, compare with the supported explanation: Shade error becomes3/10=30%; pooled error becomes5/30≈16.7%. Extra evaluated cases change denominators; existing errors have not disappeared.</w:t>
+      </w:r>
+    </w:p>
+    <w:p>
+      <w:pPr>
+        <w:pStyle w:val="Heading3"/>
+      </w:pPr>
+      <w:r>
+        <w:t>Repair a missing building block</w:t>
+      </w:r>
+    </w:p>
+    <w:p>
+      <w:r>
+        <w:t>Review Improve Generalization (ai-4/30). Goal: Compare training and validation evidence for model capacity. Short practice: What fresh evidence is needed after adding crossed training data? Point to the relevant step in the picture, then write the changed result and the rule or evidence that supports it.. Return to this week and explain what you changed.</w:t>
+      </w:r>
+    </w:p>
+    <w:p>
+      <w:r>
+        <w:t>Review Learning Curves (ai-4/28). Goal: Read training-size learning curves. Short practice: What comparison is valid if the validation set changes between sizes? Point to the relevant step in the picture, then write the changed result and the rule or evidence that supports it.. Return to this week and explain what you changed.</w:t>
+      </w:r>
+    </w:p>
+    <w:p>
+      <w:r>
+        <w:t>Review Metrics Match Consequences (ai-4/25). Goal: Apply a declared score threshold including equality. Short practice: Which labels determine the false-alarm count at threshold 0.4? Point to the relevant step in the picture, then write the changed result and the rule or evidence that supports it.. Return to this week and explain what you changed.</w:t>
+      </w:r>
+    </w:p>
+    <w:p>
+      <w:pPr>
+        <w:pStyle w:val="Heading3"/>
+      </w:pPr>
+      <w:r>
+        <w:t>Keep your completed work</w:t>
+      </w:r>
+    </w:p>
+    <w:p>
+      <w:r>
+        <w:t>Use Download completed work in the hosted lesson to export your answers, reflections, practice feedback and code-run evidence. Open the HTML copy to read or print it. Drafts stay in this browser when storage is available; clear drafts on a shared device.</w:t>
+      </w:r>
+    </w:p>
+    <w:p>
+      <w:pPr>
+        <w:pStyle w:val="Heading3"/>
+      </w:pPr>
+      <w:r>
+        <w:t>What I repaired, the evidence I kept and the next test</w:t>
+      </w:r>
+    </w:p>
+    <w:p>
+      <w:r>
+        <w:t>________________________________________________________________</w:t>
+      </w:r>
+    </w:p>
+    <w:p>
+      <w:r>
+        <w:t>________________________________________________________________</w:t>
+      </w:r>
+    </w:p>
+    <w:p>
+      <w:r>
+        <w:t>________________________________________________________________</w:t>
+      </w:r>
+    </w:p>
+    <w:p>
+      <w:r>
+        <w:t>________________________________________________________________</w:t>
+      </w:r>
+    </w:p>
+    <w:p>
+      <w:r>
+        <w:t>________________________________________________________________</w:t>
+      </w:r>
+    </w:p>
     <w:sectPr>
       <w:pgSz w:w="12240" w:h="15840"/>
       <w:pgMar w:top="936" w:right="1008" w:bottom="936" w:left="1008" w:header="720" w:footer="720" w:gutter="0"/>

--- a/downloads/workbook/ai-4-week-31.docx
+++ b/downloads/workbook/ai-4-week-31.docx
@@ -30,6 +30,17 @@
     </w:p>
     <w:p>
       <w:r>
+        <w:t>Record your starting explanation for Subgroup Performance before opening notes. Show any later correction separately.</w:t>
+      </w:r>
+    </w:p>
+    <w:p>
+      <w:pPr>
+        <w:spacing w:line="336" w:lineRule="auto" w:after="180"/>
+      </w:pPr>
+      <w:r>
+        <w:rPr>
+          <w:b w:val="0"/>
+        </w:rPr>
         <w:t>Try the recall before opening notes. Then use a different colour or a labelled second line to correct your explanation.</w:t>
       </w:r>
     </w:p>
@@ -42,7 +53,13 @@
       </w:r>
     </w:p>
     <w:p>
-      <w:r>
+      <w:pPr>
+        <w:spacing w:line="336" w:lineRule="auto" w:after="180"/>
+      </w:pPr>
+      <w:r>
+        <w:rPr>
+          <w:b w:val="0"/>
+        </w:rPr>
         <w:t>Without opening the old lesson, explain one key idea from Improve Generalization. Give an example and a mistake that the idea helps you avoid.</w:t>
       </w:r>
     </w:p>
@@ -78,7 +95,13 @@
       </w:r>
     </w:p>
     <w:p>
-      <w:r>
+      <w:pPr>
+        <w:spacing w:line="336" w:lineRule="auto" w:after="180"/>
+      </w:pPr>
+      <w:r>
+        <w:rPr>
+          <w:b w:val="0"/>
+        </w:rPr>
         <w:t>Without opening the old lesson, explain one key idea from Learning Curves. Give an example and a mistake that the idea helps you avoid.</w:t>
       </w:r>
     </w:p>
@@ -114,7 +137,13 @@
       </w:r>
     </w:p>
     <w:p>
-      <w:r>
+      <w:pPr>
+        <w:spacing w:line="336" w:lineRule="auto" w:after="180"/>
+      </w:pPr>
+      <w:r>
+        <w:rPr>
+          <w:b w:val="0"/>
+        </w:rPr>
         <w:t>Without opening the old lesson, explain one key idea from Metrics Match Consequences. Give an example and a mistake that the idea helps you avoid.</w:t>
       </w:r>
     </w:p>
@@ -151,7 +180,30 @@
     </w:p>
     <w:p>
       <w:r>
-        <w:t>Use W2: Check sensitivity for Subgroup evaluation. Record the answer once; the lesson and workbook refer to the same attempt.</w:t>
+        <w:t>Complete the supported Subgroup Performance trace and record the first step you can explain without help.</w:t>
+      </w:r>
+    </w:p>
+    <w:p>
+      <w:pPr>
+        <w:spacing w:line="336" w:lineRule="auto" w:after="180"/>
+      </w:pPr>
+      <w:r>
+        <w:rPr>
+          <w:b w:val="0"/>
+        </w:rPr>
+        <w:t xml:space="preserve">Use W2: Check sensitivity for </w:t>
+      </w:r>
+      <w:r>
+        <w:rPr>
+          <w:b/>
+        </w:rPr>
+        <w:t>Subgroup</w:t>
+      </w:r>
+      <w:r>
+        <w:rPr>
+          <w:b w:val="0"/>
+        </w:rPr>
+        <w:t xml:space="preserve"> evaluation. Record the answer once; the lesson and workbook refer to the same attempt.</w:t>
       </w:r>
     </w:p>
     <w:tbl>
@@ -279,7 +331,30 @@
     </w:p>
     <w:p>
       <w:r>
-        <w:t>Use the worked case for Subgroup evaluation. Proposed explanation: “A final answer is enough”. Decide whether this explanation is supported. Point to the step or supplied fact that decides; explain your repair if needed.</w:t>
+        <w:t>Check the proposed Subgroup Performance explanation against the supplied facts before discussing it.</w:t>
+      </w:r>
+    </w:p>
+    <w:p>
+      <w:pPr>
+        <w:spacing w:line="336" w:lineRule="auto" w:after="180"/>
+      </w:pPr>
+      <w:r>
+        <w:rPr>
+          <w:b w:val="0"/>
+        </w:rPr>
+        <w:t xml:space="preserve">Use the worked case for </w:t>
+      </w:r>
+      <w:r>
+        <w:rPr>
+          <w:b/>
+        </w:rPr>
+        <w:t>Subgroup</w:t>
+      </w:r>
+      <w:r>
+        <w:rPr>
+          <w:b w:val="0"/>
+        </w:rPr>
+        <w:t xml:space="preserve"> evaluation. Proposed explanation: “A final answer is enough”. Decide whether this explanation is supported. Point to the step or supplied fact that decides; explain your repair if needed.</w:t>
       </w:r>
     </w:p>
     <w:p>
@@ -319,6 +394,11 @@
       </w:r>
     </w:p>
     <w:p>
+      <w:r>
+        <w:t>Write one first attempt at the reserved independent case before feedback. Repeated copies of that case refer to the same recorded attempt.</w:t>
+      </w:r>
+    </w:p>
+    <w:p>
       <w:pPr>
         <w:pStyle w:val="Heading3"/>
       </w:pPr>
@@ -327,7 +407,13 @@
       </w:r>
     </w:p>
     <w:p>
-      <w:r>
+      <w:pPr>
+        <w:spacing w:line="336" w:lineRule="auto" w:after="180"/>
+      </w:pPr>
+      <w:r>
+        <w:rPr>
+          <w:b w:val="0"/>
+        </w:rPr>
         <w:t>Groups X 1 error/10 and Y 2/4: calculate separate and pooled rates, then state one limit.</w:t>
       </w:r>
     </w:p>
@@ -375,7 +461,13 @@
       </w:r>
     </w:p>
     <w:p>
-      <w:r>
+      <w:pPr>
+        <w:spacing w:line="336" w:lineRule="auto" w:after="180"/>
+      </w:pPr>
+      <w:r>
+        <w:rPr>
+          <w:b w:val="0"/>
+        </w:rPr>
         <w:t>Attempt this case before feedback. Record any help. Earlier examples below are further practice; a case already practised with feedback cannot establish fresh transfer.</w:t>
       </w:r>
     </w:p>
@@ -389,7 +481,31 @@
     </w:p>
     <w:p>
       <w:r>
-        <w:t>Device A gets 18/20 correct; B gets 6/10. Compute overall accuracy and the subgroup gap. What causal claim is not supported?</w:t>
+        <w:t>Connect the Subgroup Performance target to a trace and a justified conclusion.</w:t>
+      </w:r>
+    </w:p>
+    <w:p>
+      <w:pPr>
+        <w:spacing w:line="336" w:lineRule="auto" w:after="180"/>
+        <w:shd w:fill="F5F1FB"/>
+      </w:pPr>
+      <w:r>
+        <w:rPr>
+          <w:b w:val="0"/>
+        </w:rPr>
+        <w:t xml:space="preserve">Device A gets 18/20 correct; B gets 6/10. Compute overall accuracy and the </w:t>
+      </w:r>
+      <w:r>
+        <w:rPr>
+          <w:b/>
+        </w:rPr>
+        <w:t>subgroup</w:t>
+      </w:r>
+      <w:r>
+        <w:rPr>
+          <w:b w:val="0"/>
+        </w:rPr>
+        <w:t xml:space="preserve"> gap. What causal claim is not supported?</w:t>
       </w:r>
     </w:p>
     <w:p>
@@ -402,17 +518,70 @@
     </w:p>
     <w:p>
       <w:r>
+        <w:t>Solve the supplied Subgroup Performance case and show the deciding evidence.</w:t>
+      </w:r>
+    </w:p>
+    <w:p>
+      <w:pPr>
+        <w:spacing w:line="336" w:lineRule="auto" w:after="180"/>
+      </w:pPr>
+      <w:r>
+        <w:rPr>
+          <w:b w:val="0"/>
+        </w:rPr>
         <w:t>A has18/20 correct; B has6/10.</w:t>
       </w:r>
     </w:p>
     <w:p>
-      <w:r>
-        <w:t>Compute subgroup results and evidence limits.</w:t>
-      </w:r>
-    </w:p>
-    <w:p>
-      <w:r>
-        <w:t>Show your trace, calculation or evidence</w:t>
+      <w:pPr>
+        <w:spacing w:line="336" w:lineRule="auto" w:after="180"/>
+      </w:pPr>
+      <w:r>
+        <w:rPr>
+          <w:b w:val="0"/>
+        </w:rPr>
+        <w:t xml:space="preserve">Compute </w:t>
+      </w:r>
+      <w:r>
+        <w:rPr>
+          <w:b/>
+        </w:rPr>
+        <w:t>subgroup</w:t>
+      </w:r>
+      <w:r>
+        <w:rPr>
+          <w:b w:val="0"/>
+        </w:rPr>
+        <w:t xml:space="preserve"> results and </w:t>
+      </w:r>
+      <w:r>
+        <w:rPr>
+          <w:b/>
+        </w:rPr>
+        <w:t>evidence</w:t>
+      </w:r>
+      <w:r>
+        <w:rPr>
+          <w:b w:val="0"/>
+        </w:rPr>
+        <w:t xml:space="preserve"> limits.</w:t>
+      </w:r>
+    </w:p>
+    <w:p>
+      <w:pPr>
+        <w:spacing w:line="336" w:lineRule="auto" w:after="180"/>
+      </w:pPr>
+      <w:r>
+        <w:rPr>
+          <w:b w:val="0"/>
+        </w:rPr>
+        <w:t xml:space="preserve">Show your trace, calculation or </w:t>
+      </w:r>
+      <w:r>
+        <w:rPr>
+          <w:b/>
+        </w:rPr>
+        <w:t>evidence</w:t>
       </w:r>
     </w:p>
     <w:p>
@@ -458,11 +627,28 @@
     </w:p>
     <w:p>
       <w:r>
+        <w:t>Apply the procedure to the changed case and record why the conclusion follows.</w:t>
+      </w:r>
+    </w:p>
+    <w:p>
+      <w:pPr>
+        <w:spacing w:line="336" w:lineRule="auto" w:after="180"/>
+      </w:pPr>
+      <w:r>
+        <w:rPr>
+          <w:b w:val="0"/>
+        </w:rPr>
         <w:t>Accuracy is 18/20 in bright light and 6/10 in dim light. Compute both rates and the percentage-point gap.</w:t>
       </w:r>
     </w:p>
     <w:p>
-      <w:r>
+      <w:pPr>
+        <w:spacing w:line="336" w:lineRule="auto" w:after="180"/>
+      </w:pPr>
+      <w:r>
+        <w:rPr>
+          <w:b w:val="0"/>
+        </w:rPr>
         <w:t>My independent answer and reason</w:t>
       </w:r>
     </w:p>
@@ -517,7 +703,30 @@
     </w:p>
     <w:p>
       <w:r>
-        <w:t>Create a changed input, boundary case or missing-information case. Write the expected answer or safe response before testing.</w:t>
+        <w:t>Specify a changed input, expected result and observation separately.</w:t>
+      </w:r>
+    </w:p>
+    <w:p>
+      <w:pPr>
+        <w:spacing w:line="336" w:lineRule="auto" w:after="180"/>
+      </w:pPr>
+      <w:r>
+        <w:rPr>
+          <w:b w:val="0"/>
+        </w:rPr>
+        <w:t xml:space="preserve">Create a changed </w:t>
+      </w:r>
+      <w:r>
+        <w:rPr>
+          <w:b/>
+        </w:rPr>
+        <w:t>input</w:t>
+      </w:r>
+      <w:r>
+        <w:rPr>
+          <w:b w:val="0"/>
+        </w:rPr>
+        <w:t>, boundary case or missing-information case. Write the expected answer or safe response before testing.</w:t>
       </w:r>
     </w:p>
     <w:tbl>
@@ -646,12 +855,53 @@
     </w:p>
     <w:p>
       <w:r>
-        <w:t>Add subgroup tables and a minimum acceptable threshold to the Plant Classifier release criteria.</w:t>
-      </w:r>
-    </w:p>
-    <w:p>
-      <w:r>
-        <w:t>The project change and evidence I will keep</w:t>
+        <w:t>Justify what Subgroup Performance adds to Responsible Plant Classifier and keep the evidence.</w:t>
+      </w:r>
+    </w:p>
+    <w:p>
+      <w:pPr>
+        <w:spacing w:line="336" w:lineRule="auto" w:after="180"/>
+      </w:pPr>
+      <w:r>
+        <w:rPr>
+          <w:b w:val="0"/>
+        </w:rPr>
+        <w:t xml:space="preserve">Add </w:t>
+      </w:r>
+      <w:r>
+        <w:rPr>
+          <w:b/>
+        </w:rPr>
+        <w:t>subgroup</w:t>
+      </w:r>
+      <w:r>
+        <w:rPr>
+          <w:b w:val="0"/>
+        </w:rPr>
+        <w:t xml:space="preserve"> tables and a minimum acceptable threshold to the Plant Classifier release criteria.</w:t>
+      </w:r>
+    </w:p>
+    <w:p>
+      <w:pPr>
+        <w:spacing w:line="336" w:lineRule="auto" w:after="180"/>
+      </w:pPr>
+      <w:r>
+        <w:rPr>
+          <w:b w:val="0"/>
+        </w:rPr>
+        <w:t xml:space="preserve">The project change and </w:t>
+      </w:r>
+      <w:r>
+        <w:rPr>
+          <w:b/>
+        </w:rPr>
+        <w:t>evidence</w:t>
+      </w:r>
+      <w:r>
+        <w:rPr>
+          <w:b w:val="0"/>
+        </w:rPr>
+        <w:t xml:space="preserve"> I will keep</w:t>
       </w:r>
     </w:p>
     <w:p>
@@ -697,11 +947,54 @@
     </w:p>
     <w:p>
       <w:r>
-        <w:t>I can explain the mechanism. I can show evidence. I can handle a changed case. I can name a limit. Mark each as not yet, with help or independently, and attach supporting work.</w:t>
-      </w:r>
-    </w:p>
-    <w:p>
-      <w:r>
+        <w:t>Judge explanation, evidence, transfer and limits separately; attach the work behind your judgement.</w:t>
+      </w:r>
+    </w:p>
+    <w:p>
+      <w:pPr>
+        <w:pStyle w:val="ListBullet"/>
+      </w:pPr>
+      <w:r>
+        <w:t>I can explain the mechanism.</w:t>
+      </w:r>
+    </w:p>
+    <w:p>
+      <w:pPr>
+        <w:pStyle w:val="ListBullet"/>
+      </w:pPr>
+      <w:r>
+        <w:t>I can show evidence.</w:t>
+      </w:r>
+    </w:p>
+    <w:p>
+      <w:pPr>
+        <w:pStyle w:val="ListBullet"/>
+      </w:pPr>
+      <w:r>
+        <w:t>I can handle a changed case.</w:t>
+      </w:r>
+    </w:p>
+    <w:p>
+      <w:pPr>
+        <w:pStyle w:val="ListBullet"/>
+      </w:pPr>
+      <w:r>
+        <w:t>I can name a limit.</w:t>
+      </w:r>
+    </w:p>
+    <w:p>
+      <w:r>
+        <w:t>Mark each as not yet, with help or independently, and attach supporting work.</w:t>
+      </w:r>
+    </w:p>
+    <w:p>
+      <w:pPr>
+        <w:spacing w:line="336" w:lineRule="auto" w:after="180"/>
+      </w:pPr>
+      <w:r>
+        <w:rPr>
+          <w:b w:val="0"/>
+        </w:rPr>
         <w:t>Teacher review ____________________  Next step ____________________</w:t>
       </w:r>
     </w:p>
@@ -715,7 +1008,31 @@
     </w:p>
     <w:p>
       <w:r>
-        <w:t>Device A gets 18/20 correct; B gets 6/10. Compute overall accuracy and the subgroup gap. What causal claim is not supported?</w:t>
+        <w:t>Use this earlier case as transfer practice. A case already discussed with feedback is not fresh assessment evidence.</w:t>
+      </w:r>
+    </w:p>
+    <w:p>
+      <w:pPr>
+        <w:spacing w:line="336" w:lineRule="auto" w:after="180"/>
+        <w:shd w:fill="F5F1FB"/>
+      </w:pPr>
+      <w:r>
+        <w:rPr>
+          <w:b w:val="0"/>
+        </w:rPr>
+        <w:t xml:space="preserve">Device A gets 18/20 correct; B gets 6/10. Compute overall accuracy and the </w:t>
+      </w:r>
+      <w:r>
+        <w:rPr>
+          <w:b/>
+        </w:rPr>
+        <w:t>subgroup</w:t>
+      </w:r>
+      <w:r>
+        <w:rPr>
+          <w:b w:val="0"/>
+        </w:rPr>
+        <w:t xml:space="preserve"> gap. What causal claim is not supported?</w:t>
       </w:r>
     </w:p>
     <w:p>
@@ -762,7 +1079,13 @@
       </w:r>
     </w:p>
     <w:p>
-      <w:r>
+      <w:pPr>
+        <w:spacing w:line="336" w:lineRule="auto" w:after="180"/>
+      </w:pPr>
+      <w:r>
+        <w:rPr>
+          <w:b w:val="0"/>
+        </w:rPr>
         <w:t>Record support used: none, hint or teacher explanation.</w:t>
       </w:r>
     </w:p>
@@ -776,6 +1099,17 @@
     </w:p>
     <w:p>
       <w:r>
+        <w:t>Calculate group rates. Apply the supplied Subgroup Performance facts and keep your reasoning.</w:t>
+      </w:r>
+    </w:p>
+    <w:p>
+      <w:pPr>
+        <w:spacing w:line="336" w:lineRule="auto" w:after="180"/>
+      </w:pPr>
+      <w:r>
+        <w:rPr>
+          <w:b w:val="0"/>
+        </w:rPr>
         <w:t>Calculate the worked group and pooled rates.</w:t>
       </w:r>
     </w:p>
@@ -827,6 +1161,18 @@
     </w:p>
     <w:p>
       <w:r>
+        <w:t>Check sensitivity. Apply the supplied Subgroup Performance facts and keep your reasoning.</w:t>
+      </w:r>
+    </w:p>
+    <w:p>
+      <w:pPr>
+        <w:spacing w:line="336" w:lineRule="auto" w:after="180"/>
+        <w:shd w:fill="F5F1FB"/>
+      </w:pPr>
+      <w:r>
+        <w:rPr>
+          <w:b w:val="0"/>
+        </w:rPr>
         <w:t>How does correcting one B error affect its rate?</w:t>
       </w:r>
     </w:p>
@@ -878,6 +1224,18 @@
     </w:p>
     <w:p>
       <w:r>
+        <w:t>Report missing coverage. Apply the supplied Subgroup Performance facts and keep your reasoning.</w:t>
+      </w:r>
+    </w:p>
+    <w:p>
+      <w:pPr>
+        <w:spacing w:line="336" w:lineRule="auto" w:after="180"/>
+        <w:shd w:fill="F5F1FB"/>
+      </w:pPr>
+      <w:r>
+        <w:rPr>
+          <w:b w:val="0"/>
+        </w:rPr>
         <w:t>Group C has no evaluated cases. What is its measured error rate?</w:t>
       </w:r>
     </w:p>
@@ -929,6 +1287,17 @@
     </w:p>
     <w:p>
       <w:r>
+        <w:t>Attempt before feedback. If this repeats the selected independent case, reuse that first attempt; otherwise keep a separate record. Apply independently. Apply the supplied Subgroup Performance facts and keep your reasoning.</w:t>
+      </w:r>
+    </w:p>
+    <w:p>
+      <w:pPr>
+        <w:spacing w:line="336" w:lineRule="auto" w:after="180"/>
+      </w:pPr>
+      <w:r>
+        <w:rPr>
+          <w:b w:val="0"/>
+        </w:rPr>
         <w:t>Groups X 1 error/10 and Y 2/4: calculate separate and pooled rates, then state one limit.</w:t>
       </w:r>
     </w:p>
@@ -990,6 +1359,18 @@
     </w:p>
     <w:p>
       <w:r>
+        <w:t>Avoid a fairness shortcut. Apply the supplied Subgroup Performance facts and keep your reasoning.</w:t>
+      </w:r>
+    </w:p>
+    <w:p>
+      <w:pPr>
+        <w:spacing w:line="336" w:lineRule="auto" w:after="180"/>
+        <w:shd w:fill="F5F1FB"/>
+      </w:pPr>
+      <w:r>
+        <w:rPr>
+          <w:b w:val="0"/>
+        </w:rPr>
         <w:t>Why does equal accuracy not settle whether use is fair?</w:t>
       </w:r>
     </w:p>
@@ -1037,6 +1418,11 @@
       </w:pPr>
       <w:r>
         <w:t>17. Feedback, return check and learning record</w:t>
+      </w:r>
+    </w:p>
+    <w:p>
+      <w:r>
+        <w:t>Record the first repaired step and a different case to revisit after a delay.</w:t>
       </w:r>
     </w:p>
     <w:tbl>
@@ -1176,7 +1562,13 @@
       </w:tr>
     </w:tbl>
     <w:p>
-      <w:r>
+      <w:pPr>
+        <w:spacing w:line="336" w:lineRule="auto" w:after="180"/>
+      </w:pPr>
+      <w:r>
+        <w:rPr>
+          <w:b w:val="0"/>
+        </w:rPr>
         <w:t>Revisit this idea with your teacher after a delay. Familiarity is different from explaining and using it on a changed case.</w:t>
       </w:r>
     </w:p>
@@ -1190,17 +1582,64 @@
     </w:p>
     <w:p>
       <w:r>
-        <w:t>Calculate subgroup and pooled error rates without letting the larger group hide a gap.</w:t>
-      </w:r>
-    </w:p>
-    <w:p>
-      <w:r>
+        <w:t>Calculate subgroup and pooled error rates without letting the larger group hide a gap. Explain the labelled step before checking the changed condition.</w:t>
+      </w:r>
+    </w:p>
+    <w:p>
+      <w:pPr>
+        <w:spacing w:line="336" w:lineRule="auto" w:after="180"/>
+      </w:pPr>
+      <w:r>
+        <w:rPr>
+          <w:b w:val="0"/>
+        </w:rPr>
+        <w:t xml:space="preserve">Calculate </w:t>
+      </w:r>
+      <w:r>
+        <w:rPr>
+          <w:b/>
+        </w:rPr>
+        <w:t>subgroup</w:t>
+      </w:r>
+      <w:r>
+        <w:rPr>
+          <w:b w:val="0"/>
+        </w:rPr>
+        <w:t xml:space="preserve"> and pooled error rates without letting the larger group hide a gap.</w:t>
+      </w:r>
+    </w:p>
+    <w:p>
+      <w:pPr>
+        <w:spacing w:line="336" w:lineRule="auto" w:after="180"/>
+      </w:pPr>
+      <w:r>
+        <w:rPr>
+          <w:b w:val="0"/>
+        </w:rPr>
         <w:t>Group Sun: 2 errors in20 photos; Shade: 3 errors in5. Same error definition; related plant views are documented.</w:t>
       </w:r>
     </w:p>
     <w:p>
-      <w:r>
-        <w:t>All inputs and outcomes in this worked example are invented classroom data; no real model run is claimed.</w:t>
+      <w:pPr>
+        <w:spacing w:line="336" w:lineRule="auto" w:after="180"/>
+      </w:pPr>
+      <w:r>
+        <w:rPr>
+          <w:b w:val="0"/>
+        </w:rPr>
+        <w:t xml:space="preserve">All </w:t>
+      </w:r>
+      <w:r>
+        <w:rPr>
+          <w:b/>
+        </w:rPr>
+        <w:t>input</w:t>
+      </w:r>
+      <w:r>
+        <w:rPr>
+          <w:b w:val="0"/>
+        </w:rPr>
+        <w:t>s and outcomes in this worked example are invented classroom data; no real model run is claimed.</w:t>
       </w:r>
     </w:p>
     <w:p>
@@ -1276,8 +1715,38 @@
       </w:r>
     </w:p>
     <w:p>
-      <w:r>
-        <w:t>Why should the report retain subgroup rates alongside the total? Point to the relevant step in the picture, then write the changed result and the rule or evidence that supports it.</w:t>
+      <w:pPr>
+        <w:spacing w:line="336" w:lineRule="auto" w:after="180"/>
+      </w:pPr>
+      <w:r>
+        <w:rPr>
+          <w:b w:val="0"/>
+        </w:rPr>
+        <w:t xml:space="preserve">Why should the report retain </w:t>
+      </w:r>
+      <w:r>
+        <w:rPr>
+          <w:b/>
+        </w:rPr>
+        <w:t>subgroup</w:t>
+      </w:r>
+      <w:r>
+        <w:rPr>
+          <w:b w:val="0"/>
+        </w:rPr>
+        <w:t xml:space="preserve"> rates alongside the total? Point to the relevant step in the picture, then write the changed result and the rule or </w:t>
+      </w:r>
+      <w:r>
+        <w:rPr>
+          <w:b/>
+        </w:rPr>
+        <w:t>evidence</w:t>
+      </w:r>
+      <w:r>
+        <w:rPr>
+          <w:b w:val="0"/>
+        </w:rPr>
+        <w:t xml:space="preserve"> that supports it.</w:t>
       </w:r>
     </w:p>
     <w:p>
@@ -1319,13 +1788,69 @@
       </w:r>
     </w:p>
     <w:p>
-      <w:r>
-        <w:t>Support used: alone / hint / worked example. This record is practice evidence.</w:t>
-      </w:r>
-    </w:p>
-    <w:p>
-      <w:r>
-        <w:t>Project connection: For your Responsible Plant Classifier, save the input, procedure, observed result and limitation of this check. Label this worked example as practice; use a different, previously unreviewed case when checking independent understanding.</w:t>
+      <w:pPr>
+        <w:pStyle w:val="Heading3"/>
+      </w:pPr>
+      <w:r>
+        <w:t>Record the help used</w:t>
+      </w:r>
+    </w:p>
+    <w:p>
+      <w:pPr>
+        <w:spacing w:line="336" w:lineRule="auto" w:after="180"/>
+        <w:shd w:fill="F1F6F8"/>
+      </w:pPr>
+      <w:r>
+        <w:rPr>
+          <w:b w:val="0"/>
+        </w:rPr>
+        <w:t xml:space="preserve">Support used: alone / hint / worked example. This record is practice </w:t>
+      </w:r>
+      <w:r>
+        <w:rPr>
+          <w:b/>
+        </w:rPr>
+        <w:t>evidence</w:t>
+      </w:r>
+      <w:r>
+        <w:rPr>
+          <w:b w:val="0"/>
+        </w:rPr>
+        <w:t>.</w:t>
+      </w:r>
+    </w:p>
+    <w:p>
+      <w:pPr>
+        <w:spacing w:line="336" w:lineRule="auto" w:after="180"/>
+      </w:pPr>
+      <w:r>
+        <w:rPr>
+          <w:b w:val="0"/>
+        </w:rPr>
+        <w:t xml:space="preserve">Project connection: For your Responsible Plant Classifier, save the </w:t>
+      </w:r>
+      <w:r>
+        <w:rPr>
+          <w:b/>
+        </w:rPr>
+        <w:t>input</w:t>
+      </w:r>
+      <w:r>
+        <w:rPr>
+          <w:b w:val="0"/>
+        </w:rPr>
+        <w:t>, procedure, observed result and limitation of this check.</w:t>
+      </w:r>
+    </w:p>
+    <w:p>
+      <w:pPr>
+        <w:spacing w:line="336" w:lineRule="auto" w:after="180"/>
+      </w:pPr>
+      <w:r>
+        <w:rPr>
+          <w:b w:val="0"/>
+        </w:rPr>
+        <w:t>Label this worked example as practice; use a different, previously unreviewed case when checking independent understanding.</w:t>
       </w:r>
     </w:p>
     <w:p>
@@ -1338,17 +1863,75 @@
     </w:p>
     <w:p>
       <w:r>
+        <w:t>Keep this week’s input, deciding step, result and limit together in the Responsible Plant Classifier record.</w:t>
+      </w:r>
+    </w:p>
+    <w:p>
+      <w:pPr>
+        <w:spacing w:line="336" w:lineRule="auto" w:after="180"/>
+      </w:pPr>
+      <w:r>
+        <w:rPr>
+          <w:b w:val="0"/>
+        </w:rPr>
         <w:t>Project: Responsible Plant Classifier</w:t>
       </w:r>
     </w:p>
     <w:p>
-      <w:r>
-        <w:t>Current milestone: Present and defend. Demonstrate the system, explain one failure and justify the next improvement with evidence.</w:t>
-      </w:r>
-    </w:p>
-    <w:p>
-      <w:r>
-        <w:t>For your Responsible Plant Classifier, save the input, procedure, observed result and limitation of this check. Label this worked example as practice; use a different, previously unreviewed case when checking independent understanding.</w:t>
+      <w:pPr>
+        <w:spacing w:line="336" w:lineRule="auto" w:after="180"/>
+      </w:pPr>
+      <w:r>
+        <w:rPr>
+          <w:b w:val="0"/>
+        </w:rPr>
+        <w:t xml:space="preserve">Current milestone: Present and defend. Demonstrate the system, explain one failure and justify the next improvement with </w:t>
+      </w:r>
+      <w:r>
+        <w:rPr>
+          <w:b/>
+        </w:rPr>
+        <w:t>evidence</w:t>
+      </w:r>
+      <w:r>
+        <w:rPr>
+          <w:b w:val="0"/>
+        </w:rPr>
+        <w:t>.</w:t>
+      </w:r>
+    </w:p>
+    <w:p>
+      <w:pPr>
+        <w:spacing w:line="336" w:lineRule="auto" w:after="180"/>
+      </w:pPr>
+      <w:r>
+        <w:rPr>
+          <w:b w:val="0"/>
+        </w:rPr>
+        <w:t xml:space="preserve">For your Responsible Plant Classifier, save the </w:t>
+      </w:r>
+      <w:r>
+        <w:rPr>
+          <w:b/>
+        </w:rPr>
+        <w:t>input</w:t>
+      </w:r>
+      <w:r>
+        <w:rPr>
+          <w:b w:val="0"/>
+        </w:rPr>
+        <w:t>, procedure, observed result and limitation of this check.</w:t>
+      </w:r>
+    </w:p>
+    <w:p>
+      <w:pPr>
+        <w:spacing w:line="336" w:lineRule="auto" w:after="180"/>
+      </w:pPr>
+      <w:r>
+        <w:rPr>
+          <w:b w:val="0"/>
+        </w:rPr>
+        <w:t>Label this worked example as practice; use a different, previously unreviewed case when checking independent understanding.</w:t>
       </w:r>
     </w:p>
     <w:tbl>
@@ -1510,12 +2093,41 @@
     </w:p>
     <w:p>
       <w:r>
+        <w:t>Try the supported questions before comparing with hints and feedback. Record what you repaired and the evidence you retained.</w:t>
+      </w:r>
+    </w:p>
+    <w:p>
+      <w:pPr>
+        <w:spacing w:line="336" w:lineRule="auto" w:after="180"/>
+      </w:pPr>
+      <w:r>
+        <w:rPr>
+          <w:b w:val="0"/>
+        </w:rPr>
         <w:t>Use this supported practice once, in the browser or on paper. Keep the reserved independent assessment for a separate first attempt before teacher feedback.</w:t>
       </w:r>
     </w:p>
     <w:p>
-      <w:r>
-        <w:t>Calculate subgroup and pooled error rates without letting the larger group hide a gap.</w:t>
+      <w:pPr>
+        <w:spacing w:line="336" w:lineRule="auto" w:after="180"/>
+      </w:pPr>
+      <w:r>
+        <w:rPr>
+          <w:b w:val="0"/>
+        </w:rPr>
+        <w:t xml:space="preserve">Calculate </w:t>
+      </w:r>
+      <w:r>
+        <w:rPr>
+          <w:b/>
+        </w:rPr>
+        <w:t>subgroup</w:t>
+      </w:r>
+      <w:r>
+        <w:rPr>
+          <w:b w:val="0"/>
+        </w:rPr>
+        <w:t xml:space="preserve"> and pooled error rates without letting the larger group hide a gap.</w:t>
       </w:r>
     </w:p>
     <w:p>
@@ -1527,22 +2139,61 @@
       </w:r>
     </w:p>
     <w:p>
-      <w:r>
-        <w:t>Which labelled step matches this detail? Total error=5/25=20%, which hides the 50-percentage-point subgroup difference.</w:t>
-      </w:r>
-    </w:p>
-    <w:p>
-      <w:r>
+      <w:pPr>
+        <w:spacing w:line="336" w:lineRule="auto" w:after="180"/>
+      </w:pPr>
+      <w:r>
+        <w:rPr>
+          <w:b w:val="0"/>
+        </w:rPr>
+        <w:t xml:space="preserve">Which labelled step matches this detail? Total error=5/25=20%, which hides the 50-percentage-point </w:t>
+      </w:r>
+      <w:r>
+        <w:rPr>
+          <w:b/>
+        </w:rPr>
+        <w:t>subgroup</w:t>
+      </w:r>
+      <w:r>
+        <w:rPr>
+          <w:b w:val="0"/>
+        </w:rPr>
+        <w:t xml:space="preserve"> difference.</w:t>
+      </w:r>
+    </w:p>
+    <w:p>
+      <w:pPr>
+        <w:spacing w:line="336" w:lineRule="auto" w:after="180"/>
+        <w:shd w:fill="F4F9FC"/>
+      </w:pPr>
+      <w:r>
+        <w:rPr>
+          <w:b w:val="0"/>
+        </w:rPr>
         <w:t>1. Pooled rate</w:t>
       </w:r>
     </w:p>
     <w:p>
-      <w:r>
+      <w:pPr>
+        <w:spacing w:line="336" w:lineRule="auto" w:after="180"/>
+        <w:shd w:fill="F4F9FC"/>
+      </w:pPr>
+      <w:r>
+        <w:rPr>
+          <w:b w:val="0"/>
+        </w:rPr>
         <w:t>2. Sun rate</w:t>
       </w:r>
     </w:p>
     <w:p>
-      <w:r>
+      <w:pPr>
+        <w:spacing w:line="336" w:lineRule="auto" w:after="180"/>
+        <w:shd w:fill="F4F9FC"/>
+      </w:pPr>
+      <w:r>
+        <w:rPr>
+          <w:b w:val="0"/>
+        </w:rPr>
         <w:t>3. Shade rate</w:t>
       </w:r>
     </w:p>
@@ -1580,41 +2231,191 @@
       </w:r>
     </w:p>
     <w:p>
-      <w:r>
+      <w:pPr>
+        <w:pStyle w:val="Heading3"/>
+      </w:pPr>
+      <w:r>
+        <w:t>Hint · try first</w:t>
+      </w:r>
+    </w:p>
+    <w:p>
+      <w:pPr>
+        <w:spacing w:line="336" w:lineRule="auto" w:after="180"/>
+        <w:shd w:fill="F1F6F8"/>
+      </w:pPr>
+      <w:r>
+        <w:rPr>
+          <w:b w:val="0"/>
+        </w:rPr>
         <w:t>Hint if needed: Read the steps in the pictorial case. Match the supplied detail to the stage that performs or records it.</w:t>
       </w:r>
     </w:p>
     <w:p>
-      <w:r>
-        <w:t>After your attempt, compare with the supported explanation: Pooled rate Total error=5/25=20%, which hides the 50-percentage-point subgroup difference. Read the picture in order. Total error=5/25=20%, which hides the 50-percentage-point subgroup difference. The arrows show which recorded input or intermediate result each decision uses. Explain the deciding step aloud before checking the changed case; pointing to the final answer alone does not show how it follows.</w:t>
-      </w:r>
-    </w:p>
-    <w:p>
       <w:pPr>
         <w:pStyle w:val="Heading3"/>
       </w:pPr>
       <w:r>
+        <w:t>Feedback · compare after trying</w:t>
+      </w:r>
+    </w:p>
+    <w:p>
+      <w:pPr>
+        <w:spacing w:line="336" w:lineRule="auto" w:after="180"/>
+        <w:shd w:fill="F1F6FC"/>
+      </w:pPr>
+      <w:r>
+        <w:rPr>
+          <w:b w:val="0"/>
+        </w:rPr>
+        <w:t xml:space="preserve">After your attempt, compare with the supported explanation: Pooled rate Total error=5/25=20%, which hides the 50-percentage-point </w:t>
+      </w:r>
+      <w:r>
+        <w:rPr>
+          <w:b/>
+        </w:rPr>
+        <w:t>subgroup</w:t>
+      </w:r>
+      <w:r>
+        <w:rPr>
+          <w:b w:val="0"/>
+        </w:rPr>
+        <w:t xml:space="preserve"> difference. Read the picture in order.</w:t>
+      </w:r>
+    </w:p>
+    <w:p>
+      <w:pPr>
+        <w:spacing w:line="336" w:lineRule="auto" w:after="180"/>
+        <w:shd w:fill="F1F6FC"/>
+      </w:pPr>
+      <w:r>
+        <w:rPr>
+          <w:b w:val="0"/>
+        </w:rPr>
+        <w:t xml:space="preserve">Total error=5/25=20%, which hides the 50-percentage-point </w:t>
+      </w:r>
+      <w:r>
+        <w:rPr>
+          <w:b/>
+        </w:rPr>
+        <w:t>subgroup</w:t>
+      </w:r>
+      <w:r>
+        <w:rPr>
+          <w:b w:val="0"/>
+        </w:rPr>
+        <w:t xml:space="preserve"> difference. The arrows show which recorded </w:t>
+      </w:r>
+      <w:r>
+        <w:rPr>
+          <w:b/>
+        </w:rPr>
+        <w:t>input</w:t>
+      </w:r>
+      <w:r>
+        <w:rPr>
+          <w:b w:val="0"/>
+        </w:rPr>
+        <w:t xml:space="preserve"> or intermediate result each decision uses.</w:t>
+      </w:r>
+    </w:p>
+    <w:p>
+      <w:pPr>
+        <w:spacing w:line="336" w:lineRule="auto" w:after="180"/>
+        <w:shd w:fill="F1F6FC"/>
+      </w:pPr>
+      <w:r>
+        <w:rPr>
+          <w:b w:val="0"/>
+        </w:rPr>
+        <w:t>Explain the deciding step aloud before checking the changed case; pointing to the final answer alone does not show how it follows.</w:t>
+      </w:r>
+    </w:p>
+    <w:p>
+      <w:pPr>
+        <w:pStyle w:val="Heading3"/>
+      </w:pPr>
+      <w:r>
         <w:t>Practice 2: explain the deciding evidence</w:t>
       </w:r>
     </w:p>
     <w:p>
-      <w:r>
+      <w:pPr>
+        <w:pStyle w:val="Heading3"/>
+      </w:pPr>
+      <w:r>
+        <w:t>Changed case · predict first</w:t>
+      </w:r>
+    </w:p>
+    <w:p>
+      <w:pPr>
+        <w:spacing w:line="336" w:lineRule="auto" w:after="180"/>
+        <w:shd w:fill="F5F1FB"/>
+      </w:pPr>
+      <w:r>
+        <w:rPr>
+          <w:b w:val="0"/>
+        </w:rPr>
         <w:t>Changed-case practice: Shade gains5 new cases with no errors. Which conclusion is supported by the supplied facts?</w:t>
       </w:r>
     </w:p>
     <w:p>
-      <w:r>
-        <w:t>1. We can decide the result without examining the changed input or the procedure.</w:t>
-      </w:r>
-    </w:p>
-    <w:p>
-      <w:r>
+      <w:pPr>
+        <w:spacing w:line="336" w:lineRule="auto" w:after="180"/>
+        <w:shd w:fill="F4F9FC"/>
+      </w:pPr>
+      <w:r>
+        <w:rPr>
+          <w:b w:val="0"/>
+        </w:rPr>
+        <w:t xml:space="preserve">1. We can decide the result without examining the changed </w:t>
+      </w:r>
+      <w:r>
+        <w:rPr>
+          <w:b/>
+        </w:rPr>
+        <w:t>input</w:t>
+      </w:r>
+      <w:r>
+        <w:rPr>
+          <w:b w:val="0"/>
+        </w:rPr>
+        <w:t xml:space="preserve"> or the procedure.</w:t>
+      </w:r>
+    </w:p>
+    <w:p>
+      <w:pPr>
+        <w:spacing w:line="336" w:lineRule="auto" w:after="180"/>
+        <w:shd w:fill="F4F9FC"/>
+      </w:pPr>
+      <w:r>
+        <w:rPr>
+          <w:b w:val="0"/>
+        </w:rPr>
         <w:t>2. Shade error becomes3/10=30%; pooled error becomes5/30≈16.7%.</w:t>
       </w:r>
     </w:p>
     <w:p>
-      <w:r>
-        <w:t>3. This one example guarantees correct results for every future input.</w:t>
+      <w:pPr>
+        <w:spacing w:line="336" w:lineRule="auto" w:after="180"/>
+        <w:shd w:fill="F4F9FC"/>
+      </w:pPr>
+      <w:r>
+        <w:rPr>
+          <w:b w:val="0"/>
+        </w:rPr>
+        <w:t xml:space="preserve">3. This one example guarantees correct results for every future </w:t>
+      </w:r>
+      <w:r>
+        <w:rPr>
+          <w:b/>
+        </w:rPr>
+        <w:t>input</w:t>
+      </w:r>
+      <w:r>
+        <w:rPr>
+          <w:b w:val="0"/>
+        </w:rPr>
+        <w:t>.</w:t>
       </w:r>
     </w:p>
     <w:p>
@@ -1651,36 +2452,225 @@
       </w:r>
     </w:p>
     <w:p>
-      <w:r>
+      <w:pPr>
+        <w:pStyle w:val="Heading3"/>
+      </w:pPr>
+      <w:r>
+        <w:t>Hint · try first</w:t>
+      </w:r>
+    </w:p>
+    <w:p>
+      <w:pPr>
+        <w:spacing w:line="336" w:lineRule="auto" w:after="180"/>
+        <w:shd w:fill="F1F6F8"/>
+      </w:pPr>
+      <w:r>
+        <w:rPr>
+          <w:b w:val="0"/>
+        </w:rPr>
         <w:t>Hint if needed: Use the changed condition and the deciding step in the pictorial trace. The answer must say what follows from those facts.</w:t>
       </w:r>
     </w:p>
     <w:p>
-      <w:r>
-        <w:t>After your attempt, compare with the supported explanation: Shade error becomes3/10=30%; pooled error becomes5/30≈16.7%. Extra evaluated cases change denominators; existing errors have not disappeared.</w:t>
-      </w:r>
-    </w:p>
-    <w:p>
       <w:pPr>
         <w:pStyle w:val="Heading3"/>
       </w:pPr>
       <w:r>
+        <w:t>Feedback · compare after trying</w:t>
+      </w:r>
+    </w:p>
+    <w:p>
+      <w:pPr>
+        <w:spacing w:line="336" w:lineRule="auto" w:after="180"/>
+        <w:shd w:fill="F1F6FC"/>
+      </w:pPr>
+      <w:r>
+        <w:rPr>
+          <w:b w:val="0"/>
+        </w:rPr>
+        <w:t xml:space="preserve">After your attempt, compare with the supported explanation: Shade error becomes3/10=30%; pooled error becomes5/30≈16.7%. Extra evaluated cases change </w:t>
+      </w:r>
+      <w:r>
+        <w:rPr>
+          <w:b/>
+        </w:rPr>
+        <w:t>denominator</w:t>
+      </w:r>
+      <w:r>
+        <w:rPr>
+          <w:b w:val="0"/>
+        </w:rPr>
+        <w:t>s; existing errors have not disappeared.</w:t>
+      </w:r>
+    </w:p>
+    <w:p>
+      <w:pPr>
+        <w:pStyle w:val="Heading3"/>
+      </w:pPr>
+      <w:r>
         <w:t>Repair a missing building block</w:t>
       </w:r>
     </w:p>
     <w:p>
-      <w:r>
-        <w:t>Review Improve Generalization (ai-4/30). Goal: Compare training and validation evidence for model capacity. Short practice: What fresh evidence is needed after adding crossed training data? Point to the relevant step in the picture, then write the changed result and the rule or evidence that supports it.. Return to this week and explain what you changed.</w:t>
-      </w:r>
-    </w:p>
-    <w:p>
-      <w:r>
-        <w:t>Review Learning Curves (ai-4/28). Goal: Read training-size learning curves. Short practice: What comparison is valid if the validation set changes between sizes? Point to the relevant step in the picture, then write the changed result and the rule or evidence that supports it.. Return to this week and explain what you changed.</w:t>
-      </w:r>
-    </w:p>
-    <w:p>
-      <w:r>
-        <w:t>Review Metrics Match Consequences (ai-4/25). Goal: Apply a declared score threshold including equality. Short practice: Which labels determine the false-alarm count at threshold 0.4? Point to the relevant step in the picture, then write the changed result and the rule or evidence that supports it.. Return to this week and explain what you changed.</w:t>
+      <w:pPr>
+        <w:spacing w:line="336" w:lineRule="auto" w:after="180"/>
+      </w:pPr>
+      <w:r>
+        <w:rPr>
+          <w:b w:val="0"/>
+        </w:rPr>
+        <w:t xml:space="preserve">Review Improve Generalization (ai-4/30). Goal: Compare </w:t>
+      </w:r>
+      <w:r>
+        <w:rPr>
+          <w:b/>
+        </w:rPr>
+        <w:t>training</w:t>
+      </w:r>
+      <w:r>
+        <w:rPr>
+          <w:b w:val="0"/>
+        </w:rPr>
+        <w:t xml:space="preserve"> and validation </w:t>
+      </w:r>
+      <w:r>
+        <w:rPr>
+          <w:b/>
+        </w:rPr>
+        <w:t>evidence</w:t>
+      </w:r>
+      <w:r>
+        <w:rPr>
+          <w:b w:val="0"/>
+        </w:rPr>
+        <w:t xml:space="preserve"> for model capacity. Short practice: What fresh </w:t>
+      </w:r>
+      <w:r>
+        <w:rPr>
+          <w:b/>
+        </w:rPr>
+        <w:t>evidence</w:t>
+      </w:r>
+      <w:r>
+        <w:rPr>
+          <w:b w:val="0"/>
+        </w:rPr>
+        <w:t xml:space="preserve"> is needed after adding crossed </w:t>
+      </w:r>
+      <w:r>
+        <w:rPr>
+          <w:b/>
+        </w:rPr>
+        <w:t>training</w:t>
+      </w:r>
+      <w:r>
+        <w:rPr>
+          <w:b w:val="0"/>
+        </w:rPr>
+        <w:t xml:space="preserve"> data?</w:t>
+      </w:r>
+    </w:p>
+    <w:p>
+      <w:pPr>
+        <w:spacing w:line="336" w:lineRule="auto" w:after="180"/>
+      </w:pPr>
+      <w:r>
+        <w:rPr>
+          <w:b w:val="0"/>
+        </w:rPr>
+        <w:t xml:space="preserve">Point to the relevant step in the picture, then write the changed result and the rule or </w:t>
+      </w:r>
+      <w:r>
+        <w:rPr>
+          <w:b/>
+        </w:rPr>
+        <w:t>evidence</w:t>
+      </w:r>
+      <w:r>
+        <w:rPr>
+          <w:b w:val="0"/>
+        </w:rPr>
+        <w:t xml:space="preserve"> that supports it.. Return to this week and explain what you changed.</w:t>
+      </w:r>
+    </w:p>
+    <w:p>
+      <w:pPr>
+        <w:spacing w:line="336" w:lineRule="auto" w:after="180"/>
+      </w:pPr>
+      <w:r>
+        <w:rPr>
+          <w:b w:val="0"/>
+        </w:rPr>
+        <w:t xml:space="preserve">Review Learning Curves (ai-4/28). Goal: Read </w:t>
+      </w:r>
+      <w:r>
+        <w:rPr>
+          <w:b/>
+        </w:rPr>
+        <w:t>training</w:t>
+      </w:r>
+      <w:r>
+        <w:rPr>
+          <w:b w:val="0"/>
+        </w:rPr>
+        <w:t>-size learning curves. Short practice: What comparison is valid if the validation set changes between sizes?</w:t>
+      </w:r>
+    </w:p>
+    <w:p>
+      <w:pPr>
+        <w:spacing w:line="336" w:lineRule="auto" w:after="180"/>
+      </w:pPr>
+      <w:r>
+        <w:rPr>
+          <w:b w:val="0"/>
+        </w:rPr>
+        <w:t xml:space="preserve">Point to the relevant step in the picture, then write the changed result and the rule or </w:t>
+      </w:r>
+      <w:r>
+        <w:rPr>
+          <w:b/>
+        </w:rPr>
+        <w:t>evidence</w:t>
+      </w:r>
+      <w:r>
+        <w:rPr>
+          <w:b w:val="0"/>
+        </w:rPr>
+        <w:t xml:space="preserve"> that supports it.. Return to this week and explain what you changed.</w:t>
+      </w:r>
+    </w:p>
+    <w:p>
+      <w:pPr>
+        <w:spacing w:line="336" w:lineRule="auto" w:after="180"/>
+      </w:pPr>
+      <w:r>
+        <w:rPr>
+          <w:b w:val="0"/>
+        </w:rPr>
+        <w:t>Review Metrics Match Consequences (ai-4/25). Goal: Apply a declared score threshold including equality. Short practice: Which labels determine the false-alarm count at threshold 0.4?</w:t>
+      </w:r>
+    </w:p>
+    <w:p>
+      <w:pPr>
+        <w:spacing w:line="336" w:lineRule="auto" w:after="180"/>
+      </w:pPr>
+      <w:r>
+        <w:rPr>
+          <w:b w:val="0"/>
+        </w:rPr>
+        <w:t xml:space="preserve">Point to the relevant step in the picture, then write the changed result and the rule or </w:t>
+      </w:r>
+      <w:r>
+        <w:rPr>
+          <w:b/>
+        </w:rPr>
+        <w:t>evidence</w:t>
+      </w:r>
+      <w:r>
+        <w:rPr>
+          <w:b w:val="0"/>
+        </w:rPr>
+        <w:t xml:space="preserve"> that supports it.. Return to this week and explain what you changed.</w:t>
       </w:r>
     </w:p>
     <w:p>
@@ -1692,8 +2682,37 @@
       </w:r>
     </w:p>
     <w:p>
-      <w:r>
-        <w:t>Use Download completed work in the hosted lesson to export your answers, reflections, practice feedback and code-run evidence. Open the HTML copy to read or print it. Drafts stay in this browser when storage is available; clear drafts on a shared device.</w:t>
+      <w:pPr>
+        <w:spacing w:line="336" w:lineRule="auto" w:after="180"/>
+      </w:pPr>
+      <w:r>
+        <w:rPr>
+          <w:b w:val="0"/>
+        </w:rPr>
+        <w:t xml:space="preserve">Use Download completed work in the hosted lesson to export your answers, reflections, practice feedback and code-run </w:t>
+      </w:r>
+      <w:r>
+        <w:rPr>
+          <w:b/>
+        </w:rPr>
+        <w:t>evidence</w:t>
+      </w:r>
+      <w:r>
+        <w:rPr>
+          <w:b w:val="0"/>
+        </w:rPr>
+        <w:t>. Open the HTML copy to read or print it.</w:t>
+      </w:r>
+    </w:p>
+    <w:p>
+      <w:pPr>
+        <w:spacing w:line="336" w:lineRule="auto" w:after="180"/>
+      </w:pPr>
+      <w:r>
+        <w:rPr>
+          <w:b w:val="0"/>
+        </w:rPr>
+        <w:t>Drafts stay in this browser when storage is available; clear drafts on a shared device.</w:t>
       </w:r>
     </w:p>
     <w:p>
@@ -1707,6 +2726,841 @@
     <w:p>
       <w:r>
         <w:t>________________________________________________________________</w:t>
+      </w:r>
+    </w:p>
+    <w:p>
+      <w:r>
+        <w:t>________________________________________________________________</w:t>
+      </w:r>
+    </w:p>
+    <w:p>
+      <w:r>
+        <w:t>________________________________________________________________</w:t>
+      </w:r>
+    </w:p>
+    <w:p>
+      <w:r>
+        <w:t>________________________________________________________________</w:t>
+      </w:r>
+    </w:p>
+    <w:p>
+      <w:r>
+        <w:t>________________________________________________________________</w:t>
+      </w:r>
+    </w:p>
+    <w:p>
+      <w:pPr>
+        <w:pStyle w:val="Heading1"/>
+      </w:pPr>
+      <w:r>
+        <w:t>21. Visual concept journey</w:t>
+      </w:r>
+    </w:p>
+    <w:p>
+      <w:r>
+        <w:t>Explain each Subgroup Performance picture from its labels, then record a relevant limit.</w:t>
+      </w:r>
+    </w:p>
+    <w:p>
+      <w:pPr>
+        <w:pStyle w:val="Heading3"/>
+      </w:pPr>
+      <w:r>
+        <w:t>01. Subgroup Performance: the case</w:t>
+      </w:r>
+    </w:p>
+    <w:p>
+      <w:r>
+        <w:drawing>
+          <wp:inline xmlns:a="http://schemas.openxmlformats.org/drawingml/2006/main" xmlns:pic="http://schemas.openxmlformats.org/drawingml/2006/picture">
+            <wp:extent cx="5486400" cy="2990088"/>
+            <wp:docPr id="3" name="Picture 3" descr="Calculate subgroup and pooled error rates without letting the larger group hide a gap. Supplied facts: Group Sun: 2 errors in20 photos; Shade: 3 errors in5. Same error definition; related plant views are documented. All inputs and outcomes in this worked example are invented classroom data; no real model run is claimed."/>
+            <wp:cNvGraphicFramePr>
+              <a:graphicFrameLocks noChangeAspect="1"/>
+            </wp:cNvGraphicFramePr>
+            <a:graphic>
+              <a:graphicData uri="http://schemas.openxmlformats.org/drawingml/2006/picture">
+                <pic:pic>
+                  <pic:nvPicPr>
+                    <pic:cNvPr id="0" name="academy-story-ai-4-31-01.png"/>
+                    <pic:cNvPicPr/>
+                  </pic:nvPicPr>
+                  <pic:blipFill>
+                    <a:blip r:embed="rId11"/>
+                    <a:stretch>
+                      <a:fillRect/>
+                    </a:stretch>
+                  </pic:blipFill>
+                  <pic:spPr>
+                    <a:xfrm>
+                      <a:off x="0" y="0"/>
+                      <a:ext cx="5486400" cy="2990088"/>
+                    </a:xfrm>
+                    <a:prstGeom prst="rect"/>
+                  </pic:spPr>
+                </pic:pic>
+              </a:graphicData>
+            </a:graphic>
+          </wp:inline>
+        </w:drawing>
+      </w:r>
+    </w:p>
+    <w:p>
+      <w:pPr>
+        <w:spacing w:line="336" w:lineRule="auto" w:after="180"/>
+      </w:pPr>
+      <w:r>
+        <w:rPr>
+          <w:b w:val="0"/>
+        </w:rPr>
+        <w:t xml:space="preserve">Calculate </w:t>
+      </w:r>
+      <w:r>
+        <w:rPr>
+          <w:b/>
+        </w:rPr>
+        <w:t>subgroup</w:t>
+      </w:r>
+      <w:r>
+        <w:rPr>
+          <w:b w:val="0"/>
+        </w:rPr>
+        <w:t xml:space="preserve"> and pooled error rates without letting the larger group hide a gap. Supplied facts: Group Sun: 2 errors in20 photos; Shade: 3 errors in5. Same error definition; related plant views are documented.</w:t>
+      </w:r>
+    </w:p>
+    <w:p>
+      <w:pPr>
+        <w:spacing w:line="336" w:lineRule="auto" w:after="180"/>
+      </w:pPr>
+      <w:r>
+        <w:rPr>
+          <w:b w:val="0"/>
+        </w:rPr>
+        <w:t xml:space="preserve">All </w:t>
+      </w:r>
+      <w:r>
+        <w:rPr>
+          <w:b/>
+        </w:rPr>
+        <w:t>input</w:t>
+      </w:r>
+      <w:r>
+        <w:rPr>
+          <w:b w:val="0"/>
+        </w:rPr>
+        <w:t>s and outcomes in this worked example are invented classroom data; no real model run is claimed.</w:t>
+      </w:r>
+    </w:p>
+    <w:p>
+      <w:pPr>
+        <w:spacing w:line="336" w:lineRule="auto" w:after="180"/>
+        <w:shd w:fill="F5F1FB"/>
+      </w:pPr>
+      <w:r>
+        <w:rPr>
+          <w:b w:val="0"/>
+        </w:rPr>
+        <w:t>Point to the given fact that matters most. Explain why it matters.</w:t>
+      </w:r>
+    </w:p>
+    <w:p>
+      <w:pPr>
+        <w:pStyle w:val="Heading3"/>
+      </w:pPr>
+      <w:r>
+        <w:t>My picture explanation, deciding evidence and one limit</w:t>
+      </w:r>
+    </w:p>
+    <w:p>
+      <w:r>
+        <w:t>________________________________________________________________</w:t>
+      </w:r>
+    </w:p>
+    <w:p>
+      <w:r>
+        <w:t>________________________________________________________________</w:t>
+      </w:r>
+    </w:p>
+    <w:p>
+      <w:r>
+        <w:t>________________________________________________________________</w:t>
+      </w:r>
+    </w:p>
+    <w:p>
+      <w:r>
+        <w:t>________________________________________________________________</w:t>
+      </w:r>
+    </w:p>
+    <w:p>
+      <w:pPr>
+        <w:pStyle w:val="Heading3"/>
+      </w:pPr>
+      <w:r>
+        <w:t>02. Follow the deciding steps</w:t>
+      </w:r>
+    </w:p>
+    <w:p>
+      <w:r>
+        <w:drawing>
+          <wp:inline xmlns:a="http://schemas.openxmlformats.org/drawingml/2006/main" xmlns:pic="http://schemas.openxmlformats.org/drawingml/2006/picture">
+            <wp:extent cx="5486400" cy="3337560"/>
+            <wp:docPr id="4" name="Picture 4" descr="Sun rate: Sun error=2/20=10%. → Shade rate: Shade error=3/5=60%. → Pooled rate: Total error=5/25=20%, which hides the 50-percentage-point subgroup difference."/>
+            <wp:cNvGraphicFramePr>
+              <a:graphicFrameLocks noChangeAspect="1"/>
+            </wp:cNvGraphicFramePr>
+            <a:graphic>
+              <a:graphicData uri="http://schemas.openxmlformats.org/drawingml/2006/picture">
+                <pic:pic>
+                  <pic:nvPicPr>
+                    <pic:cNvPr id="0" name="academy-story-ai-4-31-02.png"/>
+                    <pic:cNvPicPr/>
+                  </pic:nvPicPr>
+                  <pic:blipFill>
+                    <a:blip r:embed="rId12"/>
+                    <a:stretch>
+                      <a:fillRect/>
+                    </a:stretch>
+                  </pic:blipFill>
+                  <pic:spPr>
+                    <a:xfrm>
+                      <a:off x="0" y="0"/>
+                      <a:ext cx="5486400" cy="3337560"/>
+                    </a:xfrm>
+                    <a:prstGeom prst="rect"/>
+                  </pic:spPr>
+                </pic:pic>
+              </a:graphicData>
+            </a:graphic>
+          </wp:inline>
+        </w:drawing>
+      </w:r>
+    </w:p>
+    <w:p>
+      <w:pPr>
+        <w:spacing w:line="336" w:lineRule="auto" w:after="180"/>
+      </w:pPr>
+      <w:r>
+        <w:rPr>
+          <w:b w:val="0"/>
+        </w:rPr>
+        <w:t>Sun rate: Sun error=2/20=10%. → Shade rate: Shade error=3/5=</w:t>
+      </w:r>
+      <w:r>
+        <w:rPr>
+          <w:b/>
+        </w:rPr>
+        <w:t>60%</w:t>
+      </w:r>
+      <w:r>
+        <w:rPr>
+          <w:b w:val="0"/>
+        </w:rPr>
+        <w:t xml:space="preserve">. → Pooled rate: Total error=5/25=20%, which hides the 50-percentage-point </w:t>
+      </w:r>
+      <w:r>
+        <w:rPr>
+          <w:b/>
+        </w:rPr>
+        <w:t>subgroup</w:t>
+      </w:r>
+      <w:r>
+        <w:rPr>
+          <w:b w:val="0"/>
+        </w:rPr>
+        <w:t xml:space="preserve"> difference.</w:t>
+      </w:r>
+    </w:p>
+    <w:p>
+      <w:pPr>
+        <w:spacing w:line="336" w:lineRule="auto" w:after="180"/>
+        <w:shd w:fill="F5F1FB"/>
+      </w:pPr>
+      <w:r>
+        <w:rPr>
+          <w:b w:val="0"/>
+        </w:rPr>
+        <w:t xml:space="preserve">Point to each numbered stage and explain which recorded </w:t>
+      </w:r>
+      <w:r>
+        <w:rPr>
+          <w:b/>
+        </w:rPr>
+        <w:t>input</w:t>
+      </w:r>
+      <w:r>
+        <w:rPr>
+          <w:b w:val="0"/>
+        </w:rPr>
+        <w:t xml:space="preserve"> it uses.</w:t>
+      </w:r>
+    </w:p>
+    <w:p>
+      <w:pPr>
+        <w:pStyle w:val="Heading3"/>
+      </w:pPr>
+      <w:r>
+        <w:t>My picture explanation, deciding evidence and one limit</w:t>
+      </w:r>
+    </w:p>
+    <w:p>
+      <w:r>
+        <w:t>________________________________________________________________</w:t>
+      </w:r>
+    </w:p>
+    <w:p>
+      <w:r>
+        <w:t>________________________________________________________________</w:t>
+      </w:r>
+    </w:p>
+    <w:p>
+      <w:r>
+        <w:t>________________________________________________________________</w:t>
+      </w:r>
+    </w:p>
+    <w:p>
+      <w:r>
+        <w:t>________________________________________________________________</w:t>
+      </w:r>
+    </w:p>
+    <w:p>
+      <w:pPr>
+        <w:pStyle w:val="Heading3"/>
+      </w:pPr>
+      <w:r>
+        <w:t>03. Subgroup error rates</w:t>
+      </w:r>
+    </w:p>
+    <w:p>
+      <w:r>
+        <w:drawing>
+          <wp:inline xmlns:a="http://schemas.openxmlformats.org/drawingml/2006/main" xmlns:pic="http://schemas.openxmlformats.org/drawingml/2006/picture">
+            <wp:extent cx="5486400" cy="3145536"/>
+            <wp:docPr id="5" name="Picture 5" descr="Subgroup error rates. Units: percent. Sun (n20): 10. Shade (n5): 60. pooled (n25): 20."/>
+            <wp:cNvGraphicFramePr>
+              <a:graphicFrameLocks noChangeAspect="1"/>
+            </wp:cNvGraphicFramePr>
+            <a:graphic>
+              <a:graphicData uri="http://schemas.openxmlformats.org/drawingml/2006/picture">
+                <pic:pic>
+                  <pic:nvPicPr>
+                    <pic:cNvPr id="0" name="academy-story-ai-4-31-03.png"/>
+                    <pic:cNvPicPr/>
+                  </pic:nvPicPr>
+                  <pic:blipFill>
+                    <a:blip r:embed="rId13"/>
+                    <a:stretch>
+                      <a:fillRect/>
+                    </a:stretch>
+                  </pic:blipFill>
+                  <pic:spPr>
+                    <a:xfrm>
+                      <a:off x="0" y="0"/>
+                      <a:ext cx="5486400" cy="3145536"/>
+                    </a:xfrm>
+                    <a:prstGeom prst="rect"/>
+                  </pic:spPr>
+                </pic:pic>
+              </a:graphicData>
+            </a:graphic>
+          </wp:inline>
+        </w:drawing>
+      </w:r>
+    </w:p>
+    <w:p>
+      <w:pPr>
+        <w:spacing w:line="336" w:lineRule="auto" w:after="180"/>
+      </w:pPr>
+      <w:r>
+        <w:rPr>
+          <w:b/>
+        </w:rPr>
+        <w:t>Subgroup</w:t>
+      </w:r>
+      <w:r>
+        <w:rPr>
+          <w:b w:val="0"/>
+        </w:rPr>
+        <w:t xml:space="preserve"> error rates. Units: percent. Sun (n20): 10. Shade (n5): 60. pooled (n25): 20.</w:t>
+      </w:r>
+    </w:p>
+    <w:p>
+      <w:pPr>
+        <w:spacing w:line="336" w:lineRule="auto" w:after="180"/>
+        <w:shd w:fill="F5F1FB"/>
+      </w:pPr>
+      <w:r>
+        <w:rPr>
+          <w:b w:val="0"/>
+        </w:rPr>
+        <w:t>Read the labels and values. Explain the relationship the model shows.</w:t>
+      </w:r>
+    </w:p>
+    <w:p>
+      <w:pPr>
+        <w:pStyle w:val="Heading3"/>
+      </w:pPr>
+      <w:r>
+        <w:t>My picture explanation, deciding evidence and one limit</w:t>
+      </w:r>
+    </w:p>
+    <w:p>
+      <w:r>
+        <w:t>________________________________________________________________</w:t>
+      </w:r>
+    </w:p>
+    <w:p>
+      <w:r>
+        <w:t>________________________________________________________________</w:t>
+      </w:r>
+    </w:p>
+    <w:p>
+      <w:r>
+        <w:t>________________________________________________________________</w:t>
+      </w:r>
+    </w:p>
+    <w:p>
+      <w:r>
+        <w:t>________________________________________________________________</w:t>
+      </w:r>
+    </w:p>
+    <w:p>
+      <w:pPr>
+        <w:pStyle w:val="Heading3"/>
+      </w:pPr>
+      <w:r>
+        <w:t>04. Change one thing. Trace what follows.</w:t>
+      </w:r>
+    </w:p>
+    <w:p>
+      <w:r>
+        <w:drawing>
+          <wp:inline xmlns:a="http://schemas.openxmlformats.org/drawingml/2006/main" xmlns:pic="http://schemas.openxmlformats.org/drawingml/2006/picture">
+            <wp:extent cx="5486400" cy="3026664"/>
+            <wp:docPr id="6" name="Picture 6" descr="Original case: Total error=5/25=20%, which hides the 50-percentage-point subgroup difference. Changed condition: Shade gains5 new cases with no errors. Expected result: Shade error becomes3/10=30%; pooled error becomes5/30≈16.7%. Reason: Extra evaluated cases change denominators; existing errors have not disappeared."/>
+            <wp:cNvGraphicFramePr>
+              <a:graphicFrameLocks noChangeAspect="1"/>
+            </wp:cNvGraphicFramePr>
+            <a:graphic>
+              <a:graphicData uri="http://schemas.openxmlformats.org/drawingml/2006/picture">
+                <pic:pic>
+                  <pic:nvPicPr>
+                    <pic:cNvPr id="0" name="academy-story-ai-4-31-04.png"/>
+                    <pic:cNvPicPr/>
+                  </pic:nvPicPr>
+                  <pic:blipFill>
+                    <a:blip r:embed="rId14"/>
+                    <a:stretch>
+                      <a:fillRect/>
+                    </a:stretch>
+                  </pic:blipFill>
+                  <pic:spPr>
+                    <a:xfrm>
+                      <a:off x="0" y="0"/>
+                      <a:ext cx="5486400" cy="3026664"/>
+                    </a:xfrm>
+                    <a:prstGeom prst="rect"/>
+                  </pic:spPr>
+                </pic:pic>
+              </a:graphicData>
+            </a:graphic>
+          </wp:inline>
+        </w:drawing>
+      </w:r>
+    </w:p>
+    <w:p>
+      <w:pPr>
+        <w:spacing w:line="336" w:lineRule="auto" w:after="180"/>
+      </w:pPr>
+      <w:r>
+        <w:rPr>
+          <w:b w:val="0"/>
+        </w:rPr>
+        <w:t xml:space="preserve">Original case: Total error=5/25=20%, which hides the 50-percentage-point </w:t>
+      </w:r>
+      <w:r>
+        <w:rPr>
+          <w:b/>
+        </w:rPr>
+        <w:t>subgroup</w:t>
+      </w:r>
+      <w:r>
+        <w:rPr>
+          <w:b w:val="0"/>
+        </w:rPr>
+        <w:t xml:space="preserve"> difference. Changed condition: Shade gains5 new cases with no errors.</w:t>
+      </w:r>
+    </w:p>
+    <w:p>
+      <w:pPr>
+        <w:spacing w:line="336" w:lineRule="auto" w:after="180"/>
+      </w:pPr>
+      <w:r>
+        <w:rPr>
+          <w:b w:val="0"/>
+        </w:rPr>
+        <w:t xml:space="preserve">Expected result: Shade error becomes3/10=30%; pooled error becomes5/30≈16.7%. Reason: Extra evaluated cases change </w:t>
+      </w:r>
+      <w:r>
+        <w:rPr>
+          <w:b/>
+        </w:rPr>
+        <w:t>denominator</w:t>
+      </w:r>
+      <w:r>
+        <w:rPr>
+          <w:b w:val="0"/>
+        </w:rPr>
+        <w:t>s; existing errors have not disappeared.</w:t>
+      </w:r>
+    </w:p>
+    <w:p>
+      <w:pPr>
+        <w:spacing w:line="336" w:lineRule="auto" w:after="180"/>
+        <w:shd w:fill="F5F1FB"/>
+      </w:pPr>
+      <w:r>
+        <w:rPr>
+          <w:b w:val="0"/>
+        </w:rPr>
+        <w:t>Predict before checking the worked changed-case result. Name what changed and what the supplied facts allow you to conclude.</w:t>
+      </w:r>
+    </w:p>
+    <w:p>
+      <w:pPr>
+        <w:pStyle w:val="Heading3"/>
+      </w:pPr>
+      <w:r>
+        <w:t>My picture explanation, deciding evidence and one limit</w:t>
+      </w:r>
+    </w:p>
+    <w:p>
+      <w:r>
+        <w:t>________________________________________________________________</w:t>
+      </w:r>
+    </w:p>
+    <w:p>
+      <w:r>
+        <w:t>________________________________________________________________</w:t>
+      </w:r>
+    </w:p>
+    <w:p>
+      <w:r>
+        <w:t>________________________________________________________________</w:t>
+      </w:r>
+    </w:p>
+    <w:p>
+      <w:r>
+        <w:t>________________________________________________________________</w:t>
+      </w:r>
+    </w:p>
+    <w:p>
+      <w:pPr>
+        <w:pStyle w:val="Heading3"/>
+      </w:pPr>
+      <w:r>
+        <w:t>05. Connect the explanation to its limit</w:t>
+      </w:r>
+    </w:p>
+    <w:p>
+      <w:r>
+        <w:drawing>
+          <wp:inline xmlns:a="http://schemas.openxmlformats.org/drawingml/2006/main" xmlns:pic="http://schemas.openxmlformats.org/drawingml/2006/picture">
+            <wp:extent cx="5486400" cy="2834640"/>
+            <wp:docPr id="7" name="Picture 7" descr="Read the picture in order. Total error=5/25=20%, which hides the 50-percentage-point subgroup difference. The arrows show which recorded input or intermediate result each decision uses. Explain the deciding step aloud before checking the changed case; pointing to the final answer alone does not show how it follows. Limit: Small subgroup samples have high variability. An observed gap does not by itself establish discrimination or a causal explanation."/>
+            <wp:cNvGraphicFramePr>
+              <a:graphicFrameLocks noChangeAspect="1"/>
+            </wp:cNvGraphicFramePr>
+            <a:graphic>
+              <a:graphicData uri="http://schemas.openxmlformats.org/drawingml/2006/picture">
+                <pic:pic>
+                  <pic:nvPicPr>
+                    <pic:cNvPr id="0" name="academy-story-ai-4-31-05.png"/>
+                    <pic:cNvPicPr/>
+                  </pic:nvPicPr>
+                  <pic:blipFill>
+                    <a:blip r:embed="rId15"/>
+                    <a:stretch>
+                      <a:fillRect/>
+                    </a:stretch>
+                  </pic:blipFill>
+                  <pic:spPr>
+                    <a:xfrm>
+                      <a:off x="0" y="0"/>
+                      <a:ext cx="5486400" cy="2834640"/>
+                    </a:xfrm>
+                    <a:prstGeom prst="rect"/>
+                  </pic:spPr>
+                </pic:pic>
+              </a:graphicData>
+            </a:graphic>
+          </wp:inline>
+        </w:drawing>
+      </w:r>
+    </w:p>
+    <w:p>
+      <w:pPr>
+        <w:spacing w:line="336" w:lineRule="auto" w:after="180"/>
+      </w:pPr>
+      <w:r>
+        <w:rPr>
+          <w:b w:val="0"/>
+        </w:rPr>
+        <w:t xml:space="preserve">Read the picture in order. Total error=5/25=20%, which hides the 50-percentage-point </w:t>
+      </w:r>
+      <w:r>
+        <w:rPr>
+          <w:b/>
+        </w:rPr>
+        <w:t>subgroup</w:t>
+      </w:r>
+      <w:r>
+        <w:rPr>
+          <w:b w:val="0"/>
+        </w:rPr>
+        <w:t xml:space="preserve"> difference. The arrows show which recorded </w:t>
+      </w:r>
+      <w:r>
+        <w:rPr>
+          <w:b/>
+        </w:rPr>
+        <w:t>input</w:t>
+      </w:r>
+      <w:r>
+        <w:rPr>
+          <w:b w:val="0"/>
+        </w:rPr>
+        <w:t xml:space="preserve"> or intermediate result each decision uses.</w:t>
+      </w:r>
+    </w:p>
+    <w:p>
+      <w:pPr>
+        <w:spacing w:line="336" w:lineRule="auto" w:after="180"/>
+      </w:pPr>
+      <w:r>
+        <w:rPr>
+          <w:b w:val="0"/>
+        </w:rPr>
+        <w:t xml:space="preserve">Explain the deciding step aloud before checking the changed case; pointing to the final answer alone does not show how it follows. Limit: Small </w:t>
+      </w:r>
+      <w:r>
+        <w:rPr>
+          <w:b/>
+        </w:rPr>
+        <w:t>subgroup</w:t>
+      </w:r>
+      <w:r>
+        <w:rPr>
+          <w:b w:val="0"/>
+        </w:rPr>
+        <w:t xml:space="preserve"> samples have high variability.</w:t>
+      </w:r>
+    </w:p>
+    <w:p>
+      <w:pPr>
+        <w:spacing w:line="336" w:lineRule="auto" w:after="180"/>
+      </w:pPr>
+      <w:r>
+        <w:rPr>
+          <w:b w:val="0"/>
+        </w:rPr>
+        <w:t>An observed gap does not by itself establish discrimination or a causal explanation.</w:t>
+      </w:r>
+    </w:p>
+    <w:p>
+      <w:pPr>
+        <w:spacing w:line="336" w:lineRule="auto" w:after="180"/>
+        <w:shd w:fill="F5F1FB"/>
+      </w:pPr>
+      <w:r>
+        <w:rPr>
+          <w:b w:val="0"/>
+        </w:rPr>
+        <w:t>Explain the case, then point to a limit on the claim.</w:t>
+      </w:r>
+    </w:p>
+    <w:p>
+      <w:pPr>
+        <w:pStyle w:val="Heading3"/>
+      </w:pPr>
+      <w:r>
+        <w:t>My picture explanation, deciding evidence and one limit</w:t>
+      </w:r>
+    </w:p>
+    <w:p>
+      <w:r>
+        <w:t>________________________________________________________________</w:t>
+      </w:r>
+    </w:p>
+    <w:p>
+      <w:r>
+        <w:t>________________________________________________________________</w:t>
+      </w:r>
+    </w:p>
+    <w:p>
+      <w:r>
+        <w:t>________________________________________________________________</w:t>
+      </w:r>
+    </w:p>
+    <w:p>
+      <w:r>
+        <w:t>________________________________________________________________</w:t>
+      </w:r>
+    </w:p>
+    <w:p>
+      <w:pPr>
+        <w:pStyle w:val="Heading3"/>
+      </w:pPr>
+      <w:r>
+        <w:t>06. Make the idea visible in your project</w:t>
+      </w:r>
+    </w:p>
+    <w:p>
+      <w:r>
+        <w:drawing>
+          <wp:inline xmlns:a="http://schemas.openxmlformats.org/drawingml/2006/main" xmlns:pic="http://schemas.openxmlformats.org/drawingml/2006/picture">
+            <wp:extent cx="5486400" cy="3681984"/>
+            <wp:docPr id="8" name="Picture 8" descr="For your Responsible Plant Classifier, save the input, procedure, observed result and limitation of this check. Label this worked example as practice; use a different, previously unreviewed case when checking independent understanding. Draw your input, deciding step, result and limit. Supported question: Why should the report retain subgroup rates alongside the total? Point to the relevant step in the picture, then write the changed result and the rule or evidence that supports it."/>
+            <wp:cNvGraphicFramePr>
+              <a:graphicFrameLocks noChangeAspect="1"/>
+            </wp:cNvGraphicFramePr>
+            <a:graphic>
+              <a:graphicData uri="http://schemas.openxmlformats.org/drawingml/2006/picture">
+                <pic:pic>
+                  <pic:nvPicPr>
+                    <pic:cNvPr id="0" name="academy-story-ai-4-31-06.png"/>
+                    <pic:cNvPicPr/>
+                  </pic:nvPicPr>
+                  <pic:blipFill>
+                    <a:blip r:embed="rId16"/>
+                    <a:stretch>
+                      <a:fillRect/>
+                    </a:stretch>
+                  </pic:blipFill>
+                  <pic:spPr>
+                    <a:xfrm>
+                      <a:off x="0" y="0"/>
+                      <a:ext cx="5486400" cy="3681984"/>
+                    </a:xfrm>
+                    <a:prstGeom prst="rect"/>
+                  </pic:spPr>
+                </pic:pic>
+              </a:graphicData>
+            </a:graphic>
+          </wp:inline>
+        </w:drawing>
+      </w:r>
+    </w:p>
+    <w:p>
+      <w:pPr>
+        <w:spacing w:line="336" w:lineRule="auto" w:after="180"/>
+      </w:pPr>
+      <w:r>
+        <w:rPr>
+          <w:b w:val="0"/>
+        </w:rPr>
+        <w:t xml:space="preserve">For your Responsible Plant Classifier, save the </w:t>
+      </w:r>
+      <w:r>
+        <w:rPr>
+          <w:b/>
+        </w:rPr>
+        <w:t>input</w:t>
+      </w:r>
+      <w:r>
+        <w:rPr>
+          <w:b w:val="0"/>
+        </w:rPr>
+        <w:t>, procedure, observed result and limitation of this check.</w:t>
+      </w:r>
+    </w:p>
+    <w:p>
+      <w:pPr>
+        <w:spacing w:line="336" w:lineRule="auto" w:after="180"/>
+      </w:pPr>
+      <w:r>
+        <w:rPr>
+          <w:b w:val="0"/>
+        </w:rPr>
+        <w:t xml:space="preserve">Label this worked example as practice; use a different, previously unreviewed case when checking independent understanding. Draw your </w:t>
+      </w:r>
+      <w:r>
+        <w:rPr>
+          <w:b/>
+        </w:rPr>
+        <w:t>input</w:t>
+      </w:r>
+      <w:r>
+        <w:rPr>
+          <w:b w:val="0"/>
+        </w:rPr>
+        <w:t>, deciding step, result and limit.</w:t>
+      </w:r>
+    </w:p>
+    <w:p>
+      <w:pPr>
+        <w:spacing w:line="336" w:lineRule="auto" w:after="180"/>
+      </w:pPr>
+      <w:r>
+        <w:rPr>
+          <w:b w:val="0"/>
+        </w:rPr>
+        <w:t xml:space="preserve">Supported question: Why should the report retain </w:t>
+      </w:r>
+      <w:r>
+        <w:rPr>
+          <w:b/>
+        </w:rPr>
+        <w:t>subgroup</w:t>
+      </w:r>
+      <w:r>
+        <w:rPr>
+          <w:b w:val="0"/>
+        </w:rPr>
+        <w:t xml:space="preserve"> rates alongside the total? Point to the relevant step in the picture, then write the changed result and the rule or </w:t>
+      </w:r>
+      <w:r>
+        <w:rPr>
+          <w:b/>
+        </w:rPr>
+        <w:t>evidence</w:t>
+      </w:r>
+      <w:r>
+        <w:rPr>
+          <w:b w:val="0"/>
+        </w:rPr>
+        <w:t xml:space="preserve"> that supports it.</w:t>
+      </w:r>
+    </w:p>
+    <w:p>
+      <w:pPr>
+        <w:spacing w:line="336" w:lineRule="auto" w:after="180"/>
+        <w:shd w:fill="F5F1FB"/>
+      </w:pPr>
+      <w:r>
+        <w:rPr>
+          <w:b w:val="0"/>
+        </w:rPr>
+        <w:t xml:space="preserve">Draw your project trace and justify the deciding step using </w:t>
+      </w:r>
+      <w:r>
+        <w:rPr>
+          <w:b/>
+        </w:rPr>
+        <w:t>evidence</w:t>
+      </w:r>
+      <w:r>
+        <w:rPr>
+          <w:b w:val="0"/>
+        </w:rPr>
+        <w:t>.</w:t>
+      </w:r>
+    </w:p>
+    <w:p>
+      <w:pPr>
+        <w:pStyle w:val="Heading3"/>
+      </w:pPr>
+      <w:r>
+        <w:t>My picture explanation, deciding evidence and one limit</w:t>
       </w:r>
     </w:p>
     <w:p>

--- a/downloads/workbook/ai-4-week-31.docx
+++ b/downloads/workbook/ai-4-week-31.docx
@@ -1100,6 +1100,26 @@
     <w:p>
       <w:r>
         <w:t>Calculate group rates. Apply the supplied Subgroup Performance facts and keep your reasoning.</w:t>
+      </w:r>
+    </w:p>
+    <w:p>
+      <w:pPr>
+        <w:pStyle w:val="Heading3"/>
+      </w:pPr>
+      <w:r>
+        <w:t>Where to find the supplied example</w:t>
+      </w:r>
+    </w:p>
+    <w:p>
+      <w:pPr>
+        <w:spacing w:line="336" w:lineRule="auto" w:after="180"/>
+        <w:shd w:fill="F1F6F8"/>
+      </w:pPr>
+      <w:r>
+        <w:rPr>
+          <w:b w:val="0"/>
+        </w:rPr>
+        <w:t>Reference for this exercise: open this week’s student lesson, “Subgroup Performance”, at “See how it works” and “Follow a worked example”. Use the original worked values or code named in the question; the later pictorial case is a separate example. Keep this reference beside your workbook while practising.</w:t>
       </w:r>
     </w:p>
     <w:p>

--- a/downloads/workbook/ai-4-week-31.docx
+++ b/downloads/workbook/ai-4-week-31.docx
@@ -25,22 +25,45 @@
         <w:pStyle w:val="Heading1"/>
       </w:pPr>
       <w:r>
-        <w:t>01. Recall and choose your starting point</w:t>
-      </w:r>
-    </w:p>
-    <w:p>
-      <w:r>
-        <w:t>Record your starting explanation for Subgroup Performance before opening notes. Show any later correction separately.</w:t>
-      </w:r>
-    </w:p>
-    <w:p>
-      <w:pPr>
-        <w:spacing w:line="336" w:lineRule="auto" w:after="180"/>
-      </w:pPr>
-      <w:r>
-        <w:rPr>
-          <w:b w:val="0"/>
-        </w:rPr>
+        <w:t>One readable subgroup-evidence record.</w:t>
+      </w:r>
+    </w:p>
+    <w:p>
+      <w:r>
+        <w:t>Compute separate rates,weighted totals and missing-evidence limits.</w:t>
+      </w:r>
+    </w:p>
+    <w:p>
+      <w:r>
+        <w:t>W1–W3/W5 → selected X/Ytask → project slice record → changed-case return.</w:t>
+      </w:r>
+    </w:p>
+    <w:p>
+      <w:pPr>
+        <w:pStyle w:val="Heading1"/>
+      </w:pPr>
+      <w:r>
+        <w:t>01. Recall · Retrieve before notes</w:t>
+      </w:r>
+    </w:p>
+    <w:p>
+      <w:r>
+        <w:t>Keep this task’s complete inputs, stated rule and support record together.</w:t>
+      </w:r>
+    </w:p>
+    <w:p>
+      <w:pPr>
+        <w:pStyle w:val="Heading2"/>
+      </w:pPr>
+      <w:r>
+        <w:t>Task and evidence record</w:t>
+      </w:r>
+    </w:p>
+    <w:p>
+      <w:pPr>
+        <w:pStyle w:val="ListBullet"/>
+      </w:pPr>
+      <w:r>
         <w:t>Try the recall before opening notes. Then use a different colour or a labelled second line to correct your explanation.</w:t>
       </w:r>
     </w:p>
@@ -54,12 +77,9 @@
     </w:p>
     <w:p>
       <w:pPr>
-        <w:spacing w:line="336" w:lineRule="auto" w:after="180"/>
-      </w:pPr>
-      <w:r>
-        <w:rPr>
-          <w:b w:val="0"/>
-        </w:rPr>
+        <w:pStyle w:val="ListBullet"/>
+      </w:pPr>
+      <w:r>
         <w:t>Without opening the old lesson, explain one key idea from Improve Generalization. Give an example and a mistake that the idea helps you avoid.</w:t>
       </w:r>
     </w:p>
@@ -96,12 +116,9 @@
     </w:p>
     <w:p>
       <w:pPr>
-        <w:spacing w:line="336" w:lineRule="auto" w:after="180"/>
-      </w:pPr>
-      <w:r>
-        <w:rPr>
-          <w:b w:val="0"/>
-        </w:rPr>
+        <w:pStyle w:val="ListBullet"/>
+      </w:pPr>
+      <w:r>
         <w:t>Without opening the old lesson, explain one key idea from Learning Curves. Give an example and a mistake that the idea helps you avoid.</w:t>
       </w:r>
     </w:p>
@@ -138,12 +155,9 @@
     </w:p>
     <w:p>
       <w:pPr>
-        <w:spacing w:line="336" w:lineRule="auto" w:after="180"/>
-      </w:pPr>
-      <w:r>
-        <w:rPr>
-          <w:b w:val="0"/>
-        </w:rPr>
+        <w:pStyle w:val="ListBullet"/>
+      </w:pPr>
+      <w:r>
         <w:t>Without opening the old lesson, explain one key idea from Metrics Match Consequences. Give an example and a mistake that the idea helps you avoid.</w:t>
       </w:r>
     </w:p>
@@ -175,135 +189,52 @@
         <w:pStyle w:val="Heading1"/>
       </w:pPr>
       <w:r>
-        <w:t>02. Practise with fading help</w:t>
-      </w:r>
-    </w:p>
-    <w:p>
-      <w:r>
-        <w:t>Complete the supported Subgroup Performance trace and record the first step you can explain without help.</w:t>
-      </w:r>
-    </w:p>
-    <w:p>
-      <w:pPr>
-        <w:spacing w:line="336" w:lineRule="auto" w:after="180"/>
-      </w:pPr>
-      <w:r>
-        <w:rPr>
-          <w:b w:val="0"/>
-        </w:rPr>
-        <w:t xml:space="preserve">Use W2: Check sensitivity for </w:t>
-      </w:r>
-      <w:r>
-        <w:rPr>
-          <w:b/>
-        </w:rPr>
-        <w:t>Subgroup</w:t>
-      </w:r>
-      <w:r>
-        <w:rPr>
-          <w:b w:val="0"/>
-        </w:rPr>
-        <w:t xml:space="preserve"> evaluation. Record the answer once; the lesson and workbook refer to the same attempt.</w:t>
-      </w:r>
-    </w:p>
-    <w:tbl>
-      <w:tblPr>
-        <w:tblStyle w:val="LightShading-Accent1"/>
-        <w:tblW w:type="auto" w:w="0"/>
-        <w:tblLook w:firstColumn="1" w:firstRow="1" w:lastColumn="0" w:lastRow="0" w:noHBand="0" w:noVBand="1" w:val="04A0"/>
-      </w:tblPr>
-      <w:tblGrid>
-        <w:gridCol w:w="2556"/>
-        <w:gridCol w:w="2556"/>
-        <w:gridCol w:w="2556"/>
-        <w:gridCol w:w="2556"/>
-      </w:tblGrid>
-      <w:tr>
-        <w:trPr>
-          <w:tblHeader/>
-        </w:trPr>
-        <w:tc>
-          <w:tcPr>
-            <w:tcW w:type="dxa" w:w="2556"/>
-          </w:tcPr>
-          <w:p>
-            <w:r>
-              <w:t>Given inputs</w:t>
-            </w:r>
-          </w:p>
-        </w:tc>
-        <w:tc>
-          <w:tcPr>
-            <w:tcW w:type="dxa" w:w="2556"/>
-          </w:tcPr>
-          <w:p>
-            <w:r>
-              <w:t>Procedure I chose</w:t>
-            </w:r>
-          </w:p>
-        </w:tc>
-        <w:tc>
-          <w:tcPr>
-            <w:tcW w:type="dxa" w:w="2556"/>
-          </w:tcPr>
-          <w:p>
-            <w:r>
-              <w:t>Middle steps</w:t>
-            </w:r>
-          </w:p>
-        </w:tc>
-        <w:tc>
-          <w:tcPr>
-            <w:tcW w:type="dxa" w:w="2556"/>
-          </w:tcPr>
-          <w:p>
-            <w:r>
-              <w:t>Result and check</w:t>
-            </w:r>
-          </w:p>
-        </w:tc>
-      </w:tr>
-      <w:tr>
-        <w:tc>
-          <w:tcPr>
-            <w:tcW w:type="dxa" w:w="2556"/>
-          </w:tcPr>
-          <w:p>
-            <w:r/>
-          </w:p>
-        </w:tc>
-        <w:tc>
-          <w:tcPr>
-            <w:tcW w:type="dxa" w:w="2556"/>
-          </w:tcPr>
-          <w:p>
-            <w:r/>
-          </w:p>
-        </w:tc>
-        <w:tc>
-          <w:tcPr>
-            <w:tcW w:type="dxa" w:w="2556"/>
-          </w:tcPr>
-          <w:p>
-            <w:r/>
-          </w:p>
-        </w:tc>
-        <w:tc>
-          <w:tcPr>
-            <w:tcW w:type="dxa" w:w="2556"/>
-          </w:tcPr>
-          <w:p>
-            <w:r/>
-          </w:p>
-        </w:tc>
-      </w:tr>
-    </w:tbl>
+        <w:t>12. W1 · Explain the mechanism</w:t>
+      </w:r>
+    </w:p>
+    <w:p>
+      <w:r>
+        <w:t>Keep this task’s complete inputs, stated rule and support record together.</w:t>
+      </w:r>
+    </w:p>
+    <w:p>
+      <w:pPr>
+        <w:pStyle w:val="Heading2"/>
+      </w:pPr>
+      <w:r>
+        <w:t>Task and evidence record</w:t>
+      </w:r>
+    </w:p>
+    <w:p>
+      <w:pPr>
+        <w:pStyle w:val="ListBullet"/>
+      </w:pPr>
+      <w:r>
+        <w:t>Main A2/20 errors=10%, B3/5=60%, pooled 5/25=20%, gap 50 percentage points. One changed originalBerror yields 2/5=40%. PictureSun/Shadearithmeticmatches; adding 5 error-freeShadecases yields 3/10 and5/30 pooled, not a model repair. Complete synthetic 25-case audit uses lightingbright/dim, typeAlpha/Beta, cameraA/B/C; spottedpositive. Error countsbright 0/10, dim 5/15, Alpha2/10, Beta3/15, A2/20, B3/5, Cunobserved. Recallbright5/5, dim 6/8, Alpha5/5, Beta6/8, A10/10, B1/3, Cunavailable; pooled 11/13. Do not sum overlapping field totals.</w:t>
+      </w:r>
+    </w:p>
+    <w:p>
+      <w:pPr>
+        <w:pStyle w:val="ListBullet"/>
+      </w:pPr>
+      <w:r>
+        <w:t>Reference for this exercise: open this week’s student lesson, “Subgroup Performance”, at “See how it works” and “Follow a worked example”. Use the original worked values or code named in the question; the later pictorial case is a separate example. Keep this reference beside your workbook while practising.</w:t>
+      </w:r>
+    </w:p>
+    <w:p>
+      <w:pPr>
+        <w:pStyle w:val="ListBullet"/>
+      </w:pPr>
+      <w:r>
+        <w:t>Calculate the worked group and pooled rates.</w:t>
+      </w:r>
+    </w:p>
     <w:p>
       <w:pPr>
         <w:pStyle w:val="Heading3"/>
       </w:pPr>
       <w:r>
-        <w:t>The step I completed without help, and the hint I needed</w:t>
+        <w:t>My reasoning and evidence</w:t>
       </w:r>
     </w:p>
     <w:p>
@@ -322,39 +253,55 @@
       </w:r>
     </w:p>
     <w:p>
+      <w:r>
+        <w:t>________________________________________________________________</w:t>
+      </w:r>
+    </w:p>
+    <w:p>
+      <w:r>
+        <w:t>________________________________________________________________</w:t>
+      </w:r>
+    </w:p>
+    <w:p>
+      <w:r>
+        <w:t>________________________________________________________________</w:t>
+      </w:r>
+    </w:p>
+    <w:p>
       <w:pPr>
         <w:pStyle w:val="Heading1"/>
       </w:pPr>
       <w:r>
-        <w:t>03. Individual reasoning check</w:t>
-      </w:r>
-    </w:p>
-    <w:p>
-      <w:r>
-        <w:t>Check the proposed Subgroup Performance explanation against the supplied facts before discussing it.</w:t>
-      </w:r>
-    </w:p>
-    <w:p>
-      <w:pPr>
-        <w:spacing w:line="336" w:lineRule="auto" w:after="180"/>
-      </w:pPr>
-      <w:r>
-        <w:rPr>
-          <w:b w:val="0"/>
-        </w:rPr>
-        <w:t xml:space="preserve">Use the worked case for </w:t>
-      </w:r>
-      <w:r>
-        <w:rPr>
-          <w:b/>
-        </w:rPr>
-        <w:t>Subgroup</w:t>
-      </w:r>
-      <w:r>
-        <w:rPr>
-          <w:b w:val="0"/>
-        </w:rPr>
-        <w:t xml:space="preserve"> evaluation. Proposed explanation: “A final answer is enough”. Decide whether this explanation is supported. Point to the step or supplied fact that decides; explain your repair if needed.</w:t>
+        <w:t>13. W2 · Trace the current experiment</w:t>
+      </w:r>
+    </w:p>
+    <w:p>
+      <w:r>
+        <w:t>Keep this task’s complete inputs, stated rule and support record together.</w:t>
+      </w:r>
+    </w:p>
+    <w:p>
+      <w:pPr>
+        <w:pStyle w:val="Heading2"/>
+      </w:pPr>
+      <w:r>
+        <w:t>Task and evidence record</w:t>
+      </w:r>
+    </w:p>
+    <w:p>
+      <w:pPr>
+        <w:pStyle w:val="ListBullet"/>
+      </w:pPr>
+      <w:r>
+        <w:t>Main A2/20 errors=10%, B3/5=60%, pooled 5/25=20%, gap 50 percentage points. One changed originalBerror yields 2/5=40%. PictureSun/Shadearithmeticmatches; adding 5 error-freeShadecases yields 3/10 and5/30 pooled, not a model repair. Complete synthetic 25-case audit uses lightingbright/dim, typeAlpha/Beta, cameraA/B/C; spottedpositive. Error countsbright 0/10, dim 5/15, Alpha2/10, Beta3/15, A2/20, B3/5, Cunobserved. Recallbright5/5, dim 6/8, Alpha5/5, Beta6/8, A10/10, B1/3, Cunavailable; pooled 11/13. Do not sum overlapping field totals.</w:t>
+      </w:r>
+    </w:p>
+    <w:p>
+      <w:pPr>
+        <w:pStyle w:val="ListBullet"/>
+      </w:pPr>
+      <w:r>
+        <w:t>How does correcting one B error affect its rate?</w:t>
       </w:r>
     </w:p>
     <w:p>
@@ -362,7 +309,7 @@
         <w:pStyle w:val="Heading3"/>
       </w:pPr>
       <w:r>
-        <w:t>My explanation before partner discussion</w:t>
+        <w:t>My reasoning and evidence</w:t>
       </w:r>
     </w:p>
     <w:p>
@@ -386,16 +333,50 @@
       </w:r>
     </w:p>
     <w:p>
+      <w:r>
+        <w:t>________________________________________________________________</w:t>
+      </w:r>
+    </w:p>
+    <w:p>
+      <w:r>
+        <w:t>________________________________________________________________</w:t>
+      </w:r>
+    </w:p>
+    <w:p>
       <w:pPr>
         <w:pStyle w:val="Heading1"/>
       </w:pPr>
       <w:r>
-        <w:t>04. Independent transfer case</w:t>
-      </w:r>
-    </w:p>
-    <w:p>
-      <w:r>
-        <w:t>Write one first attempt at the reserved independent case before feedback. Repeated copies of that case refer to the same recorded attempt.</w:t>
+        <w:t>14. W3 · Repair the reasoning</w:t>
+      </w:r>
+    </w:p>
+    <w:p>
+      <w:r>
+        <w:t>Keep this task’s complete inputs, stated rule and support record together.</w:t>
+      </w:r>
+    </w:p>
+    <w:p>
+      <w:pPr>
+        <w:pStyle w:val="Heading2"/>
+      </w:pPr>
+      <w:r>
+        <w:t>Task and evidence record</w:t>
+      </w:r>
+    </w:p>
+    <w:p>
+      <w:pPr>
+        <w:pStyle w:val="ListBullet"/>
+      </w:pPr>
+      <w:r>
+        <w:t>Main A2/20 errors=10%, B3/5=60%, pooled 5/25=20%, gap 50 percentage points. One changed originalBerror yields 2/5=40%. PictureSun/Shadearithmeticmatches; adding 5 error-freeShadecases yields 3/10 and5/30 pooled, not a model repair. Complete synthetic 25-case audit uses lightingbright/dim, typeAlpha/Beta, cameraA/B/C; spottedpositive. Error countsbright 0/10, dim 5/15, Alpha2/10, Beta3/15, A2/20, B3/5, Cunobserved. Recallbright5/5, dim 6/8, Alpha5/5, Beta6/8, A10/10, B1/3, Cunavailable; pooled 11/13. Do not sum overlapping field totals.</w:t>
+      </w:r>
+    </w:p>
+    <w:p>
+      <w:pPr>
+        <w:pStyle w:val="ListBullet"/>
+      </w:pPr>
+      <w:r>
+        <w:t>Group C has no evaluated cases. What is its measured error rate?</w:t>
       </w:r>
     </w:p>
     <w:p>
@@ -403,17 +384,156 @@
         <w:pStyle w:val="Heading3"/>
       </w:pPr>
       <w:r>
+        <w:t>My reasoning and evidence</w:t>
+      </w:r>
+    </w:p>
+    <w:p>
+      <w:r>
+        <w:t>________________________________________________________________</w:t>
+      </w:r>
+    </w:p>
+    <w:p>
+      <w:r>
+        <w:t>________________________________________________________________</w:t>
+      </w:r>
+    </w:p>
+    <w:p>
+      <w:r>
+        <w:t>________________________________________________________________</w:t>
+      </w:r>
+    </w:p>
+    <w:p>
+      <w:r>
+        <w:t>________________________________________________________________</w:t>
+      </w:r>
+    </w:p>
+    <w:p>
+      <w:r>
+        <w:t>________________________________________________________________</w:t>
+      </w:r>
+    </w:p>
+    <w:p>
+      <w:r>
+        <w:t>________________________________________________________________</w:t>
+      </w:r>
+    </w:p>
+    <w:p>
+      <w:pPr>
+        <w:pStyle w:val="Heading1"/>
+      </w:pPr>
+      <w:r>
+        <w:t>16. W5 · Plan the next check</w:t>
+      </w:r>
+    </w:p>
+    <w:p>
+      <w:r>
+        <w:t>Keep this task’s complete inputs, stated rule and support record together.</w:t>
+      </w:r>
+    </w:p>
+    <w:p>
+      <w:pPr>
+        <w:pStyle w:val="Heading2"/>
+      </w:pPr>
+      <w:r>
+        <w:t>Task and evidence record</w:t>
+      </w:r>
+    </w:p>
+    <w:p>
+      <w:pPr>
+        <w:pStyle w:val="ListBullet"/>
+      </w:pPr>
+      <w:r>
+        <w:t>Main A2/20 errors=10%, B3/5=60%, pooled 5/25=20%, gap 50 percentage points. One changed originalBerror yields 2/5=40%. PictureSun/Shadearithmeticmatches; adding 5 error-freeShadecases yields 3/10 and5/30 pooled, not a model repair. Complete synthetic 25-case audit uses lightingbright/dim, typeAlpha/Beta, cameraA/B/C; spottedpositive. Error countsbright 0/10, dim 5/15, Alpha2/10, Beta3/15, A2/20, B3/5, Cunobserved. Recallbright5/5, dim 6/8, Alpha5/5, Beta6/8, A10/10, B1/3, Cunavailable; pooled 11/13. Do not sum overlapping field totals.</w:t>
+      </w:r>
+    </w:p>
+    <w:p>
+      <w:pPr>
+        <w:pStyle w:val="ListBullet"/>
+      </w:pPr>
+      <w:r>
+        <w:t>Why does equal accuracy not settle whether use is fair?</w:t>
+      </w:r>
+    </w:p>
+    <w:p>
+      <w:pPr>
+        <w:pStyle w:val="Heading3"/>
+      </w:pPr>
+      <w:r>
+        <w:t>My reasoning and evidence</w:t>
+      </w:r>
+    </w:p>
+    <w:p>
+      <w:r>
+        <w:t>________________________________________________________________</w:t>
+      </w:r>
+    </w:p>
+    <w:p>
+      <w:r>
+        <w:t>________________________________________________________________</w:t>
+      </w:r>
+    </w:p>
+    <w:p>
+      <w:r>
+        <w:t>________________________________________________________________</w:t>
+      </w:r>
+    </w:p>
+    <w:p>
+      <w:r>
+        <w:t>________________________________________________________________</w:t>
+      </w:r>
+    </w:p>
+    <w:p>
+      <w:r>
+        <w:t>________________________________________________________________</w:t>
+      </w:r>
+    </w:p>
+    <w:p>
+      <w:r>
+        <w:t>________________________________________________________________</w:t>
+      </w:r>
+    </w:p>
+    <w:p>
+      <w:pPr>
+        <w:pStyle w:val="Heading1"/>
+      </w:pPr>
+      <w:r>
+        <w:t>04. Try alone · Selected experiment task</w:t>
+      </w:r>
+    </w:p>
+    <w:p>
+      <w:r>
+        <w:t>Keep this task’s complete inputs, stated rule and support record together.</w:t>
+      </w:r>
+    </w:p>
+    <w:p>
+      <w:pPr>
+        <w:pStyle w:val="Heading2"/>
+      </w:pPr>
+      <w:r>
+        <w:t>Task and evidence record</w:t>
+      </w:r>
+    </w:p>
+    <w:p>
+      <w:pPr>
+        <w:pStyle w:val="ListBullet"/>
+      </w:pPr>
+      <w:r>
+        <w:t>Treat the selected X/Ygroups as the supplied disjoint 14-case comparison with the same error definition. Do not use the main 25-case camera table or invent a causal group difference. Report each count, pooled denominator and the four-case Ysample limitation. No per-class labels are given, so recall is not computable from these aggregate error counts alone.</w:t>
+      </w:r>
+    </w:p>
+    <w:p>
+      <w:pPr>
+        <w:pStyle w:val="Heading3"/>
+      </w:pPr>
+      <w:r>
         <w:t>Independent case: Apply independently</w:t>
       </w:r>
     </w:p>
     <w:p>
       <w:pPr>
-        <w:spacing w:line="336" w:lineRule="auto" w:after="180"/>
-      </w:pPr>
-      <w:r>
-        <w:rPr>
-          <w:b w:val="0"/>
-        </w:rPr>
+        <w:pStyle w:val="ListBullet"/>
+      </w:pPr>
+      <w:r>
         <w:t>Groups X 1 error/10 and Y 2/4: calculate separate and pooled rates, then state one limit.</w:t>
       </w:r>
     </w:p>
@@ -462,12 +582,9 @@
     </w:p>
     <w:p>
       <w:pPr>
-        <w:spacing w:line="336" w:lineRule="auto" w:after="180"/>
-      </w:pPr>
-      <w:r>
-        <w:rPr>
-          <w:b w:val="0"/>
-        </w:rPr>
+        <w:pStyle w:val="ListBullet"/>
+      </w:pPr>
+      <w:r>
         <w:t>Attempt this case before feedback. Record any help. Earlier examples below are further practice; a case already practised with feedback cannot establish fresh transfer.</w:t>
       </w:r>
     </w:p>
@@ -476,36 +593,69 @@
         <w:pStyle w:val="Heading1"/>
       </w:pPr>
       <w:r>
-        <w:t>05. Your learning target</w:t>
-      </w:r>
-    </w:p>
-    <w:p>
-      <w:r>
-        <w:t>Connect the Subgroup Performance target to a trace and a justified conclusion.</w:t>
-      </w:r>
-    </w:p>
-    <w:p>
-      <w:pPr>
-        <w:spacing w:line="336" w:lineRule="auto" w:after="180"/>
-        <w:shd w:fill="F5F1FB"/>
-      </w:pPr>
-      <w:r>
-        <w:rPr>
-          <w:b w:val="0"/>
-        </w:rPr>
-        <w:t xml:space="preserve">Device A gets 18/20 correct; B gets 6/10. Compute overall accuracy and the </w:t>
-      </w:r>
-      <w:r>
-        <w:rPr>
-          <w:b/>
-        </w:rPr>
-        <w:t>subgroup</w:t>
-      </w:r>
-      <w:r>
-        <w:rPr>
-          <w:b w:val="0"/>
-        </w:rPr>
-        <w:t xml:space="preserve"> gap. What causal claim is not supported?</w:t>
+        <w:t>09. Project · Keep the experiment evidence</w:t>
+      </w:r>
+    </w:p>
+    <w:p>
+      <w:r>
+        <w:t>Keep this task’s complete inputs, stated rule and support record together.</w:t>
+      </w:r>
+    </w:p>
+    <w:p>
+      <w:pPr>
+        <w:pStyle w:val="Heading2"/>
+      </w:pPr>
+      <w:r>
+        <w:t>Task and evidence record</w:t>
+      </w:r>
+    </w:p>
+    <w:p>
+      <w:pPr>
+        <w:pStyle w:val="ListBullet"/>
+      </w:pPr>
+      <w:r>
+        <w:t>Add subgroup tables and a minimum acceptable threshold to the Plant Classifier release criteria.</w:t>
+      </w:r>
+    </w:p>
+    <w:p>
+      <w:pPr>
+        <w:pStyle w:val="ListBullet"/>
+      </w:pPr>
+      <w:r>
+        <w:t>The project change and evidence I will keep</w:t>
+      </w:r>
+    </w:p>
+    <w:p>
+      <w:pPr>
+        <w:pStyle w:val="Heading3"/>
+      </w:pPr>
+      <w:r>
+        <w:t>Write or draw your reasoning and evidence.</w:t>
+      </w:r>
+    </w:p>
+    <w:p>
+      <w:r>
+        <w:t>________________________________________________________________</w:t>
+      </w:r>
+    </w:p>
+    <w:p>
+      <w:r>
+        <w:t>________________________________________________________________</w:t>
+      </w:r>
+    </w:p>
+    <w:p>
+      <w:r>
+        <w:t>________________________________________________________________</w:t>
+      </w:r>
+    </w:p>
+    <w:p>
+      <w:r>
+        <w:t>________________________________________________________________</w:t>
+      </w:r>
+    </w:p>
+    <w:p>
+      <w:r>
+        <w:t>________________________________________________________________</w:t>
       </w:r>
     </w:p>
     <w:p>
@@ -513,936 +663,20 @@
         <w:pStyle w:val="Heading1"/>
       </w:pPr>
       <w:r>
-        <w:t>06. Solve the given case</w:t>
-      </w:r>
-    </w:p>
-    <w:p>
-      <w:r>
-        <w:t>Solve the supplied Subgroup Performance case and show the deciding evidence.</w:t>
-      </w:r>
-    </w:p>
-    <w:p>
-      <w:pPr>
-        <w:spacing w:line="336" w:lineRule="auto" w:after="180"/>
-      </w:pPr>
-      <w:r>
-        <w:rPr>
-          <w:b w:val="0"/>
-        </w:rPr>
-        <w:t>A has18/20 correct; B has6/10.</w:t>
-      </w:r>
-    </w:p>
-    <w:p>
-      <w:pPr>
-        <w:spacing w:line="336" w:lineRule="auto" w:after="180"/>
-      </w:pPr>
-      <w:r>
-        <w:rPr>
-          <w:b w:val="0"/>
-        </w:rPr>
-        <w:t xml:space="preserve">Compute </w:t>
-      </w:r>
-      <w:r>
-        <w:rPr>
-          <w:b/>
-        </w:rPr>
-        <w:t>subgroup</w:t>
-      </w:r>
-      <w:r>
-        <w:rPr>
-          <w:b w:val="0"/>
-        </w:rPr>
-        <w:t xml:space="preserve"> results and </w:t>
-      </w:r>
-      <w:r>
-        <w:rPr>
-          <w:b/>
-        </w:rPr>
-        <w:t>evidence</w:t>
-      </w:r>
-      <w:r>
-        <w:rPr>
-          <w:b w:val="0"/>
-        </w:rPr>
-        <w:t xml:space="preserve"> limits.</w:t>
-      </w:r>
-    </w:p>
-    <w:p>
-      <w:pPr>
-        <w:spacing w:line="336" w:lineRule="auto" w:after="180"/>
-      </w:pPr>
-      <w:r>
-        <w:rPr>
-          <w:b w:val="0"/>
-        </w:rPr>
-        <w:t xml:space="preserve">Show your trace, calculation or </w:t>
-      </w:r>
-      <w:r>
-        <w:rPr>
-          <w:b/>
-        </w:rPr>
-        <w:t>evidence</w:t>
-      </w:r>
-    </w:p>
-    <w:p>
-      <w:pPr>
-        <w:pStyle w:val="Heading3"/>
-      </w:pPr>
-      <w:r>
-        <w:t>Write or draw your reasoning and evidence.</w:t>
-      </w:r>
-    </w:p>
-    <w:p>
-      <w:r>
-        <w:t>________________________________________________________________</w:t>
-      </w:r>
-    </w:p>
-    <w:p>
-      <w:r>
-        <w:t>________________________________________________________________</w:t>
-      </w:r>
-    </w:p>
-    <w:p>
-      <w:r>
-        <w:t>________________________________________________________________</w:t>
-      </w:r>
-    </w:p>
-    <w:p>
-      <w:r>
-        <w:t>________________________________________________________________</w:t>
-      </w:r>
-    </w:p>
-    <w:p>
-      <w:r>
-        <w:t>________________________________________________________________</w:t>
-      </w:r>
-    </w:p>
-    <w:p>
-      <w:pPr>
-        <w:pStyle w:val="Heading1"/>
-      </w:pPr>
-      <w:r>
-        <w:t>07. Check a changed case</w:t>
-      </w:r>
-    </w:p>
-    <w:p>
-      <w:r>
-        <w:t>Apply the procedure to the changed case and record why the conclusion follows.</w:t>
-      </w:r>
-    </w:p>
-    <w:p>
-      <w:pPr>
-        <w:spacing w:line="336" w:lineRule="auto" w:after="180"/>
-      </w:pPr>
-      <w:r>
-        <w:rPr>
-          <w:b w:val="0"/>
-        </w:rPr>
-        <w:t>Accuracy is 18/20 in bright light and 6/10 in dim light. Compute both rates and the percentage-point gap.</w:t>
-      </w:r>
-    </w:p>
-    <w:p>
-      <w:pPr>
-        <w:spacing w:line="336" w:lineRule="auto" w:after="180"/>
-      </w:pPr>
-      <w:r>
-        <w:rPr>
-          <w:b w:val="0"/>
-        </w:rPr>
-        <w:t>My independent answer and reason</w:t>
-      </w:r>
-    </w:p>
-    <w:p>
-      <w:pPr>
-        <w:pStyle w:val="Heading3"/>
-      </w:pPr>
-      <w:r>
-        <w:t>Write or draw your reasoning and evidence.</w:t>
-      </w:r>
-    </w:p>
-    <w:p>
-      <w:r>
-        <w:t>________________________________________________________________</w:t>
-      </w:r>
-    </w:p>
-    <w:p>
-      <w:r>
-        <w:t>________________________________________________________________</w:t>
-      </w:r>
-    </w:p>
-    <w:p>
-      <w:r>
-        <w:t>________________________________________________________________</w:t>
-      </w:r>
-    </w:p>
-    <w:p>
-      <w:r>
-        <w:t>________________________________________________________________</w:t>
-      </w:r>
-    </w:p>
-    <w:p>
-      <w:r>
-        <w:t>________________________________________________________________</w:t>
-      </w:r>
-    </w:p>
-    <w:p>
-      <w:pPr>
-        <w:pStyle w:val="Heading3"/>
-      </w:pPr>
-      <w:r>
-        <w:t>Week 31 Test and reflect</w:t>
-      </w:r>
-    </w:p>
-    <w:p>
-      <w:pPr>
-        <w:pStyle w:val="Heading1"/>
-      </w:pPr>
-      <w:r>
-        <w:t>08. Design a revealing test</w:t>
-      </w:r>
-    </w:p>
-    <w:p>
-      <w:r>
-        <w:t>Specify a changed input, expected result and observation separately.</w:t>
-      </w:r>
-    </w:p>
-    <w:p>
-      <w:pPr>
-        <w:spacing w:line="336" w:lineRule="auto" w:after="180"/>
-      </w:pPr>
-      <w:r>
-        <w:rPr>
-          <w:b w:val="0"/>
-        </w:rPr>
-        <w:t xml:space="preserve">Create a changed </w:t>
-      </w:r>
-      <w:r>
-        <w:rPr>
-          <w:b/>
-        </w:rPr>
-        <w:t>input</w:t>
-      </w:r>
-      <w:r>
-        <w:rPr>
-          <w:b w:val="0"/>
-        </w:rPr>
-        <w:t>, boundary case or missing-information case. Write the expected answer or safe response before testing.</w:t>
-      </w:r>
-    </w:p>
-    <w:tbl>
-      <w:tblPr>
-        <w:tblStyle w:val="LightShading-Accent1"/>
-        <w:tblW w:type="auto" w:w="0"/>
-        <w:tblLook w:firstColumn="1" w:firstRow="1" w:lastColumn="0" w:lastRow="0" w:noHBand="0" w:noVBand="1" w:val="04A0"/>
-      </w:tblPr>
-      <w:tblGrid>
-        <w:gridCol w:w="5112"/>
-        <w:gridCol w:w="5112"/>
-      </w:tblGrid>
-      <w:tr>
-        <w:trPr>
-          <w:tblHeader/>
-        </w:trPr>
-        <w:tc>
-          <w:tcPr>
-            <w:tcW w:type="dxa" w:w="5112"/>
-          </w:tcPr>
-          <w:p>
-            <w:r>
-              <w:t>Test record</w:t>
-            </w:r>
-          </w:p>
-        </w:tc>
-        <w:tc>
-          <w:tcPr>
-            <w:tcW w:type="dxa" w:w="5112"/>
-          </w:tcPr>
-          <w:p>
-            <w:r>
-              <w:t>My evidence</w:t>
-            </w:r>
-          </w:p>
-        </w:tc>
-      </w:tr>
-      <w:tr>
-        <w:tc>
-          <w:tcPr>
-            <w:tcW w:type="dxa" w:w="5112"/>
-          </w:tcPr>
-          <w:p>
-            <w:r>
-              <w:t>Changed input or condition</w:t>
-            </w:r>
-          </w:p>
-        </w:tc>
-        <w:tc>
-          <w:tcPr>
-            <w:tcW w:type="dxa" w:w="5112"/>
-          </w:tcPr>
-          <w:p>
-            <w:r/>
-          </w:p>
-        </w:tc>
-      </w:tr>
-      <w:tr>
-        <w:tc>
-          <w:tcPr>
-            <w:tcW w:type="dxa" w:w="5112"/>
-          </w:tcPr>
-          <w:p>
-            <w:r>
-              <w:t>Expected answer or fallback</w:t>
-            </w:r>
-          </w:p>
-        </w:tc>
-        <w:tc>
-          <w:tcPr>
-            <w:tcW w:type="dxa" w:w="5112"/>
-          </w:tcPr>
-          <w:p>
-            <w:r/>
-          </w:p>
-        </w:tc>
-      </w:tr>
-      <w:tr>
-        <w:tc>
-          <w:tcPr>
-            <w:tcW w:type="dxa" w:w="5112"/>
-          </w:tcPr>
-          <w:p>
-            <w:r>
-              <w:t>Observed result</w:t>
-            </w:r>
-          </w:p>
-        </w:tc>
-        <w:tc>
-          <w:tcPr>
-            <w:tcW w:type="dxa" w:w="5112"/>
-          </w:tcPr>
-          <w:p>
-            <w:r/>
-          </w:p>
-        </w:tc>
-      </w:tr>
-      <w:tr>
-        <w:tc>
-          <w:tcPr>
-            <w:tcW w:type="dxa" w:w="5112"/>
-          </w:tcPr>
-          <w:p>
-            <w:r>
-              <w:t>Why the result occurred</w:t>
-            </w:r>
-          </w:p>
-        </w:tc>
-        <w:tc>
-          <w:tcPr>
-            <w:tcW w:type="dxa" w:w="5112"/>
-          </w:tcPr>
-          <w:p>
-            <w:r/>
-          </w:p>
-        </w:tc>
-      </w:tr>
-    </w:tbl>
-    <w:p>
-      <w:pPr>
-        <w:pStyle w:val="Heading1"/>
-      </w:pPr>
-      <w:r>
-        <w:t>09. Project checkpoint</w:t>
-      </w:r>
-    </w:p>
-    <w:p>
-      <w:r>
-        <w:t>Justify what Subgroup Performance adds to Responsible Plant Classifier and keep the evidence.</w:t>
-      </w:r>
-    </w:p>
-    <w:p>
-      <w:pPr>
-        <w:spacing w:line="336" w:lineRule="auto" w:after="180"/>
-      </w:pPr>
-      <w:r>
-        <w:rPr>
-          <w:b w:val="0"/>
-        </w:rPr>
-        <w:t xml:space="preserve">Add </w:t>
-      </w:r>
-      <w:r>
-        <w:rPr>
-          <w:b/>
-        </w:rPr>
-        <w:t>subgroup</w:t>
-      </w:r>
-      <w:r>
-        <w:rPr>
-          <w:b w:val="0"/>
-        </w:rPr>
-        <w:t xml:space="preserve"> tables and a minimum acceptable threshold to the Plant Classifier release criteria.</w:t>
-      </w:r>
-    </w:p>
-    <w:p>
-      <w:pPr>
-        <w:spacing w:line="336" w:lineRule="auto" w:after="180"/>
-      </w:pPr>
-      <w:r>
-        <w:rPr>
-          <w:b w:val="0"/>
-        </w:rPr>
-        <w:t xml:space="preserve">The project change and </w:t>
-      </w:r>
-      <w:r>
-        <w:rPr>
-          <w:b/>
-        </w:rPr>
-        <w:t>evidence</w:t>
-      </w:r>
-      <w:r>
-        <w:rPr>
-          <w:b w:val="0"/>
-        </w:rPr>
-        <w:t xml:space="preserve"> I will keep</w:t>
-      </w:r>
-    </w:p>
-    <w:p>
-      <w:pPr>
-        <w:pStyle w:val="Heading3"/>
-      </w:pPr>
-      <w:r>
-        <w:t>Write or draw your reasoning and evidence.</w:t>
-      </w:r>
-    </w:p>
-    <w:p>
-      <w:r>
-        <w:t>________________________________________________________________</w:t>
-      </w:r>
-    </w:p>
-    <w:p>
-      <w:r>
-        <w:t>________________________________________________________________</w:t>
-      </w:r>
-    </w:p>
-    <w:p>
-      <w:r>
-        <w:t>________________________________________________________________</w:t>
-      </w:r>
-    </w:p>
-    <w:p>
-      <w:r>
-        <w:t>________________________________________________________________</w:t>
-      </w:r>
-    </w:p>
-    <w:p>
-      <w:r>
-        <w:t>________________________________________________________________</w:t>
-      </w:r>
-    </w:p>
-    <w:p>
-      <w:pPr>
-        <w:pStyle w:val="Heading1"/>
-      </w:pPr>
-      <w:r>
-        <w:t>10. Self check</w:t>
-      </w:r>
-    </w:p>
-    <w:p>
-      <w:r>
-        <w:t>Judge explanation, evidence, transfer and limits separately; attach the work behind your judgement.</w:t>
-      </w:r>
-    </w:p>
-    <w:p>
-      <w:pPr>
-        <w:pStyle w:val="ListBullet"/>
-      </w:pPr>
-      <w:r>
-        <w:t>I can explain the mechanism.</w:t>
-      </w:r>
-    </w:p>
-    <w:p>
-      <w:pPr>
-        <w:pStyle w:val="ListBullet"/>
-      </w:pPr>
-      <w:r>
-        <w:t>I can show evidence.</w:t>
-      </w:r>
-    </w:p>
-    <w:p>
-      <w:pPr>
-        <w:pStyle w:val="ListBullet"/>
-      </w:pPr>
-      <w:r>
-        <w:t>I can handle a changed case.</w:t>
-      </w:r>
-    </w:p>
-    <w:p>
-      <w:pPr>
-        <w:pStyle w:val="ListBullet"/>
-      </w:pPr>
-      <w:r>
-        <w:t>I can name a limit.</w:t>
-      </w:r>
-    </w:p>
-    <w:p>
-      <w:r>
-        <w:t>Mark each as not yet, with help or independently, and attach supporting work.</w:t>
-      </w:r>
-    </w:p>
-    <w:p>
-      <w:pPr>
-        <w:spacing w:line="336" w:lineRule="auto" w:after="180"/>
-      </w:pPr>
-      <w:r>
-        <w:rPr>
-          <w:b w:val="0"/>
-        </w:rPr>
-        <w:t>Teacher review ____________________  Next step ____________________</w:t>
-      </w:r>
-    </w:p>
-    <w:p>
-      <w:pPr>
-        <w:pStyle w:val="Heading1"/>
-      </w:pPr>
-      <w:r>
-        <w:t>11. Transfer practice from the original programme</w:t>
-      </w:r>
-    </w:p>
-    <w:p>
-      <w:r>
-        <w:t>Use this earlier case as transfer practice. A case already discussed with feedback is not fresh assessment evidence.</w:t>
-      </w:r>
-    </w:p>
-    <w:p>
-      <w:pPr>
-        <w:spacing w:line="336" w:lineRule="auto" w:after="180"/>
-        <w:shd w:fill="F5F1FB"/>
-      </w:pPr>
-      <w:r>
-        <w:rPr>
-          <w:b w:val="0"/>
-        </w:rPr>
-        <w:t xml:space="preserve">Device A gets 18/20 correct; B gets 6/10. Compute overall accuracy and the </w:t>
-      </w:r>
-      <w:r>
-        <w:rPr>
-          <w:b/>
-        </w:rPr>
-        <w:t>subgroup</w:t>
-      </w:r>
-      <w:r>
-        <w:rPr>
-          <w:b w:val="0"/>
-        </w:rPr>
-        <w:t xml:space="preserve"> gap. What causal claim is not supported?</w:t>
-      </w:r>
-    </w:p>
-    <w:p>
-      <w:pPr>
-        <w:pStyle w:val="Heading3"/>
-      </w:pPr>
-      <w:r>
-        <w:t>My independently reasoned answer</w:t>
-      </w:r>
-    </w:p>
-    <w:p>
-      <w:r>
-        <w:t>________________________________________________________________</w:t>
-      </w:r>
-    </w:p>
-    <w:p>
-      <w:r>
-        <w:t>________________________________________________________________</w:t>
-      </w:r>
-    </w:p>
-    <w:p>
-      <w:r>
-        <w:t>________________________________________________________________</w:t>
-      </w:r>
-    </w:p>
-    <w:p>
-      <w:r>
-        <w:t>________________________________________________________________</w:t>
-      </w:r>
-    </w:p>
-    <w:p>
-      <w:r>
-        <w:t>________________________________________________________________</w:t>
-      </w:r>
-    </w:p>
-    <w:p>
-      <w:r>
-        <w:t>________________________________________________________________</w:t>
-      </w:r>
-    </w:p>
-    <w:p>
-      <w:r>
-        <w:t>________________________________________________________________</w:t>
-      </w:r>
-    </w:p>
-    <w:p>
-      <w:pPr>
-        <w:spacing w:line="336" w:lineRule="auto" w:after="180"/>
-      </w:pPr>
-      <w:r>
-        <w:rPr>
-          <w:b w:val="0"/>
-        </w:rPr>
-        <w:t>Record support used: none, hint or teacher explanation.</w:t>
-      </w:r>
-    </w:p>
-    <w:p>
-      <w:pPr>
-        <w:pStyle w:val="Heading1"/>
-      </w:pPr>
-      <w:r>
-        <w:t>12. W1 Calculate group rates</w:t>
-      </w:r>
-    </w:p>
-    <w:p>
-      <w:r>
-        <w:t>Calculate group rates. Apply the supplied Subgroup Performance facts and keep your reasoning.</w:t>
-      </w:r>
-    </w:p>
-    <w:p>
-      <w:pPr>
-        <w:pStyle w:val="Heading3"/>
-      </w:pPr>
-      <w:r>
-        <w:t>Where to find the supplied example</w:t>
-      </w:r>
-    </w:p>
-    <w:p>
-      <w:pPr>
-        <w:spacing w:line="336" w:lineRule="auto" w:after="180"/>
-        <w:shd w:fill="F1F6F8"/>
-      </w:pPr>
-      <w:r>
-        <w:rPr>
-          <w:b w:val="0"/>
-        </w:rPr>
-        <w:t>Reference for this exercise: open this week’s student lesson, “Subgroup Performance”, at “See how it works” and “Follow a worked example”. Use the original worked values or code named in the question; the later pictorial case is a separate example. Keep this reference beside your workbook while practising.</w:t>
-      </w:r>
-    </w:p>
-    <w:p>
-      <w:pPr>
-        <w:spacing w:line="336" w:lineRule="auto" w:after="180"/>
-      </w:pPr>
-      <w:r>
-        <w:rPr>
-          <w:b w:val="0"/>
-        </w:rPr>
-        <w:t>Calculate the worked group and pooled rates.</w:t>
-      </w:r>
-    </w:p>
-    <w:p>
-      <w:pPr>
-        <w:pStyle w:val="Heading3"/>
-      </w:pPr>
-      <w:r>
-        <w:t>My reasoning and evidence</w:t>
-      </w:r>
-    </w:p>
-    <w:p>
-      <w:r>
-        <w:t>________________________________________________________________</w:t>
-      </w:r>
-    </w:p>
-    <w:p>
-      <w:r>
-        <w:t>________________________________________________________________</w:t>
-      </w:r>
-    </w:p>
-    <w:p>
-      <w:r>
-        <w:t>________________________________________________________________</w:t>
-      </w:r>
-    </w:p>
-    <w:p>
-      <w:r>
-        <w:t>________________________________________________________________</w:t>
-      </w:r>
-    </w:p>
-    <w:p>
-      <w:r>
-        <w:t>________________________________________________________________</w:t>
-      </w:r>
-    </w:p>
-    <w:p>
-      <w:r>
-        <w:t>________________________________________________________________</w:t>
-      </w:r>
-    </w:p>
-    <w:p>
-      <w:pPr>
-        <w:pStyle w:val="Heading1"/>
-      </w:pPr>
-      <w:r>
-        <w:t>13. W2 Check sensitivity</w:t>
-      </w:r>
-    </w:p>
-    <w:p>
-      <w:r>
-        <w:t>Check sensitivity. Apply the supplied Subgroup Performance facts and keep your reasoning.</w:t>
-      </w:r>
-    </w:p>
-    <w:p>
-      <w:pPr>
-        <w:spacing w:line="336" w:lineRule="auto" w:after="180"/>
-        <w:shd w:fill="F5F1FB"/>
-      </w:pPr>
-      <w:r>
-        <w:rPr>
-          <w:b w:val="0"/>
-        </w:rPr>
-        <w:t>How does correcting one B error affect its rate?</w:t>
-      </w:r>
-    </w:p>
-    <w:p>
-      <w:pPr>
-        <w:pStyle w:val="Heading3"/>
-      </w:pPr>
-      <w:r>
-        <w:t>My reasoning and evidence</w:t>
-      </w:r>
-    </w:p>
-    <w:p>
-      <w:r>
-        <w:t>________________________________________________________________</w:t>
-      </w:r>
-    </w:p>
-    <w:p>
-      <w:r>
-        <w:t>________________________________________________________________</w:t>
-      </w:r>
-    </w:p>
-    <w:p>
-      <w:r>
-        <w:t>________________________________________________________________</w:t>
-      </w:r>
-    </w:p>
-    <w:p>
-      <w:r>
-        <w:t>________________________________________________________________</w:t>
-      </w:r>
-    </w:p>
-    <w:p>
-      <w:r>
-        <w:t>________________________________________________________________</w:t>
-      </w:r>
-    </w:p>
-    <w:p>
-      <w:r>
-        <w:t>________________________________________________________________</w:t>
-      </w:r>
-    </w:p>
-    <w:p>
-      <w:pPr>
-        <w:pStyle w:val="Heading1"/>
-      </w:pPr>
-      <w:r>
-        <w:t>14. W3 Report missing coverage</w:t>
-      </w:r>
-    </w:p>
-    <w:p>
-      <w:r>
-        <w:t>Report missing coverage. Apply the supplied Subgroup Performance facts and keep your reasoning.</w:t>
-      </w:r>
-    </w:p>
-    <w:p>
-      <w:pPr>
-        <w:spacing w:line="336" w:lineRule="auto" w:after="180"/>
-        <w:shd w:fill="F5F1FB"/>
-      </w:pPr>
-      <w:r>
-        <w:rPr>
-          <w:b w:val="0"/>
-        </w:rPr>
-        <w:t>Group C has no evaluated cases. What is its measured error rate?</w:t>
-      </w:r>
-    </w:p>
-    <w:p>
-      <w:pPr>
-        <w:pStyle w:val="Heading3"/>
-      </w:pPr>
-      <w:r>
-        <w:t>My reasoning and evidence</w:t>
-      </w:r>
-    </w:p>
-    <w:p>
-      <w:r>
-        <w:t>________________________________________________________________</w:t>
-      </w:r>
-    </w:p>
-    <w:p>
-      <w:r>
-        <w:t>________________________________________________________________</w:t>
-      </w:r>
-    </w:p>
-    <w:p>
-      <w:r>
-        <w:t>________________________________________________________________</w:t>
-      </w:r>
-    </w:p>
-    <w:p>
-      <w:r>
-        <w:t>________________________________________________________________</w:t>
-      </w:r>
-    </w:p>
-    <w:p>
-      <w:r>
-        <w:t>________________________________________________________________</w:t>
-      </w:r>
-    </w:p>
-    <w:p>
-      <w:r>
-        <w:t>________________________________________________________________</w:t>
-      </w:r>
-    </w:p>
-    <w:p>
-      <w:pPr>
-        <w:pStyle w:val="Heading1"/>
-      </w:pPr>
-      <w:r>
-        <w:t>15. W4 Apply independently</w:t>
-      </w:r>
-    </w:p>
-    <w:p>
-      <w:r>
-        <w:t>Attempt before feedback. If this repeats the selected independent case, reuse that first attempt; otherwise keep a separate record. Apply independently. Apply the supplied Subgroup Performance facts and keep your reasoning.</w:t>
-      </w:r>
-    </w:p>
-    <w:p>
-      <w:pPr>
-        <w:spacing w:line="336" w:lineRule="auto" w:after="180"/>
-      </w:pPr>
-      <w:r>
-        <w:rPr>
-          <w:b w:val="0"/>
-        </w:rPr>
-        <w:t>Groups X 1 error/10 and Y 2/4: calculate separate and pooled rates, then state one limit.</w:t>
-      </w:r>
-    </w:p>
-    <w:p>
-      <w:pPr>
-        <w:pStyle w:val="Heading3"/>
-      </w:pPr>
-      <w:r>
-        <w:t>My reasoning and evidence</w:t>
-      </w:r>
-    </w:p>
-    <w:p>
-      <w:r>
-        <w:t>________________________________________________________________</w:t>
-      </w:r>
-    </w:p>
-    <w:p>
-      <w:r>
-        <w:t>________________________________________________________________</w:t>
-      </w:r>
-    </w:p>
-    <w:p>
-      <w:r>
-        <w:t>________________________________________________________________</w:t>
-      </w:r>
-    </w:p>
-    <w:p>
-      <w:r>
-        <w:t>________________________________________________________________</w:t>
-      </w:r>
-    </w:p>
-    <w:p>
-      <w:r>
-        <w:t>________________________________________________________________</w:t>
-      </w:r>
-    </w:p>
-    <w:p>
-      <w:r>
-        <w:t>________________________________________________________________</w:t>
-      </w:r>
-    </w:p>
-    <w:p>
-      <w:r>
-        <w:t>________________________________________________________________</w:t>
-      </w:r>
-    </w:p>
-    <w:p>
-      <w:r>
-        <w:t>________________________________________________________________</w:t>
-      </w:r>
-    </w:p>
-    <w:p>
-      <w:pPr>
-        <w:pStyle w:val="Heading1"/>
-      </w:pPr>
-      <w:r>
-        <w:t>16. W5 Avoid a fairness shortcut</w:t>
-      </w:r>
-    </w:p>
-    <w:p>
-      <w:r>
-        <w:t>Avoid a fairness shortcut. Apply the supplied Subgroup Performance facts and keep your reasoning.</w:t>
-      </w:r>
-    </w:p>
-    <w:p>
-      <w:pPr>
-        <w:spacing w:line="336" w:lineRule="auto" w:after="180"/>
-        <w:shd w:fill="F5F1FB"/>
-      </w:pPr>
-      <w:r>
-        <w:rPr>
-          <w:b w:val="0"/>
-        </w:rPr>
-        <w:t>Why does equal accuracy not settle whether use is fair?</w:t>
-      </w:r>
-    </w:p>
-    <w:p>
-      <w:pPr>
-        <w:pStyle w:val="Heading3"/>
-      </w:pPr>
-      <w:r>
-        <w:t>My reasoning and evidence</w:t>
-      </w:r>
-    </w:p>
-    <w:p>
-      <w:r>
-        <w:t>________________________________________________________________</w:t>
-      </w:r>
-    </w:p>
-    <w:p>
-      <w:r>
-        <w:t>________________________________________________________________</w:t>
-      </w:r>
-    </w:p>
-    <w:p>
-      <w:r>
-        <w:t>________________________________________________________________</w:t>
-      </w:r>
-    </w:p>
-    <w:p>
-      <w:r>
-        <w:t>________________________________________________________________</w:t>
-      </w:r>
-    </w:p>
-    <w:p>
-      <w:r>
-        <w:t>________________________________________________________________</w:t>
-      </w:r>
-    </w:p>
-    <w:p>
-      <w:r>
-        <w:t>________________________________________________________________</w:t>
-      </w:r>
-    </w:p>
-    <w:p>
-      <w:pPr>
-        <w:pStyle w:val="Heading1"/>
-      </w:pPr>
-      <w:r>
-        <w:t>17. Feedback, return check and learning record</w:t>
-      </w:r>
-    </w:p>
-    <w:p>
-      <w:r>
-        <w:t>Record the first repaired step and a different case to revisit after a delay.</w:t>
+        <w:t>17. Feedback · Repair and return</w:t>
+      </w:r>
+    </w:p>
+    <w:p>
+      <w:r>
+        <w:t>Keep this task’s complete inputs, stated rule and support record together.</w:t>
+      </w:r>
+    </w:p>
+    <w:p>
+      <w:pPr>
+        <w:pStyle w:val="Heading2"/>
+      </w:pPr>
+      <w:r>
+        <w:t>Task and evidence record</w:t>
       </w:r>
     </w:p>
     <w:tbl>
@@ -1583,12 +817,9 @@
     </w:tbl>
     <w:p>
       <w:pPr>
-        <w:spacing w:line="336" w:lineRule="auto" w:after="180"/>
-      </w:pPr>
-      <w:r>
-        <w:rPr>
-          <w:b w:val="0"/>
-        </w:rPr>
+        <w:pStyle w:val="ListBullet"/>
+      </w:pPr>
+      <w:r>
         <w:t>Revisit this idea with your teacher after a delay. Familiarity is different from explaining and using it on a changed case.</w:t>
       </w:r>
     </w:p>
@@ -1597,69 +828,777 @@
         <w:pStyle w:val="Heading1"/>
       </w:pPr>
       <w:r>
-        <w:t>18. Pictorial case practice: Subgroup Performance</w:t>
-      </w:r>
-    </w:p>
-    <w:p>
-      <w:r>
-        <w:t>Calculate subgroup and pooled error rates without letting the larger group hide a gap. Explain the labelled step before checking the changed condition.</w:t>
-      </w:r>
-    </w:p>
-    <w:p>
-      <w:pPr>
-        <w:spacing w:line="336" w:lineRule="auto" w:after="180"/>
-      </w:pPr>
-      <w:r>
-        <w:rPr>
-          <w:b w:val="0"/>
-        </w:rPr>
-        <w:t xml:space="preserve">Calculate </w:t>
-      </w:r>
-      <w:r>
-        <w:rPr>
-          <w:b/>
-        </w:rPr>
-        <w:t>subgroup</w:t>
-      </w:r>
-      <w:r>
-        <w:rPr>
-          <w:b w:val="0"/>
-        </w:rPr>
-        <w:t xml:space="preserve"> and pooled error rates without letting the larger group hide a gap.</w:t>
-      </w:r>
-    </w:p>
-    <w:p>
-      <w:pPr>
-        <w:spacing w:line="336" w:lineRule="auto" w:after="180"/>
-      </w:pPr>
-      <w:r>
-        <w:rPr>
-          <w:b w:val="0"/>
-        </w:rPr>
+        <w:t>10. Finish · Judge your evidence</w:t>
+      </w:r>
+    </w:p>
+    <w:p>
+      <w:r>
+        <w:t>Keep this task’s complete inputs, stated rule and support record together.</w:t>
+      </w:r>
+    </w:p>
+    <w:p>
+      <w:pPr>
+        <w:pStyle w:val="Heading2"/>
+      </w:pPr>
+      <w:r>
+        <w:t>Task and evidence record</w:t>
+      </w:r>
+    </w:p>
+    <w:p>
+      <w:pPr>
+        <w:pStyle w:val="ListBullet"/>
+      </w:pPr>
+      <w:r>
+        <w:t>I can explain the mechanism. I can show evidence. I can handle a changed case. I can name a limit. Mark each as not yet, with help or independently, and attach supporting work.</w:t>
+      </w:r>
+    </w:p>
+    <w:p>
+      <w:pPr>
+        <w:pStyle w:val="ListBullet"/>
+      </w:pPr>
+      <w:r>
+        <w:t>Teacher review ____________________  Next step ____________________</w:t>
+      </w:r>
+    </w:p>
+    <w:p>
+      <w:pPr>
+        <w:pStyle w:val="Heading1"/>
+      </w:pPr>
+      <w:r>
+        <w:t>Reference bank and extra practice</w:t>
+      </w:r>
+    </w:p>
+    <w:p>
+      <w:pPr>
+        <w:pStyle w:val="Heading1"/>
+      </w:pPr>
+      <w:r>
+        <w:t>02. Reference · Supported W2 record</w:t>
+      </w:r>
+    </w:p>
+    <w:p>
+      <w:r>
+        <w:t>Keep this task’s complete inputs, stated rule and support record together.</w:t>
+      </w:r>
+    </w:p>
+    <w:p>
+      <w:pPr>
+        <w:pStyle w:val="Heading2"/>
+      </w:pPr>
+      <w:r>
+        <w:t>Task and evidence record</w:t>
+      </w:r>
+    </w:p>
+    <w:p>
+      <w:pPr>
+        <w:pStyle w:val="ListBullet"/>
+      </w:pPr>
+      <w:r>
+        <w:t>Use W2: Check sensitivity for Subgroup evaluation. Record the answer once; the lesson and workbook refer to the same attempt.</w:t>
+      </w:r>
+    </w:p>
+    <w:tbl>
+      <w:tblPr>
+        <w:tblStyle w:val="LightShading-Accent1"/>
+        <w:tblW w:type="auto" w:w="0"/>
+        <w:tblLook w:firstColumn="1" w:firstRow="1" w:lastColumn="0" w:lastRow="0" w:noHBand="0" w:noVBand="1" w:val="04A0"/>
+      </w:tblPr>
+      <w:tblGrid>
+        <w:gridCol w:w="2556"/>
+        <w:gridCol w:w="2556"/>
+        <w:gridCol w:w="2556"/>
+        <w:gridCol w:w="2556"/>
+      </w:tblGrid>
+      <w:tr>
+        <w:trPr>
+          <w:tblHeader/>
+        </w:trPr>
+        <w:tc>
+          <w:tcPr>
+            <w:tcW w:type="dxa" w:w="2556"/>
+          </w:tcPr>
+          <w:p>
+            <w:r>
+              <w:t>Given inputs</w:t>
+            </w:r>
+          </w:p>
+        </w:tc>
+        <w:tc>
+          <w:tcPr>
+            <w:tcW w:type="dxa" w:w="2556"/>
+          </w:tcPr>
+          <w:p>
+            <w:r>
+              <w:t>Procedure I chose</w:t>
+            </w:r>
+          </w:p>
+        </w:tc>
+        <w:tc>
+          <w:tcPr>
+            <w:tcW w:type="dxa" w:w="2556"/>
+          </w:tcPr>
+          <w:p>
+            <w:r>
+              <w:t>Middle steps</w:t>
+            </w:r>
+          </w:p>
+        </w:tc>
+        <w:tc>
+          <w:tcPr>
+            <w:tcW w:type="dxa" w:w="2556"/>
+          </w:tcPr>
+          <w:p>
+            <w:r>
+              <w:t>Result and check</w:t>
+            </w:r>
+          </w:p>
+        </w:tc>
+      </w:tr>
+      <w:tr>
+        <w:tc>
+          <w:tcPr>
+            <w:tcW w:type="dxa" w:w="2556"/>
+          </w:tcPr>
+          <w:p>
+            <w:r/>
+          </w:p>
+        </w:tc>
+        <w:tc>
+          <w:tcPr>
+            <w:tcW w:type="dxa" w:w="2556"/>
+          </w:tcPr>
+          <w:p>
+            <w:r/>
+          </w:p>
+        </w:tc>
+        <w:tc>
+          <w:tcPr>
+            <w:tcW w:type="dxa" w:w="2556"/>
+          </w:tcPr>
+          <w:p>
+            <w:r/>
+          </w:p>
+        </w:tc>
+        <w:tc>
+          <w:tcPr>
+            <w:tcW w:type="dxa" w:w="2556"/>
+          </w:tcPr>
+          <w:p>
+            <w:r/>
+          </w:p>
+        </w:tc>
+      </w:tr>
+    </w:tbl>
+    <w:p>
+      <w:pPr>
+        <w:pStyle w:val="Heading3"/>
+      </w:pPr>
+      <w:r>
+        <w:t>The step I completed without help, and the hint I needed</w:t>
+      </w:r>
+    </w:p>
+    <w:p>
+      <w:r>
+        <w:t>________________________________________________________________</w:t>
+      </w:r>
+    </w:p>
+    <w:p>
+      <w:r>
+        <w:t>________________________________________________________________</w:t>
+      </w:r>
+    </w:p>
+    <w:p>
+      <w:r>
+        <w:t>________________________________________________________________</w:t>
+      </w:r>
+    </w:p>
+    <w:p>
+      <w:pPr>
+        <w:pStyle w:val="Heading1"/>
+      </w:pPr>
+      <w:r>
+        <w:t>03. Extra practice · Individual reasoning check</w:t>
+      </w:r>
+    </w:p>
+    <w:p>
+      <w:r>
+        <w:t>Keep this task’s complete inputs, stated rule and support record together.</w:t>
+      </w:r>
+    </w:p>
+    <w:p>
+      <w:pPr>
+        <w:pStyle w:val="Heading2"/>
+      </w:pPr>
+      <w:r>
+        <w:t>Task and evidence record</w:t>
+      </w:r>
+    </w:p>
+    <w:p>
+      <w:pPr>
+        <w:pStyle w:val="ListBullet"/>
+      </w:pPr>
+      <w:r>
+        <w:t>Use the worked case for Subgroup evaluation. Proposed explanation: “A final answer is enough”. Decide whether this explanation is supported. Point to the step or supplied fact that decides; explain your repair if needed.</w:t>
+      </w:r>
+    </w:p>
+    <w:p>
+      <w:pPr>
+        <w:pStyle w:val="Heading3"/>
+      </w:pPr>
+      <w:r>
+        <w:t>My explanation before partner discussion</w:t>
+      </w:r>
+    </w:p>
+    <w:p>
+      <w:r>
+        <w:t>________________________________________________________________</w:t>
+      </w:r>
+    </w:p>
+    <w:p>
+      <w:r>
+        <w:t>________________________________________________________________</w:t>
+      </w:r>
+    </w:p>
+    <w:p>
+      <w:r>
+        <w:t>________________________________________________________________</w:t>
+      </w:r>
+    </w:p>
+    <w:p>
+      <w:r>
+        <w:t>________________________________________________________________</w:t>
+      </w:r>
+    </w:p>
+    <w:p>
+      <w:pPr>
+        <w:pStyle w:val="Heading1"/>
+      </w:pPr>
+      <w:r>
+        <w:t>05. Reference · Earlier learning target</w:t>
+      </w:r>
+    </w:p>
+    <w:p>
+      <w:r>
+        <w:t>Keep this task’s complete inputs, stated rule and support record together.</w:t>
+      </w:r>
+    </w:p>
+    <w:p>
+      <w:pPr>
+        <w:pStyle w:val="Heading2"/>
+      </w:pPr>
+      <w:r>
+        <w:t>Task and evidence record</w:t>
+      </w:r>
+    </w:p>
+    <w:p>
+      <w:pPr>
+        <w:pStyle w:val="ListBullet"/>
+      </w:pPr>
+      <w:r>
+        <w:t>Device A gets 18/20 correct; B gets 6/10. Compute overall accuracy and the subgroup gap. What causal claim is not supported?</w:t>
+      </w:r>
+    </w:p>
+    <w:p>
+      <w:pPr>
+        <w:pStyle w:val="Heading1"/>
+      </w:pPr>
+      <w:r>
+        <w:t>06. Extra practice · Earlier complete case</w:t>
+      </w:r>
+    </w:p>
+    <w:p>
+      <w:r>
+        <w:t>Keep this task’s complete inputs, stated rule and support record together.</w:t>
+      </w:r>
+    </w:p>
+    <w:p>
+      <w:pPr>
+        <w:pStyle w:val="Heading2"/>
+      </w:pPr>
+      <w:r>
+        <w:t>Task and evidence record</w:t>
+      </w:r>
+    </w:p>
+    <w:p>
+      <w:pPr>
+        <w:pStyle w:val="ListBullet"/>
+      </w:pPr>
+      <w:r>
+        <w:t>A has18/20 correct; B has6/10.</w:t>
+      </w:r>
+    </w:p>
+    <w:p>
+      <w:pPr>
+        <w:pStyle w:val="ListBullet"/>
+      </w:pPr>
+      <w:r>
+        <w:t>Compute subgroup results and evidence limits.</w:t>
+      </w:r>
+    </w:p>
+    <w:p>
+      <w:pPr>
+        <w:pStyle w:val="ListBullet"/>
+      </w:pPr>
+      <w:r>
+        <w:t>Show your trace, calculation or evidence</w:t>
+      </w:r>
+    </w:p>
+    <w:p>
+      <w:pPr>
+        <w:pStyle w:val="Heading3"/>
+      </w:pPr>
+      <w:r>
+        <w:t>Write or draw your reasoning and evidence.</w:t>
+      </w:r>
+    </w:p>
+    <w:p>
+      <w:r>
+        <w:t>________________________________________________________________</w:t>
+      </w:r>
+    </w:p>
+    <w:p>
+      <w:r>
+        <w:t>________________________________________________________________</w:t>
+      </w:r>
+    </w:p>
+    <w:p>
+      <w:r>
+        <w:t>________________________________________________________________</w:t>
+      </w:r>
+    </w:p>
+    <w:p>
+      <w:r>
+        <w:t>________________________________________________________________</w:t>
+      </w:r>
+    </w:p>
+    <w:p>
+      <w:r>
+        <w:t>________________________________________________________________</w:t>
+      </w:r>
+    </w:p>
+    <w:p>
+      <w:pPr>
+        <w:pStyle w:val="Heading1"/>
+      </w:pPr>
+      <w:r>
+        <w:t>07. Extra practice · Changed case</w:t>
+      </w:r>
+    </w:p>
+    <w:p>
+      <w:r>
+        <w:t>Keep this task’s complete inputs, stated rule and support record together.</w:t>
+      </w:r>
+    </w:p>
+    <w:p>
+      <w:pPr>
+        <w:pStyle w:val="Heading2"/>
+      </w:pPr>
+      <w:r>
+        <w:t>Task and evidence record</w:t>
+      </w:r>
+    </w:p>
+    <w:p>
+      <w:pPr>
+        <w:pStyle w:val="ListBullet"/>
+      </w:pPr>
+      <w:r>
+        <w:t>Accuracy is 18/20 in bright light and 6/10 in dim light. Compute both rates and the percentage-point gap.</w:t>
+      </w:r>
+    </w:p>
+    <w:p>
+      <w:pPr>
+        <w:pStyle w:val="ListBullet"/>
+      </w:pPr>
+      <w:r>
+        <w:t>My independent answer and reason</w:t>
+      </w:r>
+    </w:p>
+    <w:p>
+      <w:pPr>
+        <w:pStyle w:val="Heading3"/>
+      </w:pPr>
+      <w:r>
+        <w:t>Write or draw your reasoning and evidence.</w:t>
+      </w:r>
+    </w:p>
+    <w:p>
+      <w:r>
+        <w:t>________________________________________________________________</w:t>
+      </w:r>
+    </w:p>
+    <w:p>
+      <w:r>
+        <w:t>________________________________________________________________</w:t>
+      </w:r>
+    </w:p>
+    <w:p>
+      <w:r>
+        <w:t>________________________________________________________________</w:t>
+      </w:r>
+    </w:p>
+    <w:p>
+      <w:r>
+        <w:t>________________________________________________________________</w:t>
+      </w:r>
+    </w:p>
+    <w:p>
+      <w:r>
+        <w:t>________________________________________________________________</w:t>
+      </w:r>
+    </w:p>
+    <w:p>
+      <w:pPr>
+        <w:pStyle w:val="Heading3"/>
+      </w:pPr>
+      <w:r>
+        <w:t>Week 31 Test and reflect</w:t>
+      </w:r>
+    </w:p>
+    <w:p>
+      <w:pPr>
+        <w:pStyle w:val="Heading1"/>
+      </w:pPr>
+      <w:r>
+        <w:t>08. Extra practice · Design a revealing test</w:t>
+      </w:r>
+    </w:p>
+    <w:p>
+      <w:r>
+        <w:t>Keep this task’s complete inputs, stated rule and support record together.</w:t>
+      </w:r>
+    </w:p>
+    <w:p>
+      <w:pPr>
+        <w:pStyle w:val="Heading2"/>
+      </w:pPr>
+      <w:r>
+        <w:t>Task and evidence record</w:t>
+      </w:r>
+    </w:p>
+    <w:p>
+      <w:pPr>
+        <w:pStyle w:val="ListBullet"/>
+      </w:pPr>
+      <w:r>
+        <w:t>Create a changed input, boundary case or missing-information case. Write the expected answer or safe response before testing.</w:t>
+      </w:r>
+    </w:p>
+    <w:tbl>
+      <w:tblPr>
+        <w:tblStyle w:val="LightShading-Accent1"/>
+        <w:tblW w:type="auto" w:w="0"/>
+        <w:tblLook w:firstColumn="1" w:firstRow="1" w:lastColumn="0" w:lastRow="0" w:noHBand="0" w:noVBand="1" w:val="04A0"/>
+      </w:tblPr>
+      <w:tblGrid>
+        <w:gridCol w:w="5112"/>
+        <w:gridCol w:w="5112"/>
+      </w:tblGrid>
+      <w:tr>
+        <w:trPr>
+          <w:tblHeader/>
+        </w:trPr>
+        <w:tc>
+          <w:tcPr>
+            <w:tcW w:type="dxa" w:w="5112"/>
+          </w:tcPr>
+          <w:p>
+            <w:r>
+              <w:t>Test record</w:t>
+            </w:r>
+          </w:p>
+        </w:tc>
+        <w:tc>
+          <w:tcPr>
+            <w:tcW w:type="dxa" w:w="5112"/>
+          </w:tcPr>
+          <w:p>
+            <w:r>
+              <w:t>My evidence</w:t>
+            </w:r>
+          </w:p>
+        </w:tc>
+      </w:tr>
+      <w:tr>
+        <w:tc>
+          <w:tcPr>
+            <w:tcW w:type="dxa" w:w="5112"/>
+          </w:tcPr>
+          <w:p>
+            <w:r>
+              <w:t>Changed input or condition</w:t>
+            </w:r>
+          </w:p>
+        </w:tc>
+        <w:tc>
+          <w:tcPr>
+            <w:tcW w:type="dxa" w:w="5112"/>
+          </w:tcPr>
+          <w:p>
+            <w:r/>
+          </w:p>
+        </w:tc>
+      </w:tr>
+      <w:tr>
+        <w:tc>
+          <w:tcPr>
+            <w:tcW w:type="dxa" w:w="5112"/>
+          </w:tcPr>
+          <w:p>
+            <w:r>
+              <w:t>Expected answer or fallback</w:t>
+            </w:r>
+          </w:p>
+        </w:tc>
+        <w:tc>
+          <w:tcPr>
+            <w:tcW w:type="dxa" w:w="5112"/>
+          </w:tcPr>
+          <w:p>
+            <w:r/>
+          </w:p>
+        </w:tc>
+      </w:tr>
+      <w:tr>
+        <w:tc>
+          <w:tcPr>
+            <w:tcW w:type="dxa" w:w="5112"/>
+          </w:tcPr>
+          <w:p>
+            <w:r>
+              <w:t>Observed result</w:t>
+            </w:r>
+          </w:p>
+        </w:tc>
+        <w:tc>
+          <w:tcPr>
+            <w:tcW w:type="dxa" w:w="5112"/>
+          </w:tcPr>
+          <w:p>
+            <w:r/>
+          </w:p>
+        </w:tc>
+      </w:tr>
+      <w:tr>
+        <w:tc>
+          <w:tcPr>
+            <w:tcW w:type="dxa" w:w="5112"/>
+          </w:tcPr>
+          <w:p>
+            <w:r>
+              <w:t>Why the result occurred</w:t>
+            </w:r>
+          </w:p>
+        </w:tc>
+        <w:tc>
+          <w:tcPr>
+            <w:tcW w:type="dxa" w:w="5112"/>
+          </w:tcPr>
+          <w:p>
+            <w:r/>
+          </w:p>
+        </w:tc>
+      </w:tr>
+    </w:tbl>
+    <w:p>
+      <w:pPr>
+        <w:pStyle w:val="Heading1"/>
+      </w:pPr>
+      <w:r>
+        <w:t>11. Extra practice · Earlier transfer</w:t>
+      </w:r>
+    </w:p>
+    <w:p>
+      <w:r>
+        <w:t>Keep this task’s complete inputs, stated rule and support record together.</w:t>
+      </w:r>
+    </w:p>
+    <w:p>
+      <w:pPr>
+        <w:pStyle w:val="Heading2"/>
+      </w:pPr>
+      <w:r>
+        <w:t>Task and evidence record</w:t>
+      </w:r>
+    </w:p>
+    <w:p>
+      <w:pPr>
+        <w:pStyle w:val="ListBullet"/>
+      </w:pPr>
+      <w:r>
+        <w:t>Device A gets 18/20 correct; B gets 6/10. Compute overall accuracy and the subgroup gap. What causal claim is not supported?</w:t>
+      </w:r>
+    </w:p>
+    <w:p>
+      <w:pPr>
+        <w:pStyle w:val="Heading3"/>
+      </w:pPr>
+      <w:r>
+        <w:t>My independently reasoned answer</w:t>
+      </w:r>
+    </w:p>
+    <w:p>
+      <w:r>
+        <w:t>________________________________________________________________</w:t>
+      </w:r>
+    </w:p>
+    <w:p>
+      <w:r>
+        <w:t>________________________________________________________________</w:t>
+      </w:r>
+    </w:p>
+    <w:p>
+      <w:r>
+        <w:t>________________________________________________________________</w:t>
+      </w:r>
+    </w:p>
+    <w:p>
+      <w:r>
+        <w:t>________________________________________________________________</w:t>
+      </w:r>
+    </w:p>
+    <w:p>
+      <w:r>
+        <w:t>________________________________________________________________</w:t>
+      </w:r>
+    </w:p>
+    <w:p>
+      <w:r>
+        <w:t>________________________________________________________________</w:t>
+      </w:r>
+    </w:p>
+    <w:p>
+      <w:r>
+        <w:t>________________________________________________________________</w:t>
+      </w:r>
+    </w:p>
+    <w:p>
+      <w:pPr>
+        <w:pStyle w:val="ListBullet"/>
+      </w:pPr>
+      <w:r>
+        <w:t>Record support used: none, hint or teacher explanation.</w:t>
+      </w:r>
+    </w:p>
+    <w:p>
+      <w:pPr>
+        <w:pStyle w:val="Heading1"/>
+      </w:pPr>
+      <w:r>
+        <w:t>15. Reference · Earlier W4 record</w:t>
+      </w:r>
+    </w:p>
+    <w:p>
+      <w:r>
+        <w:t>Keep this task’s complete inputs, stated rule and support record together.</w:t>
+      </w:r>
+    </w:p>
+    <w:p>
+      <w:pPr>
+        <w:pStyle w:val="Heading2"/>
+      </w:pPr>
+      <w:r>
+        <w:t>Task and evidence record</w:t>
+      </w:r>
+    </w:p>
+    <w:p>
+      <w:pPr>
+        <w:pStyle w:val="ListBullet"/>
+      </w:pPr>
+      <w:r>
+        <w:t>Groups X 1 error/10 and Y 2/4: calculate separate and pooled rates, then state one limit.</w:t>
+      </w:r>
+    </w:p>
+    <w:p>
+      <w:pPr>
+        <w:pStyle w:val="Heading3"/>
+      </w:pPr>
+      <w:r>
+        <w:t>My reasoning and evidence</w:t>
+      </w:r>
+    </w:p>
+    <w:p>
+      <w:r>
+        <w:t>________________________________________________________________</w:t>
+      </w:r>
+    </w:p>
+    <w:p>
+      <w:r>
+        <w:t>________________________________________________________________</w:t>
+      </w:r>
+    </w:p>
+    <w:p>
+      <w:r>
+        <w:t>________________________________________________________________</w:t>
+      </w:r>
+    </w:p>
+    <w:p>
+      <w:r>
+        <w:t>________________________________________________________________</w:t>
+      </w:r>
+    </w:p>
+    <w:p>
+      <w:r>
+        <w:t>________________________________________________________________</w:t>
+      </w:r>
+    </w:p>
+    <w:p>
+      <w:r>
+        <w:t>________________________________________________________________</w:t>
+      </w:r>
+    </w:p>
+    <w:p>
+      <w:r>
+        <w:t>________________________________________________________________</w:t>
+      </w:r>
+    </w:p>
+    <w:p>
+      <w:r>
+        <w:t>________________________________________________________________</w:t>
+      </w:r>
+    </w:p>
+    <w:p>
+      <w:pPr>
+        <w:pStyle w:val="Heading1"/>
+      </w:pPr>
+      <w:r>
+        <w:t>18. Extra practice · Pictured case</w:t>
+      </w:r>
+    </w:p>
+    <w:p>
+      <w:r>
+        <w:t>Keep this task’s complete inputs, stated rule and support record together.</w:t>
+      </w:r>
+    </w:p>
+    <w:p>
+      <w:pPr>
+        <w:pStyle w:val="Heading2"/>
+      </w:pPr>
+      <w:r>
+        <w:t>Task and evidence record</w:t>
+      </w:r>
+    </w:p>
+    <w:p>
+      <w:pPr>
+        <w:pStyle w:val="ListBullet"/>
+      </w:pPr>
+      <w:r>
+        <w:t>Calculate subgroup and pooled error rates without letting the larger group hide a gap.</w:t>
+      </w:r>
+    </w:p>
+    <w:p>
+      <w:pPr>
+        <w:pStyle w:val="ListBullet"/>
+      </w:pPr>
+      <w:r>
         <w:t>Group Sun: 2 errors in20 photos; Shade: 3 errors in5. Same error definition; related plant views are documented.</w:t>
       </w:r>
     </w:p>
     <w:p>
       <w:pPr>
-        <w:spacing w:line="336" w:lineRule="auto" w:after="180"/>
-      </w:pPr>
-      <w:r>
-        <w:rPr>
-          <w:b w:val="0"/>
-        </w:rPr>
-        <w:t xml:space="preserve">All </w:t>
-      </w:r>
-      <w:r>
-        <w:rPr>
-          <w:b/>
-        </w:rPr>
-        <w:t>input</w:t>
-      </w:r>
-      <w:r>
-        <w:rPr>
-          <w:b w:val="0"/>
-        </w:rPr>
-        <w:t>s and outcomes in this worked example are invented classroom data; no real model run is claimed.</w:t>
+        <w:pStyle w:val="ListBullet"/>
+      </w:pPr>
+      <w:r>
+        <w:t>All inputs and outcomes in this worked example are invented classroom data; no real model run is claimed.</w:t>
       </w:r>
     </w:p>
     <w:p>
@@ -1736,37 +1675,10 @@
     </w:p>
     <w:p>
       <w:pPr>
-        <w:spacing w:line="336" w:lineRule="auto" w:after="180"/>
-      </w:pPr>
-      <w:r>
-        <w:rPr>
-          <w:b w:val="0"/>
-        </w:rPr>
-        <w:t xml:space="preserve">Why should the report retain </w:t>
-      </w:r>
-      <w:r>
-        <w:rPr>
-          <w:b/>
-        </w:rPr>
-        <w:t>subgroup</w:t>
-      </w:r>
-      <w:r>
-        <w:rPr>
-          <w:b w:val="0"/>
-        </w:rPr>
-        <w:t xml:space="preserve"> rates alongside the total? Point to the relevant step in the picture, then write the changed result and the rule or </w:t>
-      </w:r>
-      <w:r>
-        <w:rPr>
-          <w:b/>
-        </w:rPr>
-        <w:t>evidence</w:t>
-      </w:r>
-      <w:r>
-        <w:rPr>
-          <w:b w:val="0"/>
-        </w:rPr>
-        <w:t xml:space="preserve"> that supports it.</w:t>
+        <w:pStyle w:val="ListBullet"/>
+      </w:pPr>
+      <w:r>
+        <w:t>Why should the report retain subgroup rates alongside the total? Point to the relevant step in the picture, then write the changed result and the rule or evidence that supports it.</w:t>
       </w:r>
     </w:p>
     <w:p>
@@ -1809,68 +1721,18 @@
     </w:p>
     <w:p>
       <w:pPr>
-        <w:pStyle w:val="Heading3"/>
-      </w:pPr>
-      <w:r>
-        <w:t>Record the help used</w:t>
-      </w:r>
-    </w:p>
-    <w:p>
-      <w:pPr>
-        <w:spacing w:line="336" w:lineRule="auto" w:after="180"/>
-        <w:shd w:fill="F1F6F8"/>
-      </w:pPr>
-      <w:r>
-        <w:rPr>
-          <w:b w:val="0"/>
-        </w:rPr>
-        <w:t xml:space="preserve">Support used: alone / hint / worked example. This record is practice </w:t>
-      </w:r>
-      <w:r>
-        <w:rPr>
-          <w:b/>
-        </w:rPr>
-        <w:t>evidence</w:t>
-      </w:r>
-      <w:r>
-        <w:rPr>
-          <w:b w:val="0"/>
-        </w:rPr>
-        <w:t>.</w:t>
-      </w:r>
-    </w:p>
-    <w:p>
-      <w:pPr>
-        <w:spacing w:line="336" w:lineRule="auto" w:after="180"/>
-      </w:pPr>
-      <w:r>
-        <w:rPr>
-          <w:b w:val="0"/>
-        </w:rPr>
-        <w:t xml:space="preserve">Project connection: For your Responsible Plant Classifier, save the </w:t>
-      </w:r>
-      <w:r>
-        <w:rPr>
-          <w:b/>
-        </w:rPr>
-        <w:t>input</w:t>
-      </w:r>
-      <w:r>
-        <w:rPr>
-          <w:b w:val="0"/>
-        </w:rPr>
-        <w:t>, procedure, observed result and limitation of this check.</w:t>
-      </w:r>
-    </w:p>
-    <w:p>
-      <w:pPr>
-        <w:spacing w:line="336" w:lineRule="auto" w:after="180"/>
-      </w:pPr>
-      <w:r>
-        <w:rPr>
-          <w:b w:val="0"/>
-        </w:rPr>
-        <w:t>Label this worked example as practice; use a different, previously unreviewed case when checking independent understanding.</w:t>
+        <w:pStyle w:val="ListBullet"/>
+      </w:pPr>
+      <w:r>
+        <w:t>Support used: alone / hint / worked example. This record is practice evidence.</w:t>
+      </w:r>
+    </w:p>
+    <w:p>
+      <w:pPr>
+        <w:pStyle w:val="ListBullet"/>
+      </w:pPr>
+      <w:r>
+        <w:t>Project connection: For your Responsible Plant Classifier, save the input, procedure, observed result and limitation of this check. Label this worked example as practice; use a different, previously unreviewed case when checking independent understanding.</w:t>
       </w:r>
     </w:p>
     <w:p>
@@ -1878,80 +1740,44 @@
         <w:pStyle w:val="Heading1"/>
       </w:pPr>
       <w:r>
-        <w:t>19. Project portfolio milestone</w:t>
-      </w:r>
-    </w:p>
-    <w:p>
-      <w:r>
-        <w:t>Keep this week’s input, deciding step, result and limit together in the Responsible Plant Classifier record.</w:t>
-      </w:r>
-    </w:p>
-    <w:p>
-      <w:pPr>
-        <w:spacing w:line="336" w:lineRule="auto" w:after="180"/>
-      </w:pPr>
-      <w:r>
-        <w:rPr>
-          <w:b w:val="0"/>
-        </w:rPr>
+        <w:t>19. Reference · Project portfolio milestone</w:t>
+      </w:r>
+    </w:p>
+    <w:p>
+      <w:r>
+        <w:t>Keep this task’s complete inputs, stated rule and support record together.</w:t>
+      </w:r>
+    </w:p>
+    <w:p>
+      <w:pPr>
+        <w:pStyle w:val="Heading2"/>
+      </w:pPr>
+      <w:r>
+        <w:t>Task and evidence record</w:t>
+      </w:r>
+    </w:p>
+    <w:p>
+      <w:pPr>
+        <w:pStyle w:val="ListBullet"/>
+      </w:pPr>
+      <w:r>
         <w:t>Project: Responsible Plant Classifier</w:t>
       </w:r>
     </w:p>
     <w:p>
       <w:pPr>
-        <w:spacing w:line="336" w:lineRule="auto" w:after="180"/>
-      </w:pPr>
-      <w:r>
-        <w:rPr>
-          <w:b w:val="0"/>
-        </w:rPr>
-        <w:t xml:space="preserve">Current milestone: Present and defend. Demonstrate the system, explain one failure and justify the next improvement with </w:t>
-      </w:r>
-      <w:r>
-        <w:rPr>
-          <w:b/>
-        </w:rPr>
-        <w:t>evidence</w:t>
-      </w:r>
-      <w:r>
-        <w:rPr>
-          <w:b w:val="0"/>
-        </w:rPr>
-        <w:t>.</w:t>
-      </w:r>
-    </w:p>
-    <w:p>
-      <w:pPr>
-        <w:spacing w:line="336" w:lineRule="auto" w:after="180"/>
-      </w:pPr>
-      <w:r>
-        <w:rPr>
-          <w:b w:val="0"/>
-        </w:rPr>
-        <w:t xml:space="preserve">For your Responsible Plant Classifier, save the </w:t>
-      </w:r>
-      <w:r>
-        <w:rPr>
-          <w:b/>
-        </w:rPr>
-        <w:t>input</w:t>
-      </w:r>
-      <w:r>
-        <w:rPr>
-          <w:b w:val="0"/>
-        </w:rPr>
-        <w:t>, procedure, observed result and limitation of this check.</w:t>
-      </w:r>
-    </w:p>
-    <w:p>
-      <w:pPr>
-        <w:spacing w:line="336" w:lineRule="auto" w:after="180"/>
-      </w:pPr>
-      <w:r>
-        <w:rPr>
-          <w:b w:val="0"/>
-        </w:rPr>
-        <w:t>Label this worked example as practice; use a different, previously unreviewed case when checking independent understanding.</w:t>
+        <w:pStyle w:val="ListBullet"/>
+      </w:pPr>
+      <w:r>
+        <w:t>Current milestone: Present and defend. Demonstrate the system, explain one failure and justify the next improvement with evidence.</w:t>
+      </w:r>
+    </w:p>
+    <w:p>
+      <w:pPr>
+        <w:pStyle w:val="ListBullet"/>
+      </w:pPr>
+      <w:r>
+        <w:t>For your Responsible Plant Classifier, save the input, procedure, observed result and limitation of this check. Label this worked example as practice; use a different, previously unreviewed case when checking independent understanding.</w:t>
       </w:r>
     </w:p>
     <w:tbl>
@@ -2108,12 +1934,528 @@
         <w:pStyle w:val="Heading1"/>
       </w:pPr>
       <w:r>
-        <w:t>20. Supported practice and learning evidence</w:t>
-      </w:r>
-    </w:p>
-    <w:p>
-      <w:r>
-        <w:t>Try the supported questions before comparing with hints and feedback. Record what you repaired and the evidence you retained.</w:t>
+        <w:t>20. Extra practice · Predict, check and repair</w:t>
+      </w:r>
+    </w:p>
+    <w:p>
+      <w:r>
+        <w:t>Keep supported feedback separate from the reserved independent case.</w:t>
+      </w:r>
+    </w:p>
+    <w:p>
+      <w:pPr>
+        <w:pStyle w:val="Heading2"/>
+      </w:pPr>
+      <w:r>
+        <w:t>First supported question and hint</w:t>
+      </w:r>
+    </w:p>
+    <w:p>
+      <w:pPr>
+        <w:pStyle w:val="ListBullet"/>
+      </w:pPr>
+      <w:r>
+        <w:t>Calculate subgroup and pooled error rates without letting the larger group hide a gap.</w:t>
+      </w:r>
+    </w:p>
+    <w:p>
+      <w:pPr>
+        <w:pStyle w:val="Heading3"/>
+      </w:pPr>
+      <w:r>
+        <w:t>Practice 1: explain the deciding evidence</w:t>
+      </w:r>
+    </w:p>
+    <w:p>
+      <w:pPr>
+        <w:pStyle w:val="ListBullet"/>
+      </w:pPr>
+      <w:r>
+        <w:t>Which labelled step matches this detail? Total error=5/25=20%, which hides the 50-percentage-point subgroup difference.</w:t>
+      </w:r>
+    </w:p>
+    <w:p>
+      <w:pPr>
+        <w:pStyle w:val="ListBullet"/>
+      </w:pPr>
+      <w:r>
+        <w:t>1. Pooled rate</w:t>
+      </w:r>
+    </w:p>
+    <w:p>
+      <w:pPr>
+        <w:pStyle w:val="ListBullet"/>
+      </w:pPr>
+      <w:r>
+        <w:t>2. Sun rate</w:t>
+      </w:r>
+    </w:p>
+    <w:p>
+      <w:pPr>
+        <w:pStyle w:val="ListBullet"/>
+      </w:pPr>
+      <w:r>
+        <w:t>3. Shade rate</w:t>
+      </w:r>
+    </w:p>
+    <w:p>
+      <w:pPr>
+        <w:pStyle w:val="Heading3"/>
+      </w:pPr>
+      <w:r>
+        <w:t>My selected conclusion, deciding fact and explanation</w:t>
+      </w:r>
+    </w:p>
+    <w:p>
+      <w:r>
+        <w:t>________________________________________________________________</w:t>
+      </w:r>
+    </w:p>
+    <w:p>
+      <w:r>
+        <w:t>________________________________________________________________</w:t>
+      </w:r>
+    </w:p>
+    <w:p>
+      <w:r>
+        <w:t>________________________________________________________________</w:t>
+      </w:r>
+    </w:p>
+    <w:p>
+      <w:r>
+        <w:t>________________________________________________________________</w:t>
+      </w:r>
+    </w:p>
+    <w:p>
+      <w:r>
+        <w:t>________________________________________________________________</w:t>
+      </w:r>
+    </w:p>
+    <w:p>
+      <w:pPr>
+        <w:pStyle w:val="ListBullet"/>
+      </w:pPr>
+      <w:r>
+        <w:t>Hint if needed: Read the steps in the pictorial case. Match the supplied detail to the stage that performs or records it.</w:t>
+      </w:r>
+    </w:p>
+    <w:p>
+      <w:pPr>
+        <w:pStyle w:val="Heading2"/>
+      </w:pPr>
+      <w:r>
+        <w:t>Check the first explanation · reference / check after trying</w:t>
+      </w:r>
+    </w:p>
+    <w:p>
+      <w:pPr>
+        <w:spacing w:line="336" w:lineRule="auto" w:after="180"/>
+      </w:pPr>
+      <w:r>
+        <w:rPr>
+          <w:b w:val="0"/>
+        </w:rPr>
+        <w:t xml:space="preserve">After your attempt, compare with the supported explanation: Pooled rate Total error=5/25=20%, which hides the 50-percentage-point </w:t>
+      </w:r>
+      <w:r>
+        <w:rPr>
+          <w:b/>
+        </w:rPr>
+        <w:t>subgroup</w:t>
+      </w:r>
+      <w:r>
+        <w:rPr>
+          <w:b w:val="0"/>
+        </w:rPr>
+        <w:t xml:space="preserve"> difference. Read the picture in order.</w:t>
+      </w:r>
+    </w:p>
+    <w:p>
+      <w:pPr>
+        <w:spacing w:line="336" w:lineRule="auto" w:after="180"/>
+      </w:pPr>
+      <w:r>
+        <w:rPr>
+          <w:b w:val="0"/>
+        </w:rPr>
+        <w:t xml:space="preserve">Total error=5/25=20%, which hides the 50-percentage-point </w:t>
+      </w:r>
+      <w:r>
+        <w:rPr>
+          <w:b/>
+        </w:rPr>
+        <w:t>subgroup</w:t>
+      </w:r>
+      <w:r>
+        <w:rPr>
+          <w:b w:val="0"/>
+        </w:rPr>
+        <w:t xml:space="preserve"> difference. The arrows show which recorded </w:t>
+      </w:r>
+      <w:r>
+        <w:rPr>
+          <w:b/>
+        </w:rPr>
+        <w:t>input</w:t>
+      </w:r>
+      <w:r>
+        <w:rPr>
+          <w:b w:val="0"/>
+        </w:rPr>
+        <w:t xml:space="preserve"> or intermediate result each decision uses.</w:t>
+      </w:r>
+    </w:p>
+    <w:p>
+      <w:pPr>
+        <w:spacing w:line="336" w:lineRule="auto" w:after="180"/>
+      </w:pPr>
+      <w:r>
+        <w:rPr>
+          <w:b w:val="0"/>
+        </w:rPr>
+        <w:t>Explain the deciding step aloud before checking the changed case; pointing to the final answer alone does not show how it follows.</w:t>
+      </w:r>
+    </w:p>
+    <w:p>
+      <w:pPr>
+        <w:pStyle w:val="Heading2"/>
+      </w:pPr>
+      <w:r>
+        <w:t>Changed-case question and hint</w:t>
+      </w:r>
+    </w:p>
+    <w:p>
+      <w:pPr>
+        <w:pStyle w:val="Heading3"/>
+      </w:pPr>
+      <w:r>
+        <w:t>Practice 2: explain the deciding evidence</w:t>
+      </w:r>
+    </w:p>
+    <w:p>
+      <w:pPr>
+        <w:pStyle w:val="ListBullet"/>
+      </w:pPr>
+      <w:r>
+        <w:t>Changed-case practice: Shade gains5 new cases with no errors. Which conclusion is supported by the supplied facts?</w:t>
+      </w:r>
+    </w:p>
+    <w:p>
+      <w:pPr>
+        <w:pStyle w:val="ListBullet"/>
+      </w:pPr>
+      <w:r>
+        <w:t>1. We can decide the result without examining the changed input or the procedure.</w:t>
+      </w:r>
+    </w:p>
+    <w:p>
+      <w:pPr>
+        <w:pStyle w:val="ListBullet"/>
+      </w:pPr>
+      <w:r>
+        <w:t>2. Shade error becomes3/10=30%; pooled error becomes5/30≈16.7%.</w:t>
+      </w:r>
+    </w:p>
+    <w:p>
+      <w:pPr>
+        <w:pStyle w:val="ListBullet"/>
+      </w:pPr>
+      <w:r>
+        <w:t>3. This one example guarantees correct results for every future input.</w:t>
+      </w:r>
+    </w:p>
+    <w:p>
+      <w:pPr>
+        <w:pStyle w:val="Heading3"/>
+      </w:pPr>
+      <w:r>
+        <w:t>My selected conclusion, deciding fact and explanation</w:t>
+      </w:r>
+    </w:p>
+    <w:p>
+      <w:r>
+        <w:t>________________________________________________________________</w:t>
+      </w:r>
+    </w:p>
+    <w:p>
+      <w:r>
+        <w:t>________________________________________________________________</w:t>
+      </w:r>
+    </w:p>
+    <w:p>
+      <w:r>
+        <w:t>________________________________________________________________</w:t>
+      </w:r>
+    </w:p>
+    <w:p>
+      <w:r>
+        <w:t>________________________________________________________________</w:t>
+      </w:r>
+    </w:p>
+    <w:p>
+      <w:r>
+        <w:t>________________________________________________________________</w:t>
+      </w:r>
+    </w:p>
+    <w:p>
+      <w:pPr>
+        <w:pStyle w:val="ListBullet"/>
+      </w:pPr>
+      <w:r>
+        <w:t>Hint if needed: Use the changed condition and the deciding step in the pictorial trace. The answer must say what follows from those facts.</w:t>
+      </w:r>
+    </w:p>
+    <w:p>
+      <w:pPr>
+        <w:pStyle w:val="Heading2"/>
+      </w:pPr>
+      <w:r>
+        <w:t>Check the changed explanation · reference / check after trying</w:t>
+      </w:r>
+    </w:p>
+    <w:p>
+      <w:pPr>
+        <w:spacing w:line="336" w:lineRule="auto" w:after="180"/>
+      </w:pPr>
+      <w:r>
+        <w:rPr>
+          <w:b w:val="0"/>
+        </w:rPr>
+        <w:t xml:space="preserve">After your attempt, compare with the supported explanation: Shade error becomes3/10=30%; pooled error becomes5/30≈16.7%. Extra evaluated cases change </w:t>
+      </w:r>
+      <w:r>
+        <w:rPr>
+          <w:b/>
+        </w:rPr>
+        <w:t>denominator</w:t>
+      </w:r>
+      <w:r>
+        <w:rPr>
+          <w:b w:val="0"/>
+        </w:rPr>
+        <w:t>s; existing errors have not disappeared.</w:t>
+      </w:r>
+    </w:p>
+    <w:p>
+      <w:pPr>
+        <w:pStyle w:val="Heading2"/>
+      </w:pPr>
+      <w:r>
+        <w:t>Repair and keep the record</w:t>
+      </w:r>
+    </w:p>
+    <w:p>
+      <w:pPr>
+        <w:spacing w:line="336" w:lineRule="auto" w:after="180"/>
+      </w:pPr>
+      <w:r>
+        <w:rPr>
+          <w:b w:val="0"/>
+        </w:rPr>
+        <w:t xml:space="preserve">Review Improve Generalization (ai-4/30). Goal: Plan one </w:t>
+      </w:r>
+      <w:r>
+        <w:rPr>
+          <w:b/>
+        </w:rPr>
+        <w:t>evidence</w:t>
+      </w:r>
+      <w:r>
+        <w:rPr>
+          <w:b w:val="0"/>
+        </w:rPr>
+        <w:t xml:space="preserve">-led change and test it on source-separated validation cases. Short practice: What fresh </w:t>
+      </w:r>
+      <w:r>
+        <w:rPr>
+          <w:b/>
+        </w:rPr>
+        <w:t>evidence</w:t>
+      </w:r>
+      <w:r>
+        <w:rPr>
+          <w:b w:val="0"/>
+        </w:rPr>
+        <w:t xml:space="preserve"> is needed after adding crossed </w:t>
+      </w:r>
+      <w:r>
+        <w:rPr>
+          <w:b/>
+        </w:rPr>
+        <w:t>training</w:t>
+      </w:r>
+      <w:r>
+        <w:rPr>
+          <w:b w:val="0"/>
+        </w:rPr>
+        <w:t xml:space="preserve"> data? Point to the relevant step in the picture, then write the changed result and the rule or </w:t>
+      </w:r>
+      <w:r>
+        <w:rPr>
+          <w:b/>
+        </w:rPr>
+        <w:t>evidence</w:t>
+      </w:r>
+      <w:r>
+        <w:rPr>
+          <w:b w:val="0"/>
+        </w:rPr>
+        <w:t xml:space="preserve"> that supports it.. Return to this week and explain what you changed.</w:t>
+      </w:r>
+    </w:p>
+    <w:p>
+      <w:pPr>
+        <w:spacing w:line="336" w:lineRule="auto" w:after="180"/>
+      </w:pPr>
+      <w:r>
+        <w:rPr>
+          <w:b w:val="0"/>
+        </w:rPr>
+        <w:t xml:space="preserve">Review Learning Curves (ai-4/28). Goal: Read </w:t>
+      </w:r>
+      <w:r>
+        <w:rPr>
+          <w:b/>
+        </w:rPr>
+        <w:t>training</w:t>
+      </w:r>
+      <w:r>
+        <w:rPr>
+          <w:b w:val="0"/>
+        </w:rPr>
+        <w:t>-size learning curves. Short practice: What comparison is valid if the validation set changes between sizes?</w:t>
+      </w:r>
+    </w:p>
+    <w:p>
+      <w:pPr>
+        <w:spacing w:line="336" w:lineRule="auto" w:after="180"/>
+      </w:pPr>
+      <w:r>
+        <w:rPr>
+          <w:b w:val="0"/>
+        </w:rPr>
+        <w:t xml:space="preserve">Point to the relevant step in the picture, then write the changed result and the rule or </w:t>
+      </w:r>
+      <w:r>
+        <w:rPr>
+          <w:b/>
+        </w:rPr>
+        <w:t>evidence</w:t>
+      </w:r>
+      <w:r>
+        <w:rPr>
+          <w:b w:val="0"/>
+        </w:rPr>
+        <w:t xml:space="preserve"> that supports it.. Return to this week and explain what you changed.</w:t>
+      </w:r>
+    </w:p>
+    <w:p>
+      <w:pPr>
+        <w:spacing w:line="336" w:lineRule="auto" w:after="180"/>
+      </w:pPr>
+      <w:r>
+        <w:rPr>
+          <w:b w:val="0"/>
+        </w:rPr>
+        <w:t>Review Metrics Match Consequences (ai-4/25). Goal: Apply a declared score threshold including equality. Short practice: Which labels determine the false-alarm count at threshold 0.4?</w:t>
+      </w:r>
+    </w:p>
+    <w:p>
+      <w:pPr>
+        <w:spacing w:line="336" w:lineRule="auto" w:after="180"/>
+      </w:pPr>
+      <w:r>
+        <w:rPr>
+          <w:b w:val="0"/>
+        </w:rPr>
+        <w:t xml:space="preserve">Point to the relevant step in the picture, then write the changed result and the rule or </w:t>
+      </w:r>
+      <w:r>
+        <w:rPr>
+          <w:b/>
+        </w:rPr>
+        <w:t>evidence</w:t>
+      </w:r>
+      <w:r>
+        <w:rPr>
+          <w:b w:val="0"/>
+        </w:rPr>
+        <w:t xml:space="preserve"> that supports it.. Return to this week and explain what you changed.</w:t>
+      </w:r>
+    </w:p>
+    <w:p>
+      <w:pPr>
+        <w:spacing w:line="336" w:lineRule="auto" w:after="180"/>
+      </w:pPr>
+      <w:r>
+        <w:rPr>
+          <w:b w:val="0"/>
+        </w:rPr>
+        <w:t xml:space="preserve">Use Download completed work in the hosted lesson to export your answers, reflections, practice feedback and code-run </w:t>
+      </w:r>
+      <w:r>
+        <w:rPr>
+          <w:b/>
+        </w:rPr>
+        <w:t>evidence</w:t>
+      </w:r>
+      <w:r>
+        <w:rPr>
+          <w:b w:val="0"/>
+        </w:rPr>
+        <w:t>. Open the HTML copy to read or print it.</w:t>
+      </w:r>
+    </w:p>
+    <w:p>
+      <w:pPr>
+        <w:spacing w:line="336" w:lineRule="auto" w:after="180"/>
+      </w:pPr>
+      <w:r>
+        <w:rPr>
+          <w:b w:val="0"/>
+        </w:rPr>
+        <w:t>Drafts stay in this browser when storage is available; clear drafts on a shared device.</w:t>
+      </w:r>
+    </w:p>
+    <w:p>
+      <w:pPr>
+        <w:pStyle w:val="Heading3"/>
+      </w:pPr>
+      <w:r>
+        <w:t>What I repaired, the evidence I kept and the next test</w:t>
+      </w:r>
+    </w:p>
+    <w:p>
+      <w:r>
+        <w:t>________________________________________________________________</w:t>
+      </w:r>
+    </w:p>
+    <w:p>
+      <w:r>
+        <w:t>________________________________________________________________</w:t>
+      </w:r>
+    </w:p>
+    <w:p>
+      <w:r>
+        <w:t>________________________________________________________________</w:t>
+      </w:r>
+    </w:p>
+    <w:p>
+      <w:r>
+        <w:t>________________________________________________________________</w:t>
+      </w:r>
+    </w:p>
+    <w:p>
+      <w:r>
+        <w:t>________________________________________________________________</w:t>
+      </w:r>
+    </w:p>
+    <w:p>
+      <w:pPr>
+        <w:pStyle w:val="Heading2"/>
+      </w:pPr>
+      <w:r>
+        <w:t>Earlier wording, alternatives and picture transcripts · reference / check after trying</w:t>
       </w:r>
     </w:p>
     <w:p>
@@ -2129,92 +2471,10 @@
     </w:p>
     <w:p>
       <w:pPr>
-        <w:spacing w:line="336" w:lineRule="auto" w:after="180"/>
-      </w:pPr>
-      <w:r>
-        <w:rPr>
-          <w:b w:val="0"/>
-        </w:rPr>
-        <w:t xml:space="preserve">Calculate </w:t>
-      </w:r>
-      <w:r>
-        <w:rPr>
-          <w:b/>
-        </w:rPr>
-        <w:t>subgroup</w:t>
-      </w:r>
-      <w:r>
-        <w:rPr>
-          <w:b w:val="0"/>
-        </w:rPr>
-        <w:t xml:space="preserve"> and pooled error rates without letting the larger group hide a gap.</w:t>
-      </w:r>
-    </w:p>
-    <w:p>
-      <w:pPr>
         <w:pStyle w:val="Heading3"/>
       </w:pPr>
       <w:r>
-        <w:t>Practice 1: explain the deciding evidence</w:t>
-      </w:r>
-    </w:p>
-    <w:p>
-      <w:pPr>
-        <w:spacing w:line="336" w:lineRule="auto" w:after="180"/>
-      </w:pPr>
-      <w:r>
-        <w:rPr>
-          <w:b w:val="0"/>
-        </w:rPr>
-        <w:t xml:space="preserve">Which labelled step matches this detail? Total error=5/25=20%, which hides the 50-percentage-point </w:t>
-      </w:r>
-      <w:r>
-        <w:rPr>
-          <w:b/>
-        </w:rPr>
-        <w:t>subgroup</w:t>
-      </w:r>
-      <w:r>
-        <w:rPr>
-          <w:b w:val="0"/>
-        </w:rPr>
-        <w:t xml:space="preserve"> difference.</w:t>
-      </w:r>
-    </w:p>
-    <w:p>
-      <w:pPr>
-        <w:spacing w:line="336" w:lineRule="auto" w:after="180"/>
-        <w:shd w:fill="F4F9FC"/>
-      </w:pPr>
-      <w:r>
-        <w:rPr>
-          <w:b w:val="0"/>
-        </w:rPr>
-        <w:t>1. Pooled rate</w:t>
-      </w:r>
-    </w:p>
-    <w:p>
-      <w:pPr>
-        <w:spacing w:line="336" w:lineRule="auto" w:after="180"/>
-        <w:shd w:fill="F4F9FC"/>
-      </w:pPr>
-      <w:r>
-        <w:rPr>
-          <w:b w:val="0"/>
-        </w:rPr>
-        <w:t>2. Sun rate</w:t>
-      </w:r>
-    </w:p>
-    <w:p>
-      <w:pPr>
-        <w:spacing w:line="336" w:lineRule="auto" w:after="180"/>
-        <w:shd w:fill="F4F9FC"/>
-      </w:pPr>
-      <w:r>
-        <w:rPr>
-          <w:b w:val="0"/>
-        </w:rPr>
-        <w:t>3. Shade rate</w:t>
+        <w:t>Repair a missing building block</w:t>
       </w:r>
     </w:p>
     <w:p>
@@ -2222,568 +2482,25 @@
         <w:pStyle w:val="Heading3"/>
       </w:pPr>
       <w:r>
-        <w:t>My selected conclusion, deciding fact and explanation</w:t>
-      </w:r>
-    </w:p>
-    <w:p>
-      <w:r>
-        <w:t>________________________________________________________________</w:t>
-      </w:r>
-    </w:p>
-    <w:p>
-      <w:r>
-        <w:t>________________________________________________________________</w:t>
-      </w:r>
-    </w:p>
-    <w:p>
-      <w:r>
-        <w:t>________________________________________________________________</w:t>
-      </w:r>
-    </w:p>
-    <w:p>
-      <w:r>
-        <w:t>________________________________________________________________</w:t>
-      </w:r>
-    </w:p>
-    <w:p>
-      <w:r>
-        <w:t>________________________________________________________________</w:t>
-      </w:r>
-    </w:p>
-    <w:p>
-      <w:pPr>
-        <w:pStyle w:val="Heading3"/>
-      </w:pPr>
-      <w:r>
-        <w:t>Hint · try first</w:t>
-      </w:r>
-    </w:p>
-    <w:p>
-      <w:pPr>
-        <w:spacing w:line="336" w:lineRule="auto" w:after="180"/>
-        <w:shd w:fill="F1F6F8"/>
-      </w:pPr>
-      <w:r>
-        <w:rPr>
-          <w:b w:val="0"/>
-        </w:rPr>
-        <w:t>Hint if needed: Read the steps in the pictorial case. Match the supplied detail to the stage that performs or records it.</w:t>
-      </w:r>
-    </w:p>
-    <w:p>
-      <w:pPr>
-        <w:pStyle w:val="Heading3"/>
-      </w:pPr>
-      <w:r>
-        <w:t>Feedback · compare after trying</w:t>
-      </w:r>
-    </w:p>
-    <w:p>
-      <w:pPr>
-        <w:spacing w:line="336" w:lineRule="auto" w:after="180"/>
-        <w:shd w:fill="F1F6FC"/>
-      </w:pPr>
-      <w:r>
-        <w:rPr>
-          <w:b w:val="0"/>
-        </w:rPr>
-        <w:t xml:space="preserve">After your attempt, compare with the supported explanation: Pooled rate Total error=5/25=20%, which hides the 50-percentage-point </w:t>
-      </w:r>
-      <w:r>
-        <w:rPr>
-          <w:b/>
-        </w:rPr>
-        <w:t>subgroup</w:t>
-      </w:r>
-      <w:r>
-        <w:rPr>
-          <w:b w:val="0"/>
-        </w:rPr>
-        <w:t xml:space="preserve"> difference. Read the picture in order.</w:t>
-      </w:r>
-    </w:p>
-    <w:p>
-      <w:pPr>
-        <w:spacing w:line="336" w:lineRule="auto" w:after="180"/>
-        <w:shd w:fill="F1F6FC"/>
-      </w:pPr>
-      <w:r>
-        <w:rPr>
-          <w:b w:val="0"/>
-        </w:rPr>
-        <w:t xml:space="preserve">Total error=5/25=20%, which hides the 50-percentage-point </w:t>
-      </w:r>
-      <w:r>
-        <w:rPr>
-          <w:b/>
-        </w:rPr>
-        <w:t>subgroup</w:t>
-      </w:r>
-      <w:r>
-        <w:rPr>
-          <w:b w:val="0"/>
-        </w:rPr>
-        <w:t xml:space="preserve"> difference. The arrows show which recorded </w:t>
-      </w:r>
-      <w:r>
-        <w:rPr>
-          <w:b/>
-        </w:rPr>
-        <w:t>input</w:t>
-      </w:r>
-      <w:r>
-        <w:rPr>
-          <w:b w:val="0"/>
-        </w:rPr>
-        <w:t xml:space="preserve"> or intermediate result each decision uses.</w:t>
-      </w:r>
-    </w:p>
-    <w:p>
-      <w:pPr>
-        <w:spacing w:line="336" w:lineRule="auto" w:after="180"/>
-        <w:shd w:fill="F1F6FC"/>
-      </w:pPr>
-      <w:r>
-        <w:rPr>
-          <w:b w:val="0"/>
-        </w:rPr>
-        <w:t>Explain the deciding step aloud before checking the changed case; pointing to the final answer alone does not show how it follows.</w:t>
-      </w:r>
-    </w:p>
-    <w:p>
-      <w:pPr>
-        <w:pStyle w:val="Heading3"/>
-      </w:pPr>
-      <w:r>
-        <w:t>Practice 2: explain the deciding evidence</w:t>
-      </w:r>
-    </w:p>
-    <w:p>
-      <w:pPr>
-        <w:pStyle w:val="Heading3"/>
-      </w:pPr>
-      <w:r>
-        <w:t>Changed case · predict first</w:t>
-      </w:r>
-    </w:p>
-    <w:p>
-      <w:pPr>
-        <w:spacing w:line="336" w:lineRule="auto" w:after="180"/>
-        <w:shd w:fill="F5F1FB"/>
-      </w:pPr>
-      <w:r>
-        <w:rPr>
-          <w:b w:val="0"/>
-        </w:rPr>
-        <w:t>Changed-case practice: Shade gains5 new cases with no errors. Which conclusion is supported by the supplied facts?</w:t>
-      </w:r>
-    </w:p>
-    <w:p>
-      <w:pPr>
-        <w:spacing w:line="336" w:lineRule="auto" w:after="180"/>
-        <w:shd w:fill="F4F9FC"/>
-      </w:pPr>
-      <w:r>
-        <w:rPr>
-          <w:b w:val="0"/>
-        </w:rPr>
-        <w:t xml:space="preserve">1. We can decide the result without examining the changed </w:t>
-      </w:r>
-      <w:r>
-        <w:rPr>
-          <w:b/>
-        </w:rPr>
-        <w:t>input</w:t>
-      </w:r>
-      <w:r>
-        <w:rPr>
-          <w:b w:val="0"/>
-        </w:rPr>
-        <w:t xml:space="preserve"> or the procedure.</w:t>
-      </w:r>
-    </w:p>
-    <w:p>
-      <w:pPr>
-        <w:spacing w:line="336" w:lineRule="auto" w:after="180"/>
-        <w:shd w:fill="F4F9FC"/>
-      </w:pPr>
-      <w:r>
-        <w:rPr>
-          <w:b w:val="0"/>
-        </w:rPr>
-        <w:t>2. Shade error becomes3/10=30%; pooled error becomes5/30≈16.7%.</w:t>
-      </w:r>
-    </w:p>
-    <w:p>
-      <w:pPr>
-        <w:spacing w:line="336" w:lineRule="auto" w:after="180"/>
-        <w:shd w:fill="F4F9FC"/>
-      </w:pPr>
-      <w:r>
-        <w:rPr>
-          <w:b w:val="0"/>
-        </w:rPr>
-        <w:t xml:space="preserve">3. This one example guarantees correct results for every future </w:t>
-      </w:r>
-      <w:r>
-        <w:rPr>
-          <w:b/>
-        </w:rPr>
-        <w:t>input</w:t>
-      </w:r>
-      <w:r>
-        <w:rPr>
-          <w:b w:val="0"/>
-        </w:rPr>
-        <w:t>.</w:t>
-      </w:r>
-    </w:p>
-    <w:p>
-      <w:pPr>
-        <w:pStyle w:val="Heading3"/>
-      </w:pPr>
-      <w:r>
-        <w:t>My selected conclusion, deciding fact and explanation</w:t>
-      </w:r>
-    </w:p>
-    <w:p>
-      <w:r>
-        <w:t>________________________________________________________________</w:t>
-      </w:r>
-    </w:p>
-    <w:p>
-      <w:r>
-        <w:t>________________________________________________________________</w:t>
-      </w:r>
-    </w:p>
-    <w:p>
-      <w:r>
-        <w:t>________________________________________________________________</w:t>
-      </w:r>
-    </w:p>
-    <w:p>
-      <w:r>
-        <w:t>________________________________________________________________</w:t>
-      </w:r>
-    </w:p>
-    <w:p>
-      <w:r>
-        <w:t>________________________________________________________________</w:t>
-      </w:r>
-    </w:p>
-    <w:p>
-      <w:pPr>
-        <w:pStyle w:val="Heading3"/>
-      </w:pPr>
-      <w:r>
-        <w:t>Hint · try first</w:t>
-      </w:r>
-    </w:p>
-    <w:p>
-      <w:pPr>
-        <w:spacing w:line="336" w:lineRule="auto" w:after="180"/>
-        <w:shd w:fill="F1F6F8"/>
-      </w:pPr>
-      <w:r>
-        <w:rPr>
-          <w:b w:val="0"/>
-        </w:rPr>
-        <w:t>Hint if needed: Use the changed condition and the deciding step in the pictorial trace. The answer must say what follows from those facts.</w:t>
-      </w:r>
-    </w:p>
-    <w:p>
-      <w:pPr>
-        <w:pStyle w:val="Heading3"/>
-      </w:pPr>
-      <w:r>
-        <w:t>Feedback · compare after trying</w:t>
-      </w:r>
-    </w:p>
-    <w:p>
-      <w:pPr>
-        <w:spacing w:line="336" w:lineRule="auto" w:after="180"/>
-        <w:shd w:fill="F1F6FC"/>
-      </w:pPr>
-      <w:r>
-        <w:rPr>
-          <w:b w:val="0"/>
-        </w:rPr>
-        <w:t xml:space="preserve">After your attempt, compare with the supported explanation: Shade error becomes3/10=30%; pooled error becomes5/30≈16.7%. Extra evaluated cases change </w:t>
-      </w:r>
-      <w:r>
-        <w:rPr>
-          <w:b/>
-        </w:rPr>
-        <w:t>denominator</w:t>
-      </w:r>
-      <w:r>
-        <w:rPr>
-          <w:b w:val="0"/>
-        </w:rPr>
-        <w:t>s; existing errors have not disappeared.</w:t>
-      </w:r>
-    </w:p>
-    <w:p>
-      <w:pPr>
-        <w:pStyle w:val="Heading3"/>
-      </w:pPr>
-      <w:r>
-        <w:t>Repair a missing building block</w:t>
-      </w:r>
-    </w:p>
-    <w:p>
-      <w:pPr>
-        <w:spacing w:line="336" w:lineRule="auto" w:after="180"/>
-      </w:pPr>
-      <w:r>
-        <w:rPr>
-          <w:b w:val="0"/>
-        </w:rPr>
-        <w:t xml:space="preserve">Review Improve Generalization (ai-4/30). Goal: Compare </w:t>
-      </w:r>
-      <w:r>
-        <w:rPr>
-          <w:b/>
-        </w:rPr>
-        <w:t>training</w:t>
-      </w:r>
-      <w:r>
-        <w:rPr>
-          <w:b w:val="0"/>
-        </w:rPr>
-        <w:t xml:space="preserve"> and validation </w:t>
-      </w:r>
-      <w:r>
-        <w:rPr>
-          <w:b/>
-        </w:rPr>
-        <w:t>evidence</w:t>
-      </w:r>
-      <w:r>
-        <w:rPr>
-          <w:b w:val="0"/>
-        </w:rPr>
-        <w:t xml:space="preserve"> for model capacity. Short practice: What fresh </w:t>
-      </w:r>
-      <w:r>
-        <w:rPr>
-          <w:b/>
-        </w:rPr>
-        <w:t>evidence</w:t>
-      </w:r>
-      <w:r>
-        <w:rPr>
-          <w:b w:val="0"/>
-        </w:rPr>
-        <w:t xml:space="preserve"> is needed after adding crossed </w:t>
-      </w:r>
-      <w:r>
-        <w:rPr>
-          <w:b/>
-        </w:rPr>
-        <w:t>training</w:t>
-      </w:r>
-      <w:r>
-        <w:rPr>
-          <w:b w:val="0"/>
-        </w:rPr>
-        <w:t xml:space="preserve"> data?</w:t>
-      </w:r>
-    </w:p>
-    <w:p>
-      <w:pPr>
-        <w:spacing w:line="336" w:lineRule="auto" w:after="180"/>
-      </w:pPr>
-      <w:r>
-        <w:rPr>
-          <w:b w:val="0"/>
-        </w:rPr>
-        <w:t xml:space="preserve">Point to the relevant step in the picture, then write the changed result and the rule or </w:t>
-      </w:r>
-      <w:r>
-        <w:rPr>
-          <w:b/>
-        </w:rPr>
-        <w:t>evidence</w:t>
-      </w:r>
-      <w:r>
-        <w:rPr>
-          <w:b w:val="0"/>
-        </w:rPr>
-        <w:t xml:space="preserve"> that supports it.. Return to this week and explain what you changed.</w:t>
-      </w:r>
-    </w:p>
-    <w:p>
-      <w:pPr>
-        <w:spacing w:line="336" w:lineRule="auto" w:after="180"/>
-      </w:pPr>
-      <w:r>
-        <w:rPr>
-          <w:b w:val="0"/>
-        </w:rPr>
-        <w:t xml:space="preserve">Review Learning Curves (ai-4/28). Goal: Read </w:t>
-      </w:r>
-      <w:r>
-        <w:rPr>
-          <w:b/>
-        </w:rPr>
-        <w:t>training</w:t>
-      </w:r>
-      <w:r>
-        <w:rPr>
-          <w:b w:val="0"/>
-        </w:rPr>
-        <w:t>-size learning curves. Short practice: What comparison is valid if the validation set changes between sizes?</w:t>
-      </w:r>
-    </w:p>
-    <w:p>
-      <w:pPr>
-        <w:spacing w:line="336" w:lineRule="auto" w:after="180"/>
-      </w:pPr>
-      <w:r>
-        <w:rPr>
-          <w:b w:val="0"/>
-        </w:rPr>
-        <w:t xml:space="preserve">Point to the relevant step in the picture, then write the changed result and the rule or </w:t>
-      </w:r>
-      <w:r>
-        <w:rPr>
-          <w:b/>
-        </w:rPr>
-        <w:t>evidence</w:t>
-      </w:r>
-      <w:r>
-        <w:rPr>
-          <w:b w:val="0"/>
-        </w:rPr>
-        <w:t xml:space="preserve"> that supports it.. Return to this week and explain what you changed.</w:t>
-      </w:r>
-    </w:p>
-    <w:p>
-      <w:pPr>
-        <w:spacing w:line="336" w:lineRule="auto" w:after="180"/>
-      </w:pPr>
-      <w:r>
-        <w:rPr>
-          <w:b w:val="0"/>
-        </w:rPr>
-        <w:t>Review Metrics Match Consequences (ai-4/25). Goal: Apply a declared score threshold including equality. Short practice: Which labels determine the false-alarm count at threshold 0.4?</w:t>
-      </w:r>
-    </w:p>
-    <w:p>
-      <w:pPr>
-        <w:spacing w:line="336" w:lineRule="auto" w:after="180"/>
-      </w:pPr>
-      <w:r>
-        <w:rPr>
-          <w:b w:val="0"/>
-        </w:rPr>
-        <w:t xml:space="preserve">Point to the relevant step in the picture, then write the changed result and the rule or </w:t>
-      </w:r>
-      <w:r>
-        <w:rPr>
-          <w:b/>
-        </w:rPr>
-        <w:t>evidence</w:t>
-      </w:r>
-      <w:r>
-        <w:rPr>
-          <w:b w:val="0"/>
-        </w:rPr>
-        <w:t xml:space="preserve"> that supports it.. Return to this week and explain what you changed.</w:t>
-      </w:r>
-    </w:p>
-    <w:p>
-      <w:pPr>
-        <w:pStyle w:val="Heading3"/>
-      </w:pPr>
-      <w:r>
         <w:t>Keep your completed work</w:t>
       </w:r>
     </w:p>
     <w:p>
       <w:pPr>
-        <w:spacing w:line="336" w:lineRule="auto" w:after="180"/>
-      </w:pPr>
-      <w:r>
-        <w:rPr>
-          <w:b w:val="0"/>
-        </w:rPr>
-        <w:t xml:space="preserve">Use Download completed work in the hosted lesson to export your answers, reflections, practice feedback and code-run </w:t>
-      </w:r>
-      <w:r>
-        <w:rPr>
-          <w:b/>
-        </w:rPr>
-        <w:t>evidence</w:t>
-      </w:r>
-      <w:r>
-        <w:rPr>
-          <w:b w:val="0"/>
-        </w:rPr>
-        <w:t>. Open the HTML copy to read or print it.</w:t>
-      </w:r>
-    </w:p>
-    <w:p>
-      <w:pPr>
-        <w:spacing w:line="336" w:lineRule="auto" w:after="180"/>
-      </w:pPr>
-      <w:r>
-        <w:rPr>
-          <w:b w:val="0"/>
-        </w:rPr>
-        <w:t>Drafts stay in this browser when storage is available; clear drafts on a shared device.</w:t>
-      </w:r>
-    </w:p>
-    <w:p>
-      <w:pPr>
-        <w:pStyle w:val="Heading3"/>
-      </w:pPr>
-      <w:r>
-        <w:t>What I repaired, the evidence I kept and the next test</w:t>
-      </w:r>
-    </w:p>
-    <w:p>
-      <w:r>
-        <w:t>________________________________________________________________</w:t>
-      </w:r>
-    </w:p>
-    <w:p>
-      <w:r>
-        <w:t>________________________________________________________________</w:t>
-      </w:r>
-    </w:p>
-    <w:p>
-      <w:r>
-        <w:t>________________________________________________________________</w:t>
-      </w:r>
-    </w:p>
-    <w:p>
-      <w:r>
-        <w:t>________________________________________________________________</w:t>
-      </w:r>
-    </w:p>
-    <w:p>
-      <w:r>
-        <w:t>________________________________________________________________</w:t>
-      </w:r>
-    </w:p>
-    <w:p>
-      <w:pPr>
         <w:pStyle w:val="Heading1"/>
       </w:pPr>
       <w:r>
-        <w:t>21. Visual concept journey</w:t>
-      </w:r>
-    </w:p>
-    <w:p>
-      <w:r>
-        <w:t>Explain each Subgroup Performance picture from its labels, then record a relevant limit.</w:t>
-      </w:r>
-    </w:p>
-    <w:p>
-      <w:pPr>
-        <w:pStyle w:val="Heading3"/>
+        <w:t>21. Reference · Six-picture response sheets</w:t>
+      </w:r>
+    </w:p>
+    <w:p>
+      <w:r>
+        <w:t>Choose the relevant picture instead of repeating every task.</w:t>
+      </w:r>
+    </w:p>
+    <w:p>
+      <w:pPr>
+        <w:pStyle w:val="Heading2"/>
       </w:pPr>
       <w:r>
         <w:t>01. Subgroup Performance: the case</w:t>
@@ -2874,7 +2591,6 @@
     <w:p>
       <w:pPr>
         <w:spacing w:line="336" w:lineRule="auto" w:after="180"/>
-        <w:shd w:fill="F5F1FB"/>
       </w:pPr>
       <w:r>
         <w:rPr>
@@ -2913,7 +2629,7 @@
     </w:p>
     <w:p>
       <w:pPr>
-        <w:pStyle w:val="Heading3"/>
+        <w:pStyle w:val="Heading2"/>
       </w:pPr>
       <w:r>
         <w:t>02. Follow the deciding steps</w:t>
@@ -2993,7 +2709,6 @@
     <w:p>
       <w:pPr>
         <w:spacing w:line="336" w:lineRule="auto" w:after="180"/>
-        <w:shd w:fill="F5F1FB"/>
       </w:pPr>
       <w:r>
         <w:rPr>
@@ -3044,7 +2759,7 @@
     </w:p>
     <w:p>
       <w:pPr>
-        <w:pStyle w:val="Heading3"/>
+        <w:pStyle w:val="Heading2"/>
       </w:pPr>
       <w:r>
         <w:t>03. Subgroup error rates</w:t>
@@ -3106,7 +2821,6 @@
     <w:p>
       <w:pPr>
         <w:spacing w:line="336" w:lineRule="auto" w:after="180"/>
-        <w:shd w:fill="F5F1FB"/>
       </w:pPr>
       <w:r>
         <w:rPr>
@@ -3145,7 +2859,7 @@
     </w:p>
     <w:p>
       <w:pPr>
-        <w:pStyle w:val="Heading3"/>
+        <w:pStyle w:val="Heading2"/>
       </w:pPr>
       <w:r>
         <w:t>04. Change one thing. Trace what follows.</w:t>
@@ -3236,7 +2950,6 @@
     <w:p>
       <w:pPr>
         <w:spacing w:line="336" w:lineRule="auto" w:after="180"/>
-        <w:shd w:fill="F5F1FB"/>
       </w:pPr>
       <w:r>
         <w:rPr>
@@ -3275,7 +2988,7 @@
     </w:p>
     <w:p>
       <w:pPr>
-        <w:pStyle w:val="Heading3"/>
+        <w:pStyle w:val="Heading2"/>
       </w:pPr>
       <w:r>
         <w:t>05. Connect the explanation to its limit</w:t>
@@ -3389,7 +3102,6 @@
     <w:p>
       <w:pPr>
         <w:spacing w:line="336" w:lineRule="auto" w:after="180"/>
-        <w:shd w:fill="F5F1FB"/>
       </w:pPr>
       <w:r>
         <w:rPr>
@@ -3428,7 +3140,7 @@
     </w:p>
     <w:p>
       <w:pPr>
-        <w:pStyle w:val="Heading3"/>
+        <w:pStyle w:val="Heading2"/>
       </w:pPr>
       <w:r>
         <w:t>06. Make the idea visible in your project</w:t>
@@ -3554,7 +3266,6 @@
     <w:p>
       <w:pPr>
         <w:spacing w:line="336" w:lineRule="auto" w:after="180"/>
-        <w:shd w:fill="F5F1FB"/>
       </w:pPr>
       <w:r>
         <w:rPr>
@@ -3601,6 +3312,62 @@
     <w:p>
       <w:r>
         <w:t>________________________________________________________________</w:t>
+      </w:r>
+    </w:p>
+    <w:p>
+      <w:pPr>
+        <w:pStyle w:val="Heading2"/>
+      </w:pPr>
+      <w:r>
+        <w:t>Earlier wording, alternatives and picture transcripts · reference / check after trying</w:t>
+      </w:r>
+    </w:p>
+    <w:p>
+      <w:pPr>
+        <w:pStyle w:val="Heading3"/>
+      </w:pPr>
+      <w:r>
+        <w:t>01. Subgroup Performance: the case</w:t>
+      </w:r>
+    </w:p>
+    <w:p>
+      <w:pPr>
+        <w:pStyle w:val="Heading3"/>
+      </w:pPr>
+      <w:r>
+        <w:t>02. Follow the deciding steps</w:t>
+      </w:r>
+    </w:p>
+    <w:p>
+      <w:pPr>
+        <w:pStyle w:val="Heading3"/>
+      </w:pPr>
+      <w:r>
+        <w:t>03. Subgroup error rates</w:t>
+      </w:r>
+    </w:p>
+    <w:p>
+      <w:pPr>
+        <w:pStyle w:val="Heading3"/>
+      </w:pPr>
+      <w:r>
+        <w:t>04. Change one thing. Trace what follows.</w:t>
+      </w:r>
+    </w:p>
+    <w:p>
+      <w:pPr>
+        <w:pStyle w:val="Heading3"/>
+      </w:pPr>
+      <w:r>
+        <w:t>05. Connect the explanation to its limit</w:t>
+      </w:r>
+    </w:p>
+    <w:p>
+      <w:pPr>
+        <w:pStyle w:val="Heading3"/>
+      </w:pPr>
+      <w:r>
+        <w:t>06. Make the idea visible in your project</w:t>
       </w:r>
     </w:p>
     <w:sectPr>
